--- a/LAB06/Bai_5_Quan_ly_ho_so_benh_an.docx
+++ b/LAB06/Bai_5_Quan_ly_ho_so_benh_an.docx
@@ -180,7 +180,67 @@
           <w:szCs w:val="24"/>
           <w:lang w:val="vi-VN"/>
         </w:rPr>
-        <w:t xml:space="preserve">Họ và tên: ……………………………………… MSSV: ………………… Lớp: …………………… Nhóm TH: …………… Ngày: …… / …… / ……… </w:t>
+        <w:t>Họ và tên: …</w:t>
+      </w:r>
+      <w:r>
+        <w:rPr>
+          <w:rFonts w:ascii="Times New Roman" w:eastAsia="Times New Roman" w:hAnsi="Times New Roman" w:cs="Times New Roman"/>
+          <w:color w:val="000000"/>
+          <w:sz w:val="24"/>
+          <w:szCs w:val="24"/>
+          <w:lang w:val="vi-VN"/>
+        </w:rPr>
+        <w:t>Bùi Ngô Quang Lý</w:t>
+      </w:r>
+      <w:r>
+        <w:rPr>
+          <w:rFonts w:ascii="Times New Roman" w:eastAsia="Times New Roman" w:hAnsi="Times New Roman" w:cs="Times New Roman"/>
+          <w:color w:val="000000"/>
+          <w:sz w:val="24"/>
+          <w:szCs w:val="24"/>
+          <w:lang w:val="vi-VN"/>
+        </w:rPr>
+        <w:t>…… MSSV: …</w:t>
+      </w:r>
+      <w:r>
+        <w:rPr>
+          <w:rFonts w:ascii="Times New Roman" w:eastAsia="Times New Roman" w:hAnsi="Times New Roman" w:cs="Times New Roman"/>
+          <w:color w:val="000000"/>
+          <w:sz w:val="24"/>
+          <w:szCs w:val="24"/>
+          <w:lang w:val="vi-VN"/>
+        </w:rPr>
+        <w:t>1250080112</w:t>
+      </w:r>
+      <w:r>
+        <w:rPr>
+          <w:rFonts w:ascii="Times New Roman" w:eastAsia="Times New Roman" w:hAnsi="Times New Roman" w:cs="Times New Roman"/>
+          <w:color w:val="000000"/>
+          <w:sz w:val="24"/>
+          <w:szCs w:val="24"/>
+          <w:lang w:val="vi-VN"/>
+        </w:rPr>
+        <w:t xml:space="preserve">…… Lớp: </w:t>
+      </w:r>
+      <w:r>
+        <w:rPr>
+          <w:rFonts w:ascii="Times New Roman" w:eastAsia="Times New Roman" w:hAnsi="Times New Roman" w:cs="Times New Roman"/>
+          <w:color w:val="000000"/>
+          <w:sz w:val="24"/>
+          <w:szCs w:val="24"/>
+          <w:lang w:val="vi-VN"/>
+        </w:rPr>
+        <w:t>12_ĐH_CNPM2</w:t>
+      </w:r>
+      <w:r>
+        <w:rPr>
+          <w:rFonts w:ascii="Times New Roman" w:eastAsia="Times New Roman" w:hAnsi="Times New Roman" w:cs="Times New Roman"/>
+          <w:color w:val="000000"/>
+          <w:sz w:val="24"/>
+          <w:szCs w:val="24"/>
+          <w:lang w:val="vi-VN"/>
+        </w:rPr>
+        <w:t xml:space="preserve">……… Nhóm TH: …………… Ngày: …… / …… / ……… </w:t>
       </w:r>
     </w:p>
     <w:p>
@@ -6818,6 +6878,7 @@
           <w:color w:val="000000"/>
           <w:sz w:val="24"/>
           <w:szCs w:val="24"/>
+          <w:lang w:val="vi-VN"/>
         </w:rPr>
         <w:t>UC06</w:t>
       </w:r>
@@ -8743,6 +8804,7 @@
       <w:r>
         <w:rPr>
           <w:rFonts w:ascii="Times New Roman" w:eastAsia="Times New Roman" w:hAnsi="Times New Roman" w:cs="Times New Roman"/>
+          <w:noProof/>
           <w:color w:val="000000"/>
           <w:sz w:val="24"/>
           <w:szCs w:val="24"/>
@@ -8917,6 +8979,7 @@
           <w:rFonts w:ascii="Times New Roman" w:eastAsiaTheme="minorEastAsia" w:hAnsi="Times New Roman" w:cs="Times New Roman"/>
           <w:b/>
           <w:bCs/>
+          <w:noProof/>
           <w:color w:val="000000"/>
           <w:sz w:val="24"/>
           <w:szCs w:val="24"/>
@@ -10959,6 +11022,4891 @@
         <w:t>. THIẾT KẾ FORM</w:t>
       </w:r>
     </w:p>
+    <w:p>
+      <w:pPr>
+        <w:widowControl w:val="0"/>
+        <w:pBdr>
+          <w:top w:val="nil"/>
+          <w:left w:val="nil"/>
+          <w:bottom w:val="nil"/>
+          <w:right w:val="nil"/>
+          <w:between w:val="nil"/>
+        </w:pBdr>
+        <w:spacing w:before="185" w:line="285" w:lineRule="auto"/>
+        <w:ind w:left="517" w:hanging="503"/>
+        <w:rPr>
+          <w:rFonts w:ascii="Times New Roman" w:eastAsiaTheme="minorEastAsia" w:hAnsi="Times New Roman" w:cs="Times New Roman"/>
+          <w:b/>
+          <w:bCs/>
+          <w:color w:val="000000"/>
+          <w:sz w:val="24"/>
+          <w:szCs w:val="24"/>
+          <w:lang w:val="vi-VN"/>
+        </w:rPr>
+      </w:pPr>
+      <w:r>
+        <w:rPr>
+          <w:rFonts w:ascii="Times New Roman" w:eastAsiaTheme="minorEastAsia" w:hAnsi="Times New Roman" w:cs="Times New Roman"/>
+          <w:b/>
+          <w:bCs/>
+          <w:color w:val="000000"/>
+          <w:sz w:val="24"/>
+          <w:szCs w:val="24"/>
+          <w:lang w:val="vi-VN"/>
+        </w:rPr>
+        <w:t>1. FrmMain</w:t>
+      </w:r>
+    </w:p>
+    <w:p>
+      <w:pPr>
+        <w:widowControl w:val="0"/>
+        <w:pBdr>
+          <w:top w:val="nil"/>
+          <w:left w:val="nil"/>
+          <w:bottom w:val="nil"/>
+          <w:right w:val="nil"/>
+          <w:between w:val="nil"/>
+        </w:pBdr>
+        <w:spacing w:before="185" w:line="285" w:lineRule="auto"/>
+        <w:ind w:left="517" w:hanging="503"/>
+        <w:rPr>
+          <w:rFonts w:ascii="Times New Roman" w:eastAsiaTheme="minorEastAsia" w:hAnsi="Times New Roman" w:cs="Times New Roman"/>
+          <w:b/>
+          <w:bCs/>
+          <w:color w:val="000000"/>
+          <w:sz w:val="24"/>
+          <w:szCs w:val="24"/>
+          <w:lang w:val="vi-VN"/>
+        </w:rPr>
+      </w:pPr>
+      <w:r>
+        <w:rPr>
+          <w:rFonts w:ascii="Times New Roman" w:eastAsiaTheme="minorEastAsia" w:hAnsi="Times New Roman" w:cs="Times New Roman"/>
+          <w:b/>
+          <w:bCs/>
+          <w:color w:val="000000"/>
+          <w:sz w:val="24"/>
+          <w:szCs w:val="24"/>
+          <w:lang w:val="vi-VN"/>
+        </w:rPr>
+        <w:lastRenderedPageBreak/>
+        <w:drawing>
+          <wp:inline distT="0" distB="0" distL="0" distR="0" wp14:anchorId="1FEDCDE7" wp14:editId="4BB71216">
+            <wp:extent cx="5977890" cy="3012440"/>
+            <wp:effectExtent l="0" t="0" r="3810" b="0"/>
+            <wp:docPr id="2018770896" name="Picture 1"/>
+            <wp:cNvGraphicFramePr>
+              <a:graphicFrameLocks xmlns:a="http://schemas.openxmlformats.org/drawingml/2006/main" noChangeAspect="1"/>
+            </wp:cNvGraphicFramePr>
+            <a:graphic xmlns:a="http://schemas.openxmlformats.org/drawingml/2006/main">
+              <a:graphicData uri="http://schemas.openxmlformats.org/drawingml/2006/picture">
+                <pic:pic xmlns:pic="http://schemas.openxmlformats.org/drawingml/2006/picture">
+                  <pic:nvPicPr>
+                    <pic:cNvPr id="2018770896" name=""/>
+                    <pic:cNvPicPr/>
+                  </pic:nvPicPr>
+                  <pic:blipFill>
+                    <a:blip r:embed="rId11"/>
+                    <a:stretch>
+                      <a:fillRect/>
+                    </a:stretch>
+                  </pic:blipFill>
+                  <pic:spPr>
+                    <a:xfrm>
+                      <a:off x="0" y="0"/>
+                      <a:ext cx="5977890" cy="3012440"/>
+                    </a:xfrm>
+                    <a:prstGeom prst="rect">
+                      <a:avLst/>
+                    </a:prstGeom>
+                  </pic:spPr>
+                </pic:pic>
+              </a:graphicData>
+            </a:graphic>
+          </wp:inline>
+        </w:drawing>
+      </w:r>
+    </w:p>
+    <w:tbl>
+      <w:tblPr>
+        <w:tblStyle w:val="TableGrid"/>
+        <w:tblW w:w="0" w:type="auto"/>
+        <w:tblLook w:val="04A0" w:firstRow="1" w:lastRow="0" w:firstColumn="1" w:lastColumn="0" w:noHBand="0" w:noVBand="1"/>
+      </w:tblPr>
+      <w:tblGrid>
+        <w:gridCol w:w="1817"/>
+        <w:gridCol w:w="7587"/>
+      </w:tblGrid>
+      <w:tr>
+        <w:tc>
+          <w:tcPr>
+            <w:tcW w:w="0" w:type="auto"/>
+            <w:hideMark/>
+          </w:tcPr>
+          <w:p>
+            <w:pPr>
+              <w:widowControl w:val="0"/>
+              <w:pBdr>
+                <w:top w:val="nil"/>
+                <w:left w:val="nil"/>
+                <w:bottom w:val="nil"/>
+                <w:right w:val="nil"/>
+                <w:between w:val="nil"/>
+              </w:pBdr>
+              <w:spacing w:before="185" w:line="285" w:lineRule="auto"/>
+              <w:ind w:left="517" w:hanging="503"/>
+              <w:rPr>
+                <w:rFonts w:ascii="Times New Roman" w:eastAsiaTheme="minorEastAsia" w:hAnsi="Times New Roman" w:cs="Times New Roman"/>
+                <w:b/>
+                <w:bCs/>
+                <w:color w:val="000000"/>
+                <w:sz w:val="24"/>
+                <w:szCs w:val="24"/>
+              </w:rPr>
+            </w:pPr>
+            <w:r>
+              <w:rPr>
+                <w:rFonts w:ascii="Times New Roman" w:eastAsiaTheme="minorEastAsia" w:hAnsi="Times New Roman" w:cs="Times New Roman"/>
+                <w:b/>
+                <w:bCs/>
+                <w:color w:val="000000"/>
+                <w:sz w:val="24"/>
+                <w:szCs w:val="24"/>
+              </w:rPr>
+              <w:t>Thuộc tính</w:t>
+            </w:r>
+          </w:p>
+        </w:tc>
+        <w:tc>
+          <w:tcPr>
+            <w:tcW w:w="0" w:type="auto"/>
+            <w:hideMark/>
+          </w:tcPr>
+          <w:p>
+            <w:pPr>
+              <w:widowControl w:val="0"/>
+              <w:pBdr>
+                <w:top w:val="nil"/>
+                <w:left w:val="nil"/>
+                <w:bottom w:val="nil"/>
+                <w:right w:val="nil"/>
+                <w:between w:val="nil"/>
+              </w:pBdr>
+              <w:spacing w:before="185" w:line="285" w:lineRule="auto"/>
+              <w:ind w:left="517" w:hanging="503"/>
+              <w:rPr>
+                <w:rFonts w:ascii="Times New Roman" w:eastAsiaTheme="minorEastAsia" w:hAnsi="Times New Roman" w:cs="Times New Roman"/>
+                <w:b/>
+                <w:bCs/>
+                <w:color w:val="000000"/>
+                <w:sz w:val="24"/>
+                <w:szCs w:val="24"/>
+              </w:rPr>
+            </w:pPr>
+            <w:r>
+              <w:rPr>
+                <w:rFonts w:ascii="Times New Roman" w:eastAsiaTheme="minorEastAsia" w:hAnsi="Times New Roman" w:cs="Times New Roman"/>
+                <w:b/>
+                <w:bCs/>
+                <w:color w:val="000000"/>
+                <w:sz w:val="24"/>
+                <w:szCs w:val="24"/>
+              </w:rPr>
+              <w:t>Thiết kế</w:t>
+            </w:r>
+          </w:p>
+        </w:tc>
+      </w:tr>
+      <w:tr>
+        <w:tc>
+          <w:tcPr>
+            <w:tcW w:w="0" w:type="auto"/>
+            <w:hideMark/>
+          </w:tcPr>
+          <w:p>
+            <w:pPr>
+              <w:widowControl w:val="0"/>
+              <w:pBdr>
+                <w:top w:val="nil"/>
+                <w:left w:val="nil"/>
+                <w:bottom w:val="nil"/>
+                <w:right w:val="nil"/>
+                <w:between w:val="nil"/>
+              </w:pBdr>
+              <w:spacing w:before="185" w:line="285" w:lineRule="auto"/>
+              <w:ind w:firstLine="14"/>
+              <w:rPr>
+                <w:rFonts w:ascii="Times New Roman" w:eastAsiaTheme="minorEastAsia" w:hAnsi="Times New Roman" w:cs="Times New Roman"/>
+                <w:color w:val="000000"/>
+                <w:sz w:val="24"/>
+                <w:szCs w:val="24"/>
+              </w:rPr>
+            </w:pPr>
+            <w:r>
+              <w:rPr>
+                <w:rFonts w:ascii="Times New Roman" w:eastAsiaTheme="minorEastAsia" w:hAnsi="Times New Roman" w:cs="Times New Roman"/>
+                <w:color w:val="000000"/>
+                <w:sz w:val="24"/>
+                <w:szCs w:val="24"/>
+              </w:rPr>
+              <w:t>Mục đích</w:t>
+            </w:r>
+          </w:p>
+        </w:tc>
+        <w:tc>
+          <w:tcPr>
+            <w:tcW w:w="0" w:type="auto"/>
+            <w:hideMark/>
+          </w:tcPr>
+          <w:p>
+            <w:pPr>
+              <w:widowControl w:val="0"/>
+              <w:pBdr>
+                <w:top w:val="nil"/>
+                <w:left w:val="nil"/>
+                <w:bottom w:val="nil"/>
+                <w:right w:val="nil"/>
+                <w:between w:val="nil"/>
+              </w:pBdr>
+              <w:spacing w:before="185" w:line="285" w:lineRule="auto"/>
+              <w:ind w:firstLine="14"/>
+              <w:rPr>
+                <w:rFonts w:ascii="Times New Roman" w:eastAsiaTheme="minorEastAsia" w:hAnsi="Times New Roman" w:cs="Times New Roman"/>
+                <w:color w:val="000000"/>
+                <w:sz w:val="24"/>
+                <w:szCs w:val="24"/>
+              </w:rPr>
+            </w:pPr>
+            <w:r>
+              <w:rPr>
+                <w:rFonts w:ascii="Times New Roman" w:eastAsiaTheme="minorEastAsia" w:hAnsi="Times New Roman" w:cs="Times New Roman"/>
+                <w:color w:val="000000"/>
+                <w:sz w:val="24"/>
+                <w:szCs w:val="24"/>
+              </w:rPr>
+              <w:t>Màn hình giao diện trung tâm điều hướng chính của phần mềm Quản lý Hồ sơ Bệnh án, quản lý việc nhúng/hiển thị các Form chức năng con và cập nhật ngày giờ hệ thống thời gian thực.</w:t>
+            </w:r>
+          </w:p>
+        </w:tc>
+      </w:tr>
+      <w:tr>
+        <w:tc>
+          <w:tcPr>
+            <w:tcW w:w="0" w:type="auto"/>
+            <w:hideMark/>
+          </w:tcPr>
+          <w:p>
+            <w:pPr>
+              <w:widowControl w:val="0"/>
+              <w:pBdr>
+                <w:top w:val="nil"/>
+                <w:left w:val="nil"/>
+                <w:bottom w:val="nil"/>
+                <w:right w:val="nil"/>
+                <w:between w:val="nil"/>
+              </w:pBdr>
+              <w:spacing w:before="185" w:line="285" w:lineRule="auto"/>
+              <w:ind w:firstLine="14"/>
+              <w:rPr>
+                <w:rFonts w:ascii="Times New Roman" w:eastAsiaTheme="minorEastAsia" w:hAnsi="Times New Roman" w:cs="Times New Roman"/>
+                <w:color w:val="000000"/>
+                <w:sz w:val="24"/>
+                <w:szCs w:val="24"/>
+              </w:rPr>
+            </w:pPr>
+            <w:r>
+              <w:rPr>
+                <w:rFonts w:ascii="Times New Roman" w:eastAsiaTheme="minorEastAsia" w:hAnsi="Times New Roman" w:cs="Times New Roman"/>
+                <w:color w:val="000000"/>
+                <w:sz w:val="24"/>
+                <w:szCs w:val="24"/>
+              </w:rPr>
+              <w:t>Đối tượng sử dụng</w:t>
+            </w:r>
+          </w:p>
+        </w:tc>
+        <w:tc>
+          <w:tcPr>
+            <w:tcW w:w="0" w:type="auto"/>
+            <w:hideMark/>
+          </w:tcPr>
+          <w:p>
+            <w:pPr>
+              <w:widowControl w:val="0"/>
+              <w:pBdr>
+                <w:top w:val="nil"/>
+                <w:left w:val="nil"/>
+                <w:bottom w:val="nil"/>
+                <w:right w:val="nil"/>
+                <w:between w:val="nil"/>
+              </w:pBdr>
+              <w:spacing w:before="185" w:line="285" w:lineRule="auto"/>
+              <w:ind w:firstLine="14"/>
+              <w:rPr>
+                <w:rFonts w:ascii="Times New Roman" w:eastAsiaTheme="minorEastAsia" w:hAnsi="Times New Roman" w:cs="Times New Roman"/>
+                <w:color w:val="000000"/>
+                <w:sz w:val="24"/>
+                <w:szCs w:val="24"/>
+              </w:rPr>
+            </w:pPr>
+            <w:r>
+              <w:rPr>
+                <w:rFonts w:ascii="Times New Roman" w:eastAsiaTheme="minorEastAsia" w:hAnsi="Times New Roman" w:cs="Times New Roman"/>
+                <w:color w:val="000000"/>
+                <w:sz w:val="24"/>
+                <w:szCs w:val="24"/>
+              </w:rPr>
+              <w:t>Bác sĩ, Nhân viên Y tế, Lễ tân phòng khám.</w:t>
+            </w:r>
+          </w:p>
+        </w:tc>
+      </w:tr>
+      <w:tr>
+        <w:tc>
+          <w:tcPr>
+            <w:tcW w:w="0" w:type="auto"/>
+            <w:hideMark/>
+          </w:tcPr>
+          <w:p>
+            <w:pPr>
+              <w:widowControl w:val="0"/>
+              <w:pBdr>
+                <w:top w:val="nil"/>
+                <w:left w:val="nil"/>
+                <w:bottom w:val="nil"/>
+                <w:right w:val="nil"/>
+                <w:between w:val="nil"/>
+              </w:pBdr>
+              <w:spacing w:before="185" w:line="285" w:lineRule="auto"/>
+              <w:ind w:firstLine="14"/>
+              <w:rPr>
+                <w:rFonts w:ascii="Times New Roman" w:eastAsiaTheme="minorEastAsia" w:hAnsi="Times New Roman" w:cs="Times New Roman"/>
+                <w:color w:val="000000"/>
+                <w:sz w:val="24"/>
+                <w:szCs w:val="24"/>
+              </w:rPr>
+            </w:pPr>
+            <w:r>
+              <w:rPr>
+                <w:rFonts w:ascii="Times New Roman" w:eastAsiaTheme="minorEastAsia" w:hAnsi="Times New Roman" w:cs="Times New Roman"/>
+                <w:color w:val="000000"/>
+                <w:sz w:val="24"/>
+                <w:szCs w:val="24"/>
+              </w:rPr>
+              <w:t>Đọc/Ghi dữ liệu</w:t>
+            </w:r>
+          </w:p>
+        </w:tc>
+        <w:tc>
+          <w:tcPr>
+            <w:tcW w:w="0" w:type="auto"/>
+            <w:hideMark/>
+          </w:tcPr>
+          <w:p>
+            <w:pPr>
+              <w:widowControl w:val="0"/>
+              <w:pBdr>
+                <w:top w:val="nil"/>
+                <w:left w:val="nil"/>
+                <w:bottom w:val="nil"/>
+                <w:right w:val="nil"/>
+                <w:between w:val="nil"/>
+              </w:pBdr>
+              <w:spacing w:before="185" w:line="285" w:lineRule="auto"/>
+              <w:ind w:firstLine="14"/>
+              <w:rPr>
+                <w:rFonts w:ascii="Times New Roman" w:eastAsiaTheme="minorEastAsia" w:hAnsi="Times New Roman" w:cs="Times New Roman"/>
+                <w:color w:val="000000"/>
+                <w:sz w:val="24"/>
+                <w:szCs w:val="24"/>
+              </w:rPr>
+            </w:pPr>
+            <w:r>
+              <w:rPr>
+                <w:rFonts w:ascii="Times New Roman" w:eastAsiaTheme="minorEastAsia" w:hAnsi="Times New Roman" w:cs="Times New Roman"/>
+                <w:color w:val="000000"/>
+                <w:sz w:val="24"/>
+                <w:szCs w:val="24"/>
+              </w:rPr>
+              <w:t>Không đọc/ghi trực tiếp dữ liệu nghiệp vụ, quản lý trạng thái luồng làm việc của các phân hệ con.</w:t>
+            </w:r>
+          </w:p>
+        </w:tc>
+      </w:tr>
+      <w:tr>
+        <w:tc>
+          <w:tcPr>
+            <w:tcW w:w="0" w:type="auto"/>
+            <w:hideMark/>
+          </w:tcPr>
+          <w:p>
+            <w:pPr>
+              <w:widowControl w:val="0"/>
+              <w:pBdr>
+                <w:top w:val="nil"/>
+                <w:left w:val="nil"/>
+                <w:bottom w:val="nil"/>
+                <w:right w:val="nil"/>
+                <w:between w:val="nil"/>
+              </w:pBdr>
+              <w:spacing w:before="185" w:line="285" w:lineRule="auto"/>
+              <w:ind w:firstLine="14"/>
+              <w:rPr>
+                <w:rFonts w:ascii="Times New Roman" w:eastAsiaTheme="minorEastAsia" w:hAnsi="Times New Roman" w:cs="Times New Roman"/>
+                <w:color w:val="000000"/>
+                <w:sz w:val="24"/>
+                <w:szCs w:val="24"/>
+              </w:rPr>
+            </w:pPr>
+            <w:r>
+              <w:rPr>
+                <w:rFonts w:ascii="Times New Roman" w:eastAsiaTheme="minorEastAsia" w:hAnsi="Times New Roman" w:cs="Times New Roman"/>
+                <w:color w:val="000000"/>
+                <w:sz w:val="24"/>
+                <w:szCs w:val="24"/>
+              </w:rPr>
+              <w:t>Input/Output</w:t>
+            </w:r>
+          </w:p>
+        </w:tc>
+        <w:tc>
+          <w:tcPr>
+            <w:tcW w:w="0" w:type="auto"/>
+            <w:hideMark/>
+          </w:tcPr>
+          <w:p>
+            <w:pPr>
+              <w:widowControl w:val="0"/>
+              <w:pBdr>
+                <w:top w:val="nil"/>
+                <w:left w:val="nil"/>
+                <w:bottom w:val="nil"/>
+                <w:right w:val="nil"/>
+                <w:between w:val="nil"/>
+              </w:pBdr>
+              <w:spacing w:before="185" w:line="285" w:lineRule="auto"/>
+              <w:ind w:firstLine="14"/>
+              <w:rPr>
+                <w:rFonts w:ascii="Times New Roman" w:eastAsiaTheme="minorEastAsia" w:hAnsi="Times New Roman" w:cs="Times New Roman"/>
+                <w:color w:val="000000"/>
+                <w:sz w:val="24"/>
+                <w:szCs w:val="24"/>
+              </w:rPr>
+            </w:pPr>
+            <w:r>
+              <w:rPr>
+                <w:rFonts w:ascii="Times New Roman" w:eastAsiaTheme="minorEastAsia" w:hAnsi="Times New Roman" w:cs="Times New Roman"/>
+                <w:color w:val="000000"/>
+                <w:sz w:val="24"/>
+                <w:szCs w:val="24"/>
+              </w:rPr>
+              <w:t>Input: Thao tác click chọn các Tab/Nút điều hướng.</w:t>
+            </w:r>
+          </w:p>
+          <w:p>
+            <w:pPr>
+              <w:widowControl w:val="0"/>
+              <w:pBdr>
+                <w:top w:val="nil"/>
+                <w:left w:val="nil"/>
+                <w:bottom w:val="nil"/>
+                <w:right w:val="nil"/>
+                <w:between w:val="nil"/>
+              </w:pBdr>
+              <w:spacing w:before="185" w:line="285" w:lineRule="auto"/>
+              <w:ind w:firstLine="14"/>
+              <w:rPr>
+                <w:rFonts w:ascii="Times New Roman" w:eastAsiaTheme="minorEastAsia" w:hAnsi="Times New Roman" w:cs="Times New Roman"/>
+                <w:color w:val="000000"/>
+                <w:sz w:val="24"/>
+                <w:szCs w:val="24"/>
+              </w:rPr>
+            </w:pPr>
+            <w:r>
+              <w:rPr>
+                <w:rFonts w:ascii="Times New Roman" w:eastAsiaTheme="minorEastAsia" w:hAnsi="Times New Roman" w:cs="Times New Roman"/>
+                <w:color w:val="000000"/>
+                <w:sz w:val="24"/>
+                <w:szCs w:val="24"/>
+              </w:rPr>
+              <w:br/>
+            </w:r>
+          </w:p>
+          <w:p>
+            <w:pPr>
+              <w:widowControl w:val="0"/>
+              <w:pBdr>
+                <w:top w:val="nil"/>
+                <w:left w:val="nil"/>
+                <w:bottom w:val="nil"/>
+                <w:right w:val="nil"/>
+                <w:between w:val="nil"/>
+              </w:pBdr>
+              <w:spacing w:before="185" w:line="285" w:lineRule="auto"/>
+              <w:ind w:firstLine="14"/>
+              <w:rPr>
+                <w:rFonts w:ascii="Times New Roman" w:eastAsiaTheme="minorEastAsia" w:hAnsi="Times New Roman" w:cs="Times New Roman"/>
+                <w:color w:val="000000"/>
+                <w:sz w:val="24"/>
+                <w:szCs w:val="24"/>
+              </w:rPr>
+            </w:pPr>
+            <w:r>
+              <w:rPr>
+                <w:rFonts w:ascii="Times New Roman" w:eastAsiaTheme="minorEastAsia" w:hAnsi="Times New Roman" w:cs="Times New Roman"/>
+                <w:color w:val="000000"/>
+                <w:sz w:val="24"/>
+                <w:szCs w:val="24"/>
+              </w:rPr>
+              <w:t>Output: Hiển thị Form con tương ứng trong vùng panelContent và cập nhật thông tin tài khoản đăng nhập, ngày giờ thời gian thực.</w:t>
+            </w:r>
+          </w:p>
+        </w:tc>
+      </w:tr>
+      <w:tr>
+        <w:tc>
+          <w:tcPr>
+            <w:tcW w:w="0" w:type="auto"/>
+            <w:hideMark/>
+          </w:tcPr>
+          <w:p>
+            <w:pPr>
+              <w:widowControl w:val="0"/>
+              <w:pBdr>
+                <w:top w:val="nil"/>
+                <w:left w:val="nil"/>
+                <w:bottom w:val="nil"/>
+                <w:right w:val="nil"/>
+                <w:between w:val="nil"/>
+              </w:pBdr>
+              <w:spacing w:before="185" w:line="285" w:lineRule="auto"/>
+              <w:ind w:firstLine="14"/>
+              <w:rPr>
+                <w:rFonts w:ascii="Times New Roman" w:eastAsiaTheme="minorEastAsia" w:hAnsi="Times New Roman" w:cs="Times New Roman"/>
+                <w:color w:val="000000"/>
+                <w:sz w:val="24"/>
+                <w:szCs w:val="24"/>
+              </w:rPr>
+            </w:pPr>
+            <w:r>
+              <w:rPr>
+                <w:rFonts w:ascii="Times New Roman" w:eastAsiaTheme="minorEastAsia" w:hAnsi="Times New Roman" w:cs="Times New Roman"/>
+                <w:color w:val="000000"/>
+                <w:sz w:val="24"/>
+                <w:szCs w:val="24"/>
+              </w:rPr>
+              <w:t>Kịch bản/Validation</w:t>
+            </w:r>
+          </w:p>
+        </w:tc>
+        <w:tc>
+          <w:tcPr>
+            <w:tcW w:w="0" w:type="auto"/>
+            <w:hideMark/>
+          </w:tcPr>
+          <w:p>
+            <w:pPr>
+              <w:widowControl w:val="0"/>
+              <w:pBdr>
+                <w:top w:val="nil"/>
+                <w:left w:val="nil"/>
+                <w:bottom w:val="nil"/>
+                <w:right w:val="nil"/>
+                <w:between w:val="nil"/>
+              </w:pBdr>
+              <w:spacing w:before="185" w:line="285" w:lineRule="auto"/>
+              <w:ind w:firstLine="14"/>
+              <w:rPr>
+                <w:rFonts w:ascii="Times New Roman" w:eastAsiaTheme="minorEastAsia" w:hAnsi="Times New Roman" w:cs="Times New Roman"/>
+                <w:color w:val="000000"/>
+                <w:sz w:val="24"/>
+                <w:szCs w:val="24"/>
+              </w:rPr>
+            </w:pPr>
+            <w:r>
+              <w:rPr>
+                <w:rFonts w:ascii="Times New Roman" w:eastAsiaTheme="minorEastAsia" w:hAnsi="Times New Roman" w:cs="Times New Roman"/>
+                <w:color w:val="000000"/>
+                <w:sz w:val="24"/>
+                <w:szCs w:val="24"/>
+              </w:rPr>
+              <w:t>Mặc định tải phân hệ đầu tiên (FrmTiepNhanDangKy) khi khởi chạy; giải phóng/đóng Form con cũ trước khi tải Form con mới để tránh đè giao diện.</w:t>
+            </w:r>
+          </w:p>
+        </w:tc>
+      </w:tr>
+    </w:tbl>
+    <w:p>
+      <w:pPr>
+        <w:widowControl w:val="0"/>
+        <w:pBdr>
+          <w:top w:val="nil"/>
+          <w:left w:val="nil"/>
+          <w:bottom w:val="nil"/>
+          <w:right w:val="nil"/>
+          <w:between w:val="nil"/>
+        </w:pBdr>
+        <w:spacing w:before="185" w:line="285" w:lineRule="auto"/>
+        <w:ind w:left="517" w:hanging="503"/>
+        <w:rPr>
+          <w:rFonts w:ascii="Times New Roman" w:eastAsiaTheme="minorEastAsia" w:hAnsi="Times New Roman" w:cs="Times New Roman"/>
+          <w:b/>
+          <w:bCs/>
+          <w:color w:val="000000"/>
+          <w:sz w:val="24"/>
+          <w:szCs w:val="24"/>
+          <w:lang w:val="vi-VN"/>
+        </w:rPr>
+      </w:pPr>
+    </w:p>
+    <w:tbl>
+      <w:tblPr>
+        <w:tblStyle w:val="TableGrid"/>
+        <w:tblW w:w="0" w:type="auto"/>
+        <w:tblLook w:val="04A0" w:firstRow="1" w:lastRow="0" w:firstColumn="1" w:lastColumn="0" w:noHBand="0" w:noVBand="1"/>
+      </w:tblPr>
+      <w:tblGrid>
+        <w:gridCol w:w="2430"/>
+        <w:gridCol w:w="2284"/>
+        <w:gridCol w:w="4690"/>
+      </w:tblGrid>
+      <w:tr>
+        <w:tc>
+          <w:tcPr>
+            <w:tcW w:w="0" w:type="auto"/>
+            <w:hideMark/>
+          </w:tcPr>
+          <w:p>
+            <w:pPr>
+              <w:widowControl w:val="0"/>
+              <w:pBdr>
+                <w:top w:val="nil"/>
+                <w:left w:val="nil"/>
+                <w:bottom w:val="nil"/>
+                <w:right w:val="nil"/>
+                <w:between w:val="nil"/>
+              </w:pBdr>
+              <w:spacing w:before="185" w:line="285" w:lineRule="auto"/>
+              <w:ind w:left="517" w:hanging="503"/>
+              <w:jc w:val="center"/>
+              <w:rPr>
+                <w:rFonts w:ascii="Times New Roman" w:eastAsiaTheme="minorEastAsia" w:hAnsi="Times New Roman" w:cs="Times New Roman"/>
+                <w:b/>
+                <w:bCs/>
+                <w:color w:val="000000"/>
+                <w:sz w:val="24"/>
+                <w:szCs w:val="24"/>
+              </w:rPr>
+            </w:pPr>
+            <w:r>
+              <w:rPr>
+                <w:rFonts w:ascii="Times New Roman" w:eastAsiaTheme="minorEastAsia" w:hAnsi="Times New Roman" w:cs="Times New Roman"/>
+                <w:b/>
+                <w:bCs/>
+                <w:color w:val="000000"/>
+                <w:sz w:val="24"/>
+                <w:szCs w:val="24"/>
+              </w:rPr>
+              <w:t>(Name)</w:t>
+            </w:r>
+          </w:p>
+        </w:tc>
+        <w:tc>
+          <w:tcPr>
+            <w:tcW w:w="0" w:type="auto"/>
+            <w:hideMark/>
+          </w:tcPr>
+          <w:p>
+            <w:pPr>
+              <w:widowControl w:val="0"/>
+              <w:pBdr>
+                <w:top w:val="nil"/>
+                <w:left w:val="nil"/>
+                <w:bottom w:val="nil"/>
+                <w:right w:val="nil"/>
+                <w:between w:val="nil"/>
+              </w:pBdr>
+              <w:spacing w:before="185" w:line="285" w:lineRule="auto"/>
+              <w:ind w:left="517" w:hanging="503"/>
+              <w:jc w:val="center"/>
+              <w:rPr>
+                <w:rFonts w:ascii="Times New Roman" w:eastAsiaTheme="minorEastAsia" w:hAnsi="Times New Roman" w:cs="Times New Roman"/>
+                <w:b/>
+                <w:bCs/>
+                <w:color w:val="000000"/>
+                <w:sz w:val="24"/>
+                <w:szCs w:val="24"/>
+              </w:rPr>
+            </w:pPr>
+            <w:r>
+              <w:rPr>
+                <w:rFonts w:ascii="Times New Roman" w:eastAsiaTheme="minorEastAsia" w:hAnsi="Times New Roman" w:cs="Times New Roman"/>
+                <w:b/>
+                <w:bCs/>
+                <w:color w:val="000000"/>
+                <w:sz w:val="24"/>
+                <w:szCs w:val="24"/>
+              </w:rPr>
+              <w:t>Control</w:t>
+            </w:r>
+          </w:p>
+        </w:tc>
+        <w:tc>
+          <w:tcPr>
+            <w:tcW w:w="0" w:type="auto"/>
+            <w:hideMark/>
+          </w:tcPr>
+          <w:p>
+            <w:pPr>
+              <w:widowControl w:val="0"/>
+              <w:pBdr>
+                <w:top w:val="nil"/>
+                <w:left w:val="nil"/>
+                <w:bottom w:val="nil"/>
+                <w:right w:val="nil"/>
+                <w:between w:val="nil"/>
+              </w:pBdr>
+              <w:spacing w:before="185" w:line="285" w:lineRule="auto"/>
+              <w:ind w:left="517" w:hanging="503"/>
+              <w:jc w:val="center"/>
+              <w:rPr>
+                <w:rFonts w:ascii="Times New Roman" w:eastAsiaTheme="minorEastAsia" w:hAnsi="Times New Roman" w:cs="Times New Roman"/>
+                <w:b/>
+                <w:bCs/>
+                <w:color w:val="000000"/>
+                <w:sz w:val="24"/>
+                <w:szCs w:val="24"/>
+              </w:rPr>
+            </w:pPr>
+            <w:r>
+              <w:rPr>
+                <w:rFonts w:ascii="Times New Roman" w:eastAsiaTheme="minorEastAsia" w:hAnsi="Times New Roman" w:cs="Times New Roman"/>
+                <w:b/>
+                <w:bCs/>
+                <w:color w:val="000000"/>
+                <w:sz w:val="24"/>
+                <w:szCs w:val="24"/>
+              </w:rPr>
+              <w:t>Ý nghĩa</w:t>
+            </w:r>
+          </w:p>
+        </w:tc>
+      </w:tr>
+      <w:tr>
+        <w:tc>
+          <w:tcPr>
+            <w:tcW w:w="0" w:type="auto"/>
+            <w:hideMark/>
+          </w:tcPr>
+          <w:p>
+            <w:pPr>
+              <w:widowControl w:val="0"/>
+              <w:pBdr>
+                <w:top w:val="nil"/>
+                <w:left w:val="nil"/>
+                <w:bottom w:val="nil"/>
+                <w:right w:val="nil"/>
+                <w:between w:val="nil"/>
+              </w:pBdr>
+              <w:spacing w:before="185" w:line="285" w:lineRule="auto"/>
+              <w:ind w:left="517" w:hanging="503"/>
+              <w:rPr>
+                <w:rFonts w:ascii="Times New Roman" w:eastAsiaTheme="minorEastAsia" w:hAnsi="Times New Roman" w:cs="Times New Roman"/>
+                <w:color w:val="000000"/>
+                <w:sz w:val="24"/>
+                <w:szCs w:val="24"/>
+              </w:rPr>
+            </w:pPr>
+            <w:r>
+              <w:rPr>
+                <w:rFonts w:ascii="Times New Roman" w:eastAsiaTheme="minorEastAsia" w:hAnsi="Times New Roman" w:cs="Times New Roman"/>
+                <w:color w:val="000000"/>
+                <w:sz w:val="24"/>
+                <w:szCs w:val="24"/>
+              </w:rPr>
+              <w:t>panelTopNav</w:t>
+            </w:r>
+          </w:p>
+        </w:tc>
+        <w:tc>
+          <w:tcPr>
+            <w:tcW w:w="0" w:type="auto"/>
+            <w:hideMark/>
+          </w:tcPr>
+          <w:p>
+            <w:pPr>
+              <w:widowControl w:val="0"/>
+              <w:pBdr>
+                <w:top w:val="nil"/>
+                <w:left w:val="nil"/>
+                <w:bottom w:val="nil"/>
+                <w:right w:val="nil"/>
+                <w:between w:val="nil"/>
+              </w:pBdr>
+              <w:spacing w:before="185" w:line="285" w:lineRule="auto"/>
+              <w:ind w:left="517" w:hanging="503"/>
+              <w:rPr>
+                <w:rFonts w:ascii="Times New Roman" w:eastAsiaTheme="minorEastAsia" w:hAnsi="Times New Roman" w:cs="Times New Roman"/>
+                <w:color w:val="000000"/>
+                <w:sz w:val="24"/>
+                <w:szCs w:val="24"/>
+              </w:rPr>
+            </w:pPr>
+            <w:r>
+              <w:rPr>
+                <w:rFonts w:ascii="Times New Roman" w:eastAsiaTheme="minorEastAsia" w:hAnsi="Times New Roman" w:cs="Times New Roman"/>
+                <w:color w:val="000000"/>
+                <w:sz w:val="24"/>
+                <w:szCs w:val="24"/>
+              </w:rPr>
+              <w:t>Panel</w:t>
+            </w:r>
+          </w:p>
+        </w:tc>
+        <w:tc>
+          <w:tcPr>
+            <w:tcW w:w="0" w:type="auto"/>
+            <w:hideMark/>
+          </w:tcPr>
+          <w:p>
+            <w:pPr>
+              <w:widowControl w:val="0"/>
+              <w:pBdr>
+                <w:top w:val="nil"/>
+                <w:left w:val="nil"/>
+                <w:bottom w:val="nil"/>
+                <w:right w:val="nil"/>
+                <w:between w:val="nil"/>
+              </w:pBdr>
+              <w:spacing w:before="185" w:line="285" w:lineRule="auto"/>
+              <w:ind w:left="30" w:hanging="16"/>
+              <w:rPr>
+                <w:rFonts w:ascii="Times New Roman" w:eastAsiaTheme="minorEastAsia" w:hAnsi="Times New Roman" w:cs="Times New Roman"/>
+                <w:color w:val="000000"/>
+                <w:sz w:val="24"/>
+                <w:szCs w:val="24"/>
+              </w:rPr>
+            </w:pPr>
+            <w:r>
+              <w:rPr>
+                <w:rFonts w:ascii="Times New Roman" w:eastAsiaTheme="minorEastAsia" w:hAnsi="Times New Roman" w:cs="Times New Roman"/>
+                <w:color w:val="000000"/>
+                <w:sz w:val="24"/>
+                <w:szCs w:val="24"/>
+              </w:rPr>
+              <w:t>Thanh thanh điều hướng Ribbon/Tab phía trên dạng bảng tính tối giản.</w:t>
+            </w:r>
+          </w:p>
+        </w:tc>
+      </w:tr>
+      <w:tr>
+        <w:tc>
+          <w:tcPr>
+            <w:tcW w:w="0" w:type="auto"/>
+            <w:hideMark/>
+          </w:tcPr>
+          <w:p>
+            <w:pPr>
+              <w:widowControl w:val="0"/>
+              <w:pBdr>
+                <w:top w:val="nil"/>
+                <w:left w:val="nil"/>
+                <w:bottom w:val="nil"/>
+                <w:right w:val="nil"/>
+                <w:between w:val="nil"/>
+              </w:pBdr>
+              <w:spacing w:before="185" w:line="285" w:lineRule="auto"/>
+              <w:ind w:left="517" w:hanging="503"/>
+              <w:rPr>
+                <w:rFonts w:ascii="Times New Roman" w:eastAsiaTheme="minorEastAsia" w:hAnsi="Times New Roman" w:cs="Times New Roman"/>
+                <w:color w:val="000000"/>
+                <w:sz w:val="24"/>
+                <w:szCs w:val="24"/>
+              </w:rPr>
+            </w:pPr>
+            <w:r>
+              <w:rPr>
+                <w:rFonts w:ascii="Times New Roman" w:eastAsiaTheme="minorEastAsia" w:hAnsi="Times New Roman" w:cs="Times New Roman"/>
+                <w:color w:val="000000"/>
+                <w:sz w:val="24"/>
+                <w:szCs w:val="24"/>
+              </w:rPr>
+              <w:t>lblTitle</w:t>
+            </w:r>
+          </w:p>
+        </w:tc>
+        <w:tc>
+          <w:tcPr>
+            <w:tcW w:w="0" w:type="auto"/>
+            <w:hideMark/>
+          </w:tcPr>
+          <w:p>
+            <w:pPr>
+              <w:widowControl w:val="0"/>
+              <w:pBdr>
+                <w:top w:val="nil"/>
+                <w:left w:val="nil"/>
+                <w:bottom w:val="nil"/>
+                <w:right w:val="nil"/>
+                <w:between w:val="nil"/>
+              </w:pBdr>
+              <w:spacing w:before="185" w:line="285" w:lineRule="auto"/>
+              <w:ind w:left="517" w:hanging="503"/>
+              <w:rPr>
+                <w:rFonts w:ascii="Times New Roman" w:eastAsiaTheme="minorEastAsia" w:hAnsi="Times New Roman" w:cs="Times New Roman"/>
+                <w:color w:val="000000"/>
+                <w:sz w:val="24"/>
+                <w:szCs w:val="24"/>
+              </w:rPr>
+            </w:pPr>
+            <w:r>
+              <w:rPr>
+                <w:rFonts w:ascii="Times New Roman" w:eastAsiaTheme="minorEastAsia" w:hAnsi="Times New Roman" w:cs="Times New Roman"/>
+                <w:color w:val="000000"/>
+                <w:sz w:val="24"/>
+                <w:szCs w:val="24"/>
+              </w:rPr>
+              <w:t>Label</w:t>
+            </w:r>
+          </w:p>
+        </w:tc>
+        <w:tc>
+          <w:tcPr>
+            <w:tcW w:w="0" w:type="auto"/>
+            <w:hideMark/>
+          </w:tcPr>
+          <w:p>
+            <w:pPr>
+              <w:widowControl w:val="0"/>
+              <w:pBdr>
+                <w:top w:val="nil"/>
+                <w:left w:val="nil"/>
+                <w:bottom w:val="nil"/>
+                <w:right w:val="nil"/>
+                <w:between w:val="nil"/>
+              </w:pBdr>
+              <w:spacing w:before="185" w:line="285" w:lineRule="auto"/>
+              <w:ind w:left="30" w:hanging="16"/>
+              <w:rPr>
+                <w:rFonts w:ascii="Times New Roman" w:eastAsiaTheme="minorEastAsia" w:hAnsi="Times New Roman" w:cs="Times New Roman"/>
+                <w:color w:val="000000"/>
+                <w:sz w:val="24"/>
+                <w:szCs w:val="24"/>
+              </w:rPr>
+            </w:pPr>
+            <w:r>
+              <w:rPr>
+                <w:rFonts w:ascii="Times New Roman" w:eastAsiaTheme="minorEastAsia" w:hAnsi="Times New Roman" w:cs="Times New Roman"/>
+                <w:color w:val="000000"/>
+                <w:sz w:val="24"/>
+                <w:szCs w:val="24"/>
+              </w:rPr>
+              <w:t>Hiển thị tiêu đề ứng dụng "QUẢN LÝ HỒ SƠ BỆNH ÁN".</w:t>
+            </w:r>
+          </w:p>
+        </w:tc>
+      </w:tr>
+      <w:tr>
+        <w:tc>
+          <w:tcPr>
+            <w:tcW w:w="0" w:type="auto"/>
+            <w:hideMark/>
+          </w:tcPr>
+          <w:p>
+            <w:pPr>
+              <w:widowControl w:val="0"/>
+              <w:pBdr>
+                <w:top w:val="nil"/>
+                <w:left w:val="nil"/>
+                <w:bottom w:val="nil"/>
+                <w:right w:val="nil"/>
+                <w:between w:val="nil"/>
+              </w:pBdr>
+              <w:spacing w:before="185" w:line="285" w:lineRule="auto"/>
+              <w:ind w:left="517" w:hanging="503"/>
+              <w:rPr>
+                <w:rFonts w:ascii="Times New Roman" w:eastAsiaTheme="minorEastAsia" w:hAnsi="Times New Roman" w:cs="Times New Roman"/>
+                <w:color w:val="000000"/>
+                <w:sz w:val="24"/>
+                <w:szCs w:val="24"/>
+              </w:rPr>
+            </w:pPr>
+            <w:r>
+              <w:rPr>
+                <w:rFonts w:ascii="Times New Roman" w:eastAsiaTheme="minorEastAsia" w:hAnsi="Times New Roman" w:cs="Times New Roman"/>
+                <w:color w:val="000000"/>
+                <w:sz w:val="24"/>
+                <w:szCs w:val="24"/>
+              </w:rPr>
+              <w:t>btnTiepNhan</w:t>
+            </w:r>
+          </w:p>
+        </w:tc>
+        <w:tc>
+          <w:tcPr>
+            <w:tcW w:w="0" w:type="auto"/>
+            <w:hideMark/>
+          </w:tcPr>
+          <w:p>
+            <w:pPr>
+              <w:widowControl w:val="0"/>
+              <w:pBdr>
+                <w:top w:val="nil"/>
+                <w:left w:val="nil"/>
+                <w:bottom w:val="nil"/>
+                <w:right w:val="nil"/>
+                <w:between w:val="nil"/>
+              </w:pBdr>
+              <w:spacing w:before="185" w:line="285" w:lineRule="auto"/>
+              <w:ind w:left="517" w:hanging="503"/>
+              <w:rPr>
+                <w:rFonts w:ascii="Times New Roman" w:eastAsiaTheme="minorEastAsia" w:hAnsi="Times New Roman" w:cs="Times New Roman"/>
+                <w:color w:val="000000"/>
+                <w:sz w:val="24"/>
+                <w:szCs w:val="24"/>
+              </w:rPr>
+            </w:pPr>
+            <w:r>
+              <w:rPr>
+                <w:rFonts w:ascii="Times New Roman" w:eastAsiaTheme="minorEastAsia" w:hAnsi="Times New Roman" w:cs="Times New Roman"/>
+                <w:color w:val="000000"/>
+                <w:sz w:val="24"/>
+                <w:szCs w:val="24"/>
+              </w:rPr>
+              <w:t>Button</w:t>
+            </w:r>
+          </w:p>
+        </w:tc>
+        <w:tc>
+          <w:tcPr>
+            <w:tcW w:w="0" w:type="auto"/>
+            <w:hideMark/>
+          </w:tcPr>
+          <w:p>
+            <w:pPr>
+              <w:widowControl w:val="0"/>
+              <w:pBdr>
+                <w:top w:val="nil"/>
+                <w:left w:val="nil"/>
+                <w:bottom w:val="nil"/>
+                <w:right w:val="nil"/>
+                <w:between w:val="nil"/>
+              </w:pBdr>
+              <w:spacing w:before="185" w:line="285" w:lineRule="auto"/>
+              <w:ind w:left="30" w:hanging="16"/>
+              <w:rPr>
+                <w:rFonts w:ascii="Times New Roman" w:eastAsiaTheme="minorEastAsia" w:hAnsi="Times New Roman" w:cs="Times New Roman"/>
+                <w:color w:val="000000"/>
+                <w:sz w:val="24"/>
+                <w:szCs w:val="24"/>
+              </w:rPr>
+            </w:pPr>
+            <w:r>
+              <w:rPr>
+                <w:rFonts w:ascii="Times New Roman" w:eastAsiaTheme="minorEastAsia" w:hAnsi="Times New Roman" w:cs="Times New Roman"/>
+                <w:color w:val="000000"/>
+                <w:sz w:val="24"/>
+                <w:szCs w:val="24"/>
+              </w:rPr>
+              <w:t>Nút chuyển đến phân hệ "1. Tiếp Nhận &amp; Lịch Hẹn" (FrmTiepNhanDangKy).</w:t>
+            </w:r>
+          </w:p>
+        </w:tc>
+      </w:tr>
+      <w:tr>
+        <w:tc>
+          <w:tcPr>
+            <w:tcW w:w="0" w:type="auto"/>
+            <w:hideMark/>
+          </w:tcPr>
+          <w:p>
+            <w:pPr>
+              <w:widowControl w:val="0"/>
+              <w:pBdr>
+                <w:top w:val="nil"/>
+                <w:left w:val="nil"/>
+                <w:bottom w:val="nil"/>
+                <w:right w:val="nil"/>
+                <w:between w:val="nil"/>
+              </w:pBdr>
+              <w:spacing w:before="185" w:line="285" w:lineRule="auto"/>
+              <w:ind w:left="517" w:hanging="503"/>
+              <w:rPr>
+                <w:rFonts w:ascii="Times New Roman" w:eastAsiaTheme="minorEastAsia" w:hAnsi="Times New Roman" w:cs="Times New Roman"/>
+                <w:color w:val="000000"/>
+                <w:sz w:val="24"/>
+                <w:szCs w:val="24"/>
+              </w:rPr>
+            </w:pPr>
+            <w:r>
+              <w:rPr>
+                <w:rFonts w:ascii="Times New Roman" w:eastAsiaTheme="minorEastAsia" w:hAnsi="Times New Roman" w:cs="Times New Roman"/>
+                <w:color w:val="000000"/>
+                <w:sz w:val="24"/>
+                <w:szCs w:val="24"/>
+              </w:rPr>
+              <w:lastRenderedPageBreak/>
+              <w:t>btnKhamBenh</w:t>
+            </w:r>
+          </w:p>
+        </w:tc>
+        <w:tc>
+          <w:tcPr>
+            <w:tcW w:w="0" w:type="auto"/>
+            <w:hideMark/>
+          </w:tcPr>
+          <w:p>
+            <w:pPr>
+              <w:widowControl w:val="0"/>
+              <w:pBdr>
+                <w:top w:val="nil"/>
+                <w:left w:val="nil"/>
+                <w:bottom w:val="nil"/>
+                <w:right w:val="nil"/>
+                <w:between w:val="nil"/>
+              </w:pBdr>
+              <w:spacing w:before="185" w:line="285" w:lineRule="auto"/>
+              <w:ind w:left="517" w:hanging="503"/>
+              <w:rPr>
+                <w:rFonts w:ascii="Times New Roman" w:eastAsiaTheme="minorEastAsia" w:hAnsi="Times New Roman" w:cs="Times New Roman"/>
+                <w:color w:val="000000"/>
+                <w:sz w:val="24"/>
+                <w:szCs w:val="24"/>
+              </w:rPr>
+            </w:pPr>
+            <w:r>
+              <w:rPr>
+                <w:rFonts w:ascii="Times New Roman" w:eastAsiaTheme="minorEastAsia" w:hAnsi="Times New Roman" w:cs="Times New Roman"/>
+                <w:color w:val="000000"/>
+                <w:sz w:val="24"/>
+                <w:szCs w:val="24"/>
+              </w:rPr>
+              <w:t>Button</w:t>
+            </w:r>
+          </w:p>
+        </w:tc>
+        <w:tc>
+          <w:tcPr>
+            <w:tcW w:w="0" w:type="auto"/>
+            <w:hideMark/>
+          </w:tcPr>
+          <w:p>
+            <w:pPr>
+              <w:widowControl w:val="0"/>
+              <w:pBdr>
+                <w:top w:val="nil"/>
+                <w:left w:val="nil"/>
+                <w:bottom w:val="nil"/>
+                <w:right w:val="nil"/>
+                <w:between w:val="nil"/>
+              </w:pBdr>
+              <w:spacing w:before="185" w:line="285" w:lineRule="auto"/>
+              <w:ind w:left="30" w:hanging="16"/>
+              <w:rPr>
+                <w:rFonts w:ascii="Times New Roman" w:eastAsiaTheme="minorEastAsia" w:hAnsi="Times New Roman" w:cs="Times New Roman"/>
+                <w:color w:val="000000"/>
+                <w:sz w:val="24"/>
+                <w:szCs w:val="24"/>
+              </w:rPr>
+            </w:pPr>
+            <w:r>
+              <w:rPr>
+                <w:rFonts w:ascii="Times New Roman" w:eastAsiaTheme="minorEastAsia" w:hAnsi="Times New Roman" w:cs="Times New Roman"/>
+                <w:color w:val="000000"/>
+                <w:sz w:val="24"/>
+                <w:szCs w:val="24"/>
+              </w:rPr>
+              <w:t>Nút chuyển đến phân hệ "2. Khám Bệnh" (FrmKhamBenh).</w:t>
+            </w:r>
+          </w:p>
+        </w:tc>
+      </w:tr>
+      <w:tr>
+        <w:tc>
+          <w:tcPr>
+            <w:tcW w:w="0" w:type="auto"/>
+            <w:hideMark/>
+          </w:tcPr>
+          <w:p>
+            <w:pPr>
+              <w:widowControl w:val="0"/>
+              <w:pBdr>
+                <w:top w:val="nil"/>
+                <w:left w:val="nil"/>
+                <w:bottom w:val="nil"/>
+                <w:right w:val="nil"/>
+                <w:between w:val="nil"/>
+              </w:pBdr>
+              <w:spacing w:before="185" w:line="285" w:lineRule="auto"/>
+              <w:ind w:left="517" w:hanging="503"/>
+              <w:rPr>
+                <w:rFonts w:ascii="Times New Roman" w:eastAsiaTheme="minorEastAsia" w:hAnsi="Times New Roman" w:cs="Times New Roman"/>
+                <w:color w:val="000000"/>
+                <w:sz w:val="24"/>
+                <w:szCs w:val="24"/>
+              </w:rPr>
+            </w:pPr>
+            <w:r>
+              <w:rPr>
+                <w:rFonts w:ascii="Times New Roman" w:eastAsiaTheme="minorEastAsia" w:hAnsi="Times New Roman" w:cs="Times New Roman"/>
+                <w:color w:val="000000"/>
+                <w:sz w:val="24"/>
+                <w:szCs w:val="24"/>
+              </w:rPr>
+              <w:t>btnQuanLyDanhMuc</w:t>
+            </w:r>
+          </w:p>
+        </w:tc>
+        <w:tc>
+          <w:tcPr>
+            <w:tcW w:w="0" w:type="auto"/>
+            <w:hideMark/>
+          </w:tcPr>
+          <w:p>
+            <w:pPr>
+              <w:widowControl w:val="0"/>
+              <w:pBdr>
+                <w:top w:val="nil"/>
+                <w:left w:val="nil"/>
+                <w:bottom w:val="nil"/>
+                <w:right w:val="nil"/>
+                <w:between w:val="nil"/>
+              </w:pBdr>
+              <w:spacing w:before="185" w:line="285" w:lineRule="auto"/>
+              <w:ind w:left="517" w:hanging="503"/>
+              <w:rPr>
+                <w:rFonts w:ascii="Times New Roman" w:eastAsiaTheme="minorEastAsia" w:hAnsi="Times New Roman" w:cs="Times New Roman"/>
+                <w:color w:val="000000"/>
+                <w:sz w:val="24"/>
+                <w:szCs w:val="24"/>
+              </w:rPr>
+            </w:pPr>
+            <w:r>
+              <w:rPr>
+                <w:rFonts w:ascii="Times New Roman" w:eastAsiaTheme="minorEastAsia" w:hAnsi="Times New Roman" w:cs="Times New Roman"/>
+                <w:color w:val="000000"/>
+                <w:sz w:val="24"/>
+                <w:szCs w:val="24"/>
+              </w:rPr>
+              <w:t>Button</w:t>
+            </w:r>
+          </w:p>
+        </w:tc>
+        <w:tc>
+          <w:tcPr>
+            <w:tcW w:w="0" w:type="auto"/>
+            <w:hideMark/>
+          </w:tcPr>
+          <w:p>
+            <w:pPr>
+              <w:widowControl w:val="0"/>
+              <w:pBdr>
+                <w:top w:val="nil"/>
+                <w:left w:val="nil"/>
+                <w:bottom w:val="nil"/>
+                <w:right w:val="nil"/>
+                <w:between w:val="nil"/>
+              </w:pBdr>
+              <w:spacing w:before="185" w:line="285" w:lineRule="auto"/>
+              <w:ind w:left="30" w:hanging="16"/>
+              <w:rPr>
+                <w:rFonts w:ascii="Times New Roman" w:eastAsiaTheme="minorEastAsia" w:hAnsi="Times New Roman" w:cs="Times New Roman"/>
+                <w:color w:val="000000"/>
+                <w:sz w:val="24"/>
+                <w:szCs w:val="24"/>
+              </w:rPr>
+            </w:pPr>
+            <w:r>
+              <w:rPr>
+                <w:rFonts w:ascii="Times New Roman" w:eastAsiaTheme="minorEastAsia" w:hAnsi="Times New Roman" w:cs="Times New Roman"/>
+                <w:color w:val="000000"/>
+                <w:sz w:val="24"/>
+                <w:szCs w:val="24"/>
+              </w:rPr>
+              <w:t>Nút chuyển đến phân hệ "3. Danh Mục" (FrmQuanLyDanhMuc).</w:t>
+            </w:r>
+          </w:p>
+        </w:tc>
+      </w:tr>
+      <w:tr>
+        <w:tc>
+          <w:tcPr>
+            <w:tcW w:w="0" w:type="auto"/>
+            <w:hideMark/>
+          </w:tcPr>
+          <w:p>
+            <w:pPr>
+              <w:widowControl w:val="0"/>
+              <w:pBdr>
+                <w:top w:val="nil"/>
+                <w:left w:val="nil"/>
+                <w:bottom w:val="nil"/>
+                <w:right w:val="nil"/>
+                <w:between w:val="nil"/>
+              </w:pBdr>
+              <w:spacing w:before="185" w:line="285" w:lineRule="auto"/>
+              <w:ind w:left="517" w:hanging="503"/>
+              <w:rPr>
+                <w:rFonts w:ascii="Times New Roman" w:eastAsiaTheme="minorEastAsia" w:hAnsi="Times New Roman" w:cs="Times New Roman"/>
+                <w:color w:val="000000"/>
+                <w:sz w:val="24"/>
+                <w:szCs w:val="24"/>
+              </w:rPr>
+            </w:pPr>
+            <w:r>
+              <w:rPr>
+                <w:rFonts w:ascii="Times New Roman" w:eastAsiaTheme="minorEastAsia" w:hAnsi="Times New Roman" w:cs="Times New Roman"/>
+                <w:color w:val="000000"/>
+                <w:sz w:val="24"/>
+                <w:szCs w:val="24"/>
+              </w:rPr>
+              <w:t>btnThanhToanVienPhi</w:t>
+            </w:r>
+          </w:p>
+        </w:tc>
+        <w:tc>
+          <w:tcPr>
+            <w:tcW w:w="0" w:type="auto"/>
+            <w:hideMark/>
+          </w:tcPr>
+          <w:p>
+            <w:pPr>
+              <w:widowControl w:val="0"/>
+              <w:pBdr>
+                <w:top w:val="nil"/>
+                <w:left w:val="nil"/>
+                <w:bottom w:val="nil"/>
+                <w:right w:val="nil"/>
+                <w:between w:val="nil"/>
+              </w:pBdr>
+              <w:spacing w:before="185" w:line="285" w:lineRule="auto"/>
+              <w:ind w:left="517" w:hanging="503"/>
+              <w:rPr>
+                <w:rFonts w:ascii="Times New Roman" w:eastAsiaTheme="minorEastAsia" w:hAnsi="Times New Roman" w:cs="Times New Roman"/>
+                <w:color w:val="000000"/>
+                <w:sz w:val="24"/>
+                <w:szCs w:val="24"/>
+              </w:rPr>
+            </w:pPr>
+            <w:r>
+              <w:rPr>
+                <w:rFonts w:ascii="Times New Roman" w:eastAsiaTheme="minorEastAsia" w:hAnsi="Times New Roman" w:cs="Times New Roman"/>
+                <w:color w:val="000000"/>
+                <w:sz w:val="24"/>
+                <w:szCs w:val="24"/>
+              </w:rPr>
+              <w:t>Button</w:t>
+            </w:r>
+          </w:p>
+        </w:tc>
+        <w:tc>
+          <w:tcPr>
+            <w:tcW w:w="0" w:type="auto"/>
+            <w:hideMark/>
+          </w:tcPr>
+          <w:p>
+            <w:pPr>
+              <w:widowControl w:val="0"/>
+              <w:pBdr>
+                <w:top w:val="nil"/>
+                <w:left w:val="nil"/>
+                <w:bottom w:val="nil"/>
+                <w:right w:val="nil"/>
+                <w:between w:val="nil"/>
+              </w:pBdr>
+              <w:spacing w:before="185" w:line="285" w:lineRule="auto"/>
+              <w:ind w:left="30" w:hanging="16"/>
+              <w:rPr>
+                <w:rFonts w:ascii="Times New Roman" w:eastAsiaTheme="minorEastAsia" w:hAnsi="Times New Roman" w:cs="Times New Roman"/>
+                <w:color w:val="000000"/>
+                <w:sz w:val="24"/>
+                <w:szCs w:val="24"/>
+              </w:rPr>
+            </w:pPr>
+            <w:r>
+              <w:rPr>
+                <w:rFonts w:ascii="Times New Roman" w:eastAsiaTheme="minorEastAsia" w:hAnsi="Times New Roman" w:cs="Times New Roman"/>
+                <w:color w:val="000000"/>
+                <w:sz w:val="24"/>
+                <w:szCs w:val="24"/>
+              </w:rPr>
+              <w:t>Nút chuyển đến phân hệ "4. Viện Phí" (FrmThanhToanVienPhi).</w:t>
+            </w:r>
+          </w:p>
+        </w:tc>
+      </w:tr>
+      <w:tr>
+        <w:tc>
+          <w:tcPr>
+            <w:tcW w:w="0" w:type="auto"/>
+            <w:hideMark/>
+          </w:tcPr>
+          <w:p>
+            <w:pPr>
+              <w:widowControl w:val="0"/>
+              <w:pBdr>
+                <w:top w:val="nil"/>
+                <w:left w:val="nil"/>
+                <w:bottom w:val="nil"/>
+                <w:right w:val="nil"/>
+                <w:between w:val="nil"/>
+              </w:pBdr>
+              <w:spacing w:before="185" w:line="285" w:lineRule="auto"/>
+              <w:ind w:left="517" w:hanging="503"/>
+              <w:rPr>
+                <w:rFonts w:ascii="Times New Roman" w:eastAsiaTheme="minorEastAsia" w:hAnsi="Times New Roman" w:cs="Times New Roman"/>
+                <w:color w:val="000000"/>
+                <w:sz w:val="24"/>
+                <w:szCs w:val="24"/>
+              </w:rPr>
+            </w:pPr>
+            <w:r>
+              <w:rPr>
+                <w:rFonts w:ascii="Times New Roman" w:eastAsiaTheme="minorEastAsia" w:hAnsi="Times New Roman" w:cs="Times New Roman"/>
+                <w:color w:val="000000"/>
+                <w:sz w:val="24"/>
+                <w:szCs w:val="24"/>
+              </w:rPr>
+              <w:t>panelContent</w:t>
+            </w:r>
+          </w:p>
+        </w:tc>
+        <w:tc>
+          <w:tcPr>
+            <w:tcW w:w="0" w:type="auto"/>
+            <w:hideMark/>
+          </w:tcPr>
+          <w:p>
+            <w:pPr>
+              <w:widowControl w:val="0"/>
+              <w:pBdr>
+                <w:top w:val="nil"/>
+                <w:left w:val="nil"/>
+                <w:bottom w:val="nil"/>
+                <w:right w:val="nil"/>
+                <w:between w:val="nil"/>
+              </w:pBdr>
+              <w:spacing w:before="185" w:line="285" w:lineRule="auto"/>
+              <w:ind w:left="517" w:hanging="503"/>
+              <w:rPr>
+                <w:rFonts w:ascii="Times New Roman" w:eastAsiaTheme="minorEastAsia" w:hAnsi="Times New Roman" w:cs="Times New Roman"/>
+                <w:color w:val="000000"/>
+                <w:sz w:val="24"/>
+                <w:szCs w:val="24"/>
+              </w:rPr>
+            </w:pPr>
+            <w:r>
+              <w:rPr>
+                <w:rFonts w:ascii="Times New Roman" w:eastAsiaTheme="minorEastAsia" w:hAnsi="Times New Roman" w:cs="Times New Roman"/>
+                <w:color w:val="000000"/>
+                <w:sz w:val="24"/>
+                <w:szCs w:val="24"/>
+              </w:rPr>
+              <w:t>Panel</w:t>
+            </w:r>
+          </w:p>
+        </w:tc>
+        <w:tc>
+          <w:tcPr>
+            <w:tcW w:w="0" w:type="auto"/>
+            <w:hideMark/>
+          </w:tcPr>
+          <w:p>
+            <w:pPr>
+              <w:widowControl w:val="0"/>
+              <w:pBdr>
+                <w:top w:val="nil"/>
+                <w:left w:val="nil"/>
+                <w:bottom w:val="nil"/>
+                <w:right w:val="nil"/>
+                <w:between w:val="nil"/>
+              </w:pBdr>
+              <w:spacing w:before="185" w:line="285" w:lineRule="auto"/>
+              <w:ind w:left="30" w:hanging="16"/>
+              <w:rPr>
+                <w:rFonts w:ascii="Times New Roman" w:eastAsiaTheme="minorEastAsia" w:hAnsi="Times New Roman" w:cs="Times New Roman"/>
+                <w:color w:val="000000"/>
+                <w:sz w:val="24"/>
+                <w:szCs w:val="24"/>
+              </w:rPr>
+            </w:pPr>
+            <w:r>
+              <w:rPr>
+                <w:rFonts w:ascii="Times New Roman" w:eastAsiaTheme="minorEastAsia" w:hAnsi="Times New Roman" w:cs="Times New Roman"/>
+                <w:color w:val="000000"/>
+                <w:sz w:val="24"/>
+                <w:szCs w:val="24"/>
+              </w:rPr>
+              <w:t>Vùng chứa chính (Panel Center) dùng để nhúng các Form con khi được kích hoạt.</w:t>
+            </w:r>
+          </w:p>
+        </w:tc>
+      </w:tr>
+      <w:tr>
+        <w:tc>
+          <w:tcPr>
+            <w:tcW w:w="0" w:type="auto"/>
+            <w:hideMark/>
+          </w:tcPr>
+          <w:p>
+            <w:pPr>
+              <w:widowControl w:val="0"/>
+              <w:pBdr>
+                <w:top w:val="nil"/>
+                <w:left w:val="nil"/>
+                <w:bottom w:val="nil"/>
+                <w:right w:val="nil"/>
+                <w:between w:val="nil"/>
+              </w:pBdr>
+              <w:spacing w:before="185" w:line="285" w:lineRule="auto"/>
+              <w:ind w:left="517" w:hanging="503"/>
+              <w:rPr>
+                <w:rFonts w:ascii="Times New Roman" w:eastAsiaTheme="minorEastAsia" w:hAnsi="Times New Roman" w:cs="Times New Roman"/>
+                <w:color w:val="000000"/>
+                <w:sz w:val="24"/>
+                <w:szCs w:val="24"/>
+              </w:rPr>
+            </w:pPr>
+            <w:r>
+              <w:rPr>
+                <w:rFonts w:ascii="Times New Roman" w:eastAsiaTheme="minorEastAsia" w:hAnsi="Times New Roman" w:cs="Times New Roman"/>
+                <w:color w:val="000000"/>
+                <w:sz w:val="24"/>
+                <w:szCs w:val="24"/>
+              </w:rPr>
+              <w:t>statusStripMain</w:t>
+            </w:r>
+          </w:p>
+        </w:tc>
+        <w:tc>
+          <w:tcPr>
+            <w:tcW w:w="0" w:type="auto"/>
+            <w:hideMark/>
+          </w:tcPr>
+          <w:p>
+            <w:pPr>
+              <w:widowControl w:val="0"/>
+              <w:pBdr>
+                <w:top w:val="nil"/>
+                <w:left w:val="nil"/>
+                <w:bottom w:val="nil"/>
+                <w:right w:val="nil"/>
+                <w:between w:val="nil"/>
+              </w:pBdr>
+              <w:spacing w:before="185" w:line="285" w:lineRule="auto"/>
+              <w:ind w:left="517" w:hanging="503"/>
+              <w:rPr>
+                <w:rFonts w:ascii="Times New Roman" w:eastAsiaTheme="minorEastAsia" w:hAnsi="Times New Roman" w:cs="Times New Roman"/>
+                <w:color w:val="000000"/>
+                <w:sz w:val="24"/>
+                <w:szCs w:val="24"/>
+              </w:rPr>
+            </w:pPr>
+            <w:r>
+              <w:rPr>
+                <w:rFonts w:ascii="Times New Roman" w:eastAsiaTheme="minorEastAsia" w:hAnsi="Times New Roman" w:cs="Times New Roman"/>
+                <w:color w:val="000000"/>
+                <w:sz w:val="24"/>
+                <w:szCs w:val="24"/>
+              </w:rPr>
+              <w:t>StatusStrip</w:t>
+            </w:r>
+          </w:p>
+        </w:tc>
+        <w:tc>
+          <w:tcPr>
+            <w:tcW w:w="0" w:type="auto"/>
+            <w:hideMark/>
+          </w:tcPr>
+          <w:p>
+            <w:pPr>
+              <w:widowControl w:val="0"/>
+              <w:pBdr>
+                <w:top w:val="nil"/>
+                <w:left w:val="nil"/>
+                <w:bottom w:val="nil"/>
+                <w:right w:val="nil"/>
+                <w:between w:val="nil"/>
+              </w:pBdr>
+              <w:spacing w:before="185" w:line="285" w:lineRule="auto"/>
+              <w:ind w:left="30" w:hanging="16"/>
+              <w:rPr>
+                <w:rFonts w:ascii="Times New Roman" w:eastAsiaTheme="minorEastAsia" w:hAnsi="Times New Roman" w:cs="Times New Roman"/>
+                <w:color w:val="000000"/>
+                <w:sz w:val="24"/>
+                <w:szCs w:val="24"/>
+              </w:rPr>
+            </w:pPr>
+            <w:r>
+              <w:rPr>
+                <w:rFonts w:ascii="Times New Roman" w:eastAsiaTheme="minorEastAsia" w:hAnsi="Times New Roman" w:cs="Times New Roman"/>
+                <w:color w:val="000000"/>
+                <w:sz w:val="24"/>
+                <w:szCs w:val="24"/>
+              </w:rPr>
+              <w:t>Thanh trạng thái hệ thống đặt ở mép dưới Form.</w:t>
+            </w:r>
+          </w:p>
+        </w:tc>
+      </w:tr>
+      <w:tr>
+        <w:tc>
+          <w:tcPr>
+            <w:tcW w:w="0" w:type="auto"/>
+            <w:hideMark/>
+          </w:tcPr>
+          <w:p>
+            <w:pPr>
+              <w:widowControl w:val="0"/>
+              <w:pBdr>
+                <w:top w:val="nil"/>
+                <w:left w:val="nil"/>
+                <w:bottom w:val="nil"/>
+                <w:right w:val="nil"/>
+                <w:between w:val="nil"/>
+              </w:pBdr>
+              <w:spacing w:before="185" w:line="285" w:lineRule="auto"/>
+              <w:ind w:left="517" w:hanging="503"/>
+              <w:rPr>
+                <w:rFonts w:ascii="Times New Roman" w:eastAsiaTheme="minorEastAsia" w:hAnsi="Times New Roman" w:cs="Times New Roman"/>
+                <w:color w:val="000000"/>
+                <w:sz w:val="24"/>
+                <w:szCs w:val="24"/>
+              </w:rPr>
+            </w:pPr>
+            <w:r>
+              <w:rPr>
+                <w:rFonts w:ascii="Times New Roman" w:eastAsiaTheme="minorEastAsia" w:hAnsi="Times New Roman" w:cs="Times New Roman"/>
+                <w:color w:val="000000"/>
+                <w:sz w:val="24"/>
+                <w:szCs w:val="24"/>
+              </w:rPr>
+              <w:t>lblUserStatus</w:t>
+            </w:r>
+          </w:p>
+        </w:tc>
+        <w:tc>
+          <w:tcPr>
+            <w:tcW w:w="0" w:type="auto"/>
+            <w:hideMark/>
+          </w:tcPr>
+          <w:p>
+            <w:pPr>
+              <w:widowControl w:val="0"/>
+              <w:pBdr>
+                <w:top w:val="nil"/>
+                <w:left w:val="nil"/>
+                <w:bottom w:val="nil"/>
+                <w:right w:val="nil"/>
+                <w:between w:val="nil"/>
+              </w:pBdr>
+              <w:spacing w:before="185" w:line="285" w:lineRule="auto"/>
+              <w:ind w:left="517" w:hanging="503"/>
+              <w:rPr>
+                <w:rFonts w:ascii="Times New Roman" w:eastAsiaTheme="minorEastAsia" w:hAnsi="Times New Roman" w:cs="Times New Roman"/>
+                <w:color w:val="000000"/>
+                <w:sz w:val="24"/>
+                <w:szCs w:val="24"/>
+              </w:rPr>
+            </w:pPr>
+            <w:r>
+              <w:rPr>
+                <w:rFonts w:ascii="Times New Roman" w:eastAsiaTheme="minorEastAsia" w:hAnsi="Times New Roman" w:cs="Times New Roman"/>
+                <w:color w:val="000000"/>
+                <w:sz w:val="24"/>
+                <w:szCs w:val="24"/>
+              </w:rPr>
+              <w:t>ToolStripStatusLabel</w:t>
+            </w:r>
+          </w:p>
+        </w:tc>
+        <w:tc>
+          <w:tcPr>
+            <w:tcW w:w="0" w:type="auto"/>
+            <w:hideMark/>
+          </w:tcPr>
+          <w:p>
+            <w:pPr>
+              <w:widowControl w:val="0"/>
+              <w:pBdr>
+                <w:top w:val="nil"/>
+                <w:left w:val="nil"/>
+                <w:bottom w:val="nil"/>
+                <w:right w:val="nil"/>
+                <w:between w:val="nil"/>
+              </w:pBdr>
+              <w:spacing w:before="185" w:line="285" w:lineRule="auto"/>
+              <w:ind w:left="30" w:hanging="16"/>
+              <w:rPr>
+                <w:rFonts w:ascii="Times New Roman" w:eastAsiaTheme="minorEastAsia" w:hAnsi="Times New Roman" w:cs="Times New Roman"/>
+                <w:color w:val="000000"/>
+                <w:sz w:val="24"/>
+                <w:szCs w:val="24"/>
+              </w:rPr>
+            </w:pPr>
+            <w:r>
+              <w:rPr>
+                <w:rFonts w:ascii="Times New Roman" w:eastAsiaTheme="minorEastAsia" w:hAnsi="Times New Roman" w:cs="Times New Roman"/>
+                <w:color w:val="000000"/>
+                <w:sz w:val="24"/>
+                <w:szCs w:val="24"/>
+              </w:rPr>
+              <w:t>Hiển thị thông tin Bác sĩ / Nhân viên đang đăng nhập hệ thống.</w:t>
+            </w:r>
+          </w:p>
+        </w:tc>
+      </w:tr>
+      <w:tr>
+        <w:tc>
+          <w:tcPr>
+            <w:tcW w:w="0" w:type="auto"/>
+            <w:hideMark/>
+          </w:tcPr>
+          <w:p>
+            <w:pPr>
+              <w:widowControl w:val="0"/>
+              <w:pBdr>
+                <w:top w:val="nil"/>
+                <w:left w:val="nil"/>
+                <w:bottom w:val="nil"/>
+                <w:right w:val="nil"/>
+                <w:between w:val="nil"/>
+              </w:pBdr>
+              <w:spacing w:before="185" w:line="285" w:lineRule="auto"/>
+              <w:ind w:left="517" w:hanging="503"/>
+              <w:rPr>
+                <w:rFonts w:ascii="Times New Roman" w:eastAsiaTheme="minorEastAsia" w:hAnsi="Times New Roman" w:cs="Times New Roman"/>
+                <w:color w:val="000000"/>
+                <w:sz w:val="24"/>
+                <w:szCs w:val="24"/>
+              </w:rPr>
+            </w:pPr>
+            <w:r>
+              <w:rPr>
+                <w:rFonts w:ascii="Times New Roman" w:eastAsiaTheme="minorEastAsia" w:hAnsi="Times New Roman" w:cs="Times New Roman"/>
+                <w:color w:val="000000"/>
+                <w:sz w:val="24"/>
+                <w:szCs w:val="24"/>
+              </w:rPr>
+              <w:t>lblClock</w:t>
+            </w:r>
+          </w:p>
+        </w:tc>
+        <w:tc>
+          <w:tcPr>
+            <w:tcW w:w="0" w:type="auto"/>
+            <w:hideMark/>
+          </w:tcPr>
+          <w:p>
+            <w:pPr>
+              <w:widowControl w:val="0"/>
+              <w:pBdr>
+                <w:top w:val="nil"/>
+                <w:left w:val="nil"/>
+                <w:bottom w:val="nil"/>
+                <w:right w:val="nil"/>
+                <w:between w:val="nil"/>
+              </w:pBdr>
+              <w:spacing w:before="185" w:line="285" w:lineRule="auto"/>
+              <w:ind w:left="517" w:hanging="503"/>
+              <w:rPr>
+                <w:rFonts w:ascii="Times New Roman" w:eastAsiaTheme="minorEastAsia" w:hAnsi="Times New Roman" w:cs="Times New Roman"/>
+                <w:color w:val="000000"/>
+                <w:sz w:val="24"/>
+                <w:szCs w:val="24"/>
+              </w:rPr>
+            </w:pPr>
+            <w:r>
+              <w:rPr>
+                <w:rFonts w:ascii="Times New Roman" w:eastAsiaTheme="minorEastAsia" w:hAnsi="Times New Roman" w:cs="Times New Roman"/>
+                <w:color w:val="000000"/>
+                <w:sz w:val="24"/>
+                <w:szCs w:val="24"/>
+              </w:rPr>
+              <w:t>ToolStripStatusLabel</w:t>
+            </w:r>
+          </w:p>
+        </w:tc>
+        <w:tc>
+          <w:tcPr>
+            <w:tcW w:w="0" w:type="auto"/>
+            <w:hideMark/>
+          </w:tcPr>
+          <w:p>
+            <w:pPr>
+              <w:widowControl w:val="0"/>
+              <w:pBdr>
+                <w:top w:val="nil"/>
+                <w:left w:val="nil"/>
+                <w:bottom w:val="nil"/>
+                <w:right w:val="nil"/>
+                <w:between w:val="nil"/>
+              </w:pBdr>
+              <w:spacing w:before="185" w:line="285" w:lineRule="auto"/>
+              <w:ind w:left="30" w:hanging="16"/>
+              <w:rPr>
+                <w:rFonts w:ascii="Times New Roman" w:eastAsiaTheme="minorEastAsia" w:hAnsi="Times New Roman" w:cs="Times New Roman"/>
+                <w:color w:val="000000"/>
+                <w:sz w:val="24"/>
+                <w:szCs w:val="24"/>
+              </w:rPr>
+            </w:pPr>
+            <w:r>
+              <w:rPr>
+                <w:rFonts w:ascii="Times New Roman" w:eastAsiaTheme="minorEastAsia" w:hAnsi="Times New Roman" w:cs="Times New Roman"/>
+                <w:color w:val="000000"/>
+                <w:sz w:val="24"/>
+                <w:szCs w:val="24"/>
+              </w:rPr>
+              <w:t>Hiển thị ngày giờ hệ thống thực thời gian thực (dd/MM/yyyy HH:mm:ss).</w:t>
+            </w:r>
+          </w:p>
+        </w:tc>
+      </w:tr>
+      <w:tr>
+        <w:tc>
+          <w:tcPr>
+            <w:tcW w:w="0" w:type="auto"/>
+            <w:hideMark/>
+          </w:tcPr>
+          <w:p>
+            <w:pPr>
+              <w:widowControl w:val="0"/>
+              <w:pBdr>
+                <w:top w:val="nil"/>
+                <w:left w:val="nil"/>
+                <w:bottom w:val="nil"/>
+                <w:right w:val="nil"/>
+                <w:between w:val="nil"/>
+              </w:pBdr>
+              <w:spacing w:before="185" w:line="285" w:lineRule="auto"/>
+              <w:ind w:left="517" w:hanging="503"/>
+              <w:rPr>
+                <w:rFonts w:ascii="Times New Roman" w:eastAsiaTheme="minorEastAsia" w:hAnsi="Times New Roman" w:cs="Times New Roman"/>
+                <w:color w:val="000000"/>
+                <w:sz w:val="24"/>
+                <w:szCs w:val="24"/>
+              </w:rPr>
+            </w:pPr>
+            <w:r>
+              <w:rPr>
+                <w:rFonts w:ascii="Times New Roman" w:eastAsiaTheme="minorEastAsia" w:hAnsi="Times New Roman" w:cs="Times New Roman"/>
+                <w:color w:val="000000"/>
+                <w:sz w:val="24"/>
+                <w:szCs w:val="24"/>
+              </w:rPr>
+              <w:t>timerClock</w:t>
+            </w:r>
+          </w:p>
+        </w:tc>
+        <w:tc>
+          <w:tcPr>
+            <w:tcW w:w="0" w:type="auto"/>
+            <w:hideMark/>
+          </w:tcPr>
+          <w:p>
+            <w:pPr>
+              <w:widowControl w:val="0"/>
+              <w:pBdr>
+                <w:top w:val="nil"/>
+                <w:left w:val="nil"/>
+                <w:bottom w:val="nil"/>
+                <w:right w:val="nil"/>
+                <w:between w:val="nil"/>
+              </w:pBdr>
+              <w:spacing w:before="185" w:line="285" w:lineRule="auto"/>
+              <w:ind w:left="517" w:hanging="503"/>
+              <w:rPr>
+                <w:rFonts w:ascii="Times New Roman" w:eastAsiaTheme="minorEastAsia" w:hAnsi="Times New Roman" w:cs="Times New Roman"/>
+                <w:color w:val="000000"/>
+                <w:sz w:val="24"/>
+                <w:szCs w:val="24"/>
+              </w:rPr>
+            </w:pPr>
+            <w:r>
+              <w:rPr>
+                <w:rFonts w:ascii="Times New Roman" w:eastAsiaTheme="minorEastAsia" w:hAnsi="Times New Roman" w:cs="Times New Roman"/>
+                <w:color w:val="000000"/>
+                <w:sz w:val="24"/>
+                <w:szCs w:val="24"/>
+              </w:rPr>
+              <w:t>Timer</w:t>
+            </w:r>
+          </w:p>
+        </w:tc>
+        <w:tc>
+          <w:tcPr>
+            <w:tcW w:w="0" w:type="auto"/>
+            <w:hideMark/>
+          </w:tcPr>
+          <w:p>
+            <w:pPr>
+              <w:widowControl w:val="0"/>
+              <w:pBdr>
+                <w:top w:val="nil"/>
+                <w:left w:val="nil"/>
+                <w:bottom w:val="nil"/>
+                <w:right w:val="nil"/>
+                <w:between w:val="nil"/>
+              </w:pBdr>
+              <w:spacing w:before="185" w:line="285" w:lineRule="auto"/>
+              <w:ind w:left="30" w:hanging="16"/>
+              <w:rPr>
+                <w:rFonts w:ascii="Times New Roman" w:eastAsiaTheme="minorEastAsia" w:hAnsi="Times New Roman" w:cs="Times New Roman"/>
+                <w:color w:val="000000"/>
+                <w:sz w:val="24"/>
+                <w:szCs w:val="24"/>
+              </w:rPr>
+            </w:pPr>
+            <w:r>
+              <w:rPr>
+                <w:rFonts w:ascii="Times New Roman" w:eastAsiaTheme="minorEastAsia" w:hAnsi="Times New Roman" w:cs="Times New Roman"/>
+                <w:color w:val="000000"/>
+                <w:sz w:val="24"/>
+                <w:szCs w:val="24"/>
+              </w:rPr>
+              <w:t>Bộ đếm thời gian kích hoạt mỗi 1000ms để làm mới lblClock.</w:t>
+            </w:r>
+          </w:p>
+        </w:tc>
+      </w:tr>
+    </w:tbl>
+    <w:p>
+      <w:pPr>
+        <w:widowControl w:val="0"/>
+        <w:pBdr>
+          <w:top w:val="nil"/>
+          <w:left w:val="nil"/>
+          <w:bottom w:val="nil"/>
+          <w:right w:val="nil"/>
+          <w:between w:val="nil"/>
+        </w:pBdr>
+        <w:spacing w:before="185" w:line="285" w:lineRule="auto"/>
+        <w:ind w:left="517" w:hanging="503"/>
+        <w:rPr>
+          <w:rFonts w:ascii="Times New Roman" w:eastAsiaTheme="minorEastAsia" w:hAnsi="Times New Roman" w:cs="Times New Roman"/>
+          <w:b/>
+          <w:bCs/>
+          <w:color w:val="000000"/>
+          <w:sz w:val="24"/>
+          <w:szCs w:val="24"/>
+        </w:rPr>
+      </w:pPr>
+    </w:p>
+    <w:p>
+      <w:pPr>
+        <w:widowControl w:val="0"/>
+        <w:pBdr>
+          <w:top w:val="nil"/>
+          <w:left w:val="nil"/>
+          <w:bottom w:val="nil"/>
+          <w:right w:val="nil"/>
+          <w:between w:val="nil"/>
+        </w:pBdr>
+        <w:spacing w:before="185" w:line="285" w:lineRule="auto"/>
+        <w:ind w:left="517" w:hanging="503"/>
+        <w:rPr>
+          <w:rFonts w:ascii="Times New Roman" w:eastAsiaTheme="minorEastAsia" w:hAnsi="Times New Roman" w:cs="Times New Roman"/>
+          <w:b/>
+          <w:bCs/>
+          <w:color w:val="000000"/>
+          <w:sz w:val="24"/>
+          <w:szCs w:val="24"/>
+          <w:lang w:val="vi-VN"/>
+        </w:rPr>
+      </w:pPr>
+      <w:r>
+        <w:rPr>
+          <w:rFonts w:ascii="Times New Roman" w:eastAsiaTheme="minorEastAsia" w:hAnsi="Times New Roman" w:cs="Times New Roman"/>
+          <w:b/>
+          <w:bCs/>
+          <w:color w:val="000000"/>
+          <w:sz w:val="24"/>
+          <w:szCs w:val="24"/>
+          <w:lang w:val="vi-VN"/>
+        </w:rPr>
+        <w:t>2. FrmTiepNhanDangKy</w:t>
+      </w:r>
+    </w:p>
+    <w:p>
+      <w:pPr>
+        <w:widowControl w:val="0"/>
+        <w:pBdr>
+          <w:top w:val="nil"/>
+          <w:left w:val="nil"/>
+          <w:bottom w:val="nil"/>
+          <w:right w:val="nil"/>
+          <w:between w:val="nil"/>
+        </w:pBdr>
+        <w:spacing w:before="185" w:line="285" w:lineRule="auto"/>
+        <w:ind w:left="517" w:hanging="503"/>
+        <w:rPr>
+          <w:rFonts w:ascii="Times New Roman" w:eastAsiaTheme="minorEastAsia" w:hAnsi="Times New Roman" w:cs="Times New Roman"/>
+          <w:color w:val="000000"/>
+          <w:sz w:val="24"/>
+          <w:szCs w:val="24"/>
+          <w:lang w:val="vi-VN"/>
+        </w:rPr>
+      </w:pPr>
+      <w:r>
+        <w:rPr>
+          <w:rFonts w:ascii="Times New Roman" w:eastAsiaTheme="minorEastAsia" w:hAnsi="Times New Roman" w:cs="Times New Roman"/>
+          <w:color w:val="000000"/>
+          <w:sz w:val="24"/>
+          <w:szCs w:val="24"/>
+          <w:lang w:val="vi-VN"/>
+        </w:rPr>
+        <w:drawing>
+          <wp:inline distT="0" distB="0" distL="0" distR="0" wp14:anchorId="41ACCE4D" wp14:editId="4C1FC88F">
+            <wp:extent cx="5977890" cy="2210435"/>
+            <wp:effectExtent l="0" t="0" r="3810" b="0"/>
+            <wp:docPr id="1984081821" name="Picture 1"/>
+            <wp:cNvGraphicFramePr>
+              <a:graphicFrameLocks xmlns:a="http://schemas.openxmlformats.org/drawingml/2006/main" noChangeAspect="1"/>
+            </wp:cNvGraphicFramePr>
+            <a:graphic xmlns:a="http://schemas.openxmlformats.org/drawingml/2006/main">
+              <a:graphicData uri="http://schemas.openxmlformats.org/drawingml/2006/picture">
+                <pic:pic xmlns:pic="http://schemas.openxmlformats.org/drawingml/2006/picture">
+                  <pic:nvPicPr>
+                    <pic:cNvPr id="1984081821" name=""/>
+                    <pic:cNvPicPr/>
+                  </pic:nvPicPr>
+                  <pic:blipFill>
+                    <a:blip r:embed="rId12"/>
+                    <a:stretch>
+                      <a:fillRect/>
+                    </a:stretch>
+                  </pic:blipFill>
+                  <pic:spPr>
+                    <a:xfrm>
+                      <a:off x="0" y="0"/>
+                      <a:ext cx="5977890" cy="2210435"/>
+                    </a:xfrm>
+                    <a:prstGeom prst="rect">
+                      <a:avLst/>
+                    </a:prstGeom>
+                  </pic:spPr>
+                </pic:pic>
+              </a:graphicData>
+            </a:graphic>
+          </wp:inline>
+        </w:drawing>
+      </w:r>
+    </w:p>
+    <w:p>
+      <w:pPr>
+        <w:widowControl w:val="0"/>
+        <w:pBdr>
+          <w:top w:val="nil"/>
+          <w:left w:val="nil"/>
+          <w:bottom w:val="nil"/>
+          <w:right w:val="nil"/>
+          <w:between w:val="nil"/>
+        </w:pBdr>
+        <w:spacing w:before="185" w:line="285" w:lineRule="auto"/>
+        <w:ind w:left="517" w:hanging="503"/>
+        <w:rPr>
+          <w:rFonts w:ascii="Times New Roman" w:eastAsiaTheme="minorEastAsia" w:hAnsi="Times New Roman" w:cs="Times New Roman"/>
+          <w:color w:val="000000"/>
+          <w:sz w:val="24"/>
+          <w:szCs w:val="24"/>
+          <w:lang w:val="vi-VN"/>
+        </w:rPr>
+      </w:pPr>
+      <w:r>
+        <w:rPr>
+          <w:rFonts w:ascii="Times New Roman" w:eastAsiaTheme="minorEastAsia" w:hAnsi="Times New Roman" w:cs="Times New Roman"/>
+          <w:color w:val="000000"/>
+          <w:sz w:val="24"/>
+          <w:szCs w:val="24"/>
+          <w:lang w:val="vi-VN"/>
+        </w:rPr>
+        <w:lastRenderedPageBreak/>
+        <w:drawing>
+          <wp:inline distT="0" distB="0" distL="0" distR="0" wp14:anchorId="1E3CC84A" wp14:editId="6DD15F48">
+            <wp:extent cx="5977890" cy="3044190"/>
+            <wp:effectExtent l="0" t="0" r="3810" b="3810"/>
+            <wp:docPr id="2049458417" name="Picture 1"/>
+            <wp:cNvGraphicFramePr>
+              <a:graphicFrameLocks xmlns:a="http://schemas.openxmlformats.org/drawingml/2006/main" noChangeAspect="1"/>
+            </wp:cNvGraphicFramePr>
+            <a:graphic xmlns:a="http://schemas.openxmlformats.org/drawingml/2006/main">
+              <a:graphicData uri="http://schemas.openxmlformats.org/drawingml/2006/picture">
+                <pic:pic xmlns:pic="http://schemas.openxmlformats.org/drawingml/2006/picture">
+                  <pic:nvPicPr>
+                    <pic:cNvPr id="2049458417" name=""/>
+                    <pic:cNvPicPr/>
+                  </pic:nvPicPr>
+                  <pic:blipFill>
+                    <a:blip r:embed="rId13"/>
+                    <a:stretch>
+                      <a:fillRect/>
+                    </a:stretch>
+                  </pic:blipFill>
+                  <pic:spPr>
+                    <a:xfrm>
+                      <a:off x="0" y="0"/>
+                      <a:ext cx="5977890" cy="3044190"/>
+                    </a:xfrm>
+                    <a:prstGeom prst="rect">
+                      <a:avLst/>
+                    </a:prstGeom>
+                  </pic:spPr>
+                </pic:pic>
+              </a:graphicData>
+            </a:graphic>
+          </wp:inline>
+        </w:drawing>
+      </w:r>
+    </w:p>
+    <w:tbl>
+      <w:tblPr>
+        <w:tblStyle w:val="TableGrid"/>
+        <w:tblW w:w="0" w:type="auto"/>
+        <w:tblLook w:val="04A0" w:firstRow="1" w:lastRow="0" w:firstColumn="1" w:lastColumn="0" w:noHBand="0" w:noVBand="1"/>
+      </w:tblPr>
+      <w:tblGrid>
+        <w:gridCol w:w="1906"/>
+        <w:gridCol w:w="7498"/>
+      </w:tblGrid>
+      <w:tr>
+        <w:tc>
+          <w:tcPr>
+            <w:tcW w:w="0" w:type="auto"/>
+            <w:hideMark/>
+          </w:tcPr>
+          <w:p>
+            <w:pPr>
+              <w:widowControl w:val="0"/>
+              <w:pBdr>
+                <w:top w:val="nil"/>
+                <w:left w:val="nil"/>
+                <w:bottom w:val="nil"/>
+                <w:right w:val="nil"/>
+                <w:between w:val="nil"/>
+              </w:pBdr>
+              <w:spacing w:before="185" w:line="285" w:lineRule="auto"/>
+              <w:ind w:left="517" w:hanging="503"/>
+              <w:rPr>
+                <w:rFonts w:ascii="Times New Roman" w:eastAsiaTheme="minorEastAsia" w:hAnsi="Times New Roman" w:cs="Times New Roman"/>
+                <w:color w:val="000000"/>
+                <w:sz w:val="24"/>
+                <w:szCs w:val="24"/>
+              </w:rPr>
+            </w:pPr>
+            <w:r>
+              <w:rPr>
+                <w:rFonts w:ascii="Times New Roman" w:eastAsiaTheme="minorEastAsia" w:hAnsi="Times New Roman" w:cs="Times New Roman"/>
+                <w:b/>
+                <w:bCs/>
+                <w:color w:val="000000"/>
+                <w:sz w:val="24"/>
+                <w:szCs w:val="24"/>
+              </w:rPr>
+              <w:t>Thuộc tính</w:t>
+            </w:r>
+          </w:p>
+        </w:tc>
+        <w:tc>
+          <w:tcPr>
+            <w:tcW w:w="0" w:type="auto"/>
+            <w:hideMark/>
+          </w:tcPr>
+          <w:p>
+            <w:pPr>
+              <w:widowControl w:val="0"/>
+              <w:pBdr>
+                <w:top w:val="nil"/>
+                <w:left w:val="nil"/>
+                <w:bottom w:val="nil"/>
+                <w:right w:val="nil"/>
+                <w:between w:val="nil"/>
+              </w:pBdr>
+              <w:spacing w:before="185" w:line="285" w:lineRule="auto"/>
+              <w:ind w:left="517" w:hanging="503"/>
+              <w:rPr>
+                <w:rFonts w:ascii="Times New Roman" w:eastAsiaTheme="minorEastAsia" w:hAnsi="Times New Roman" w:cs="Times New Roman"/>
+                <w:color w:val="000000"/>
+                <w:sz w:val="24"/>
+                <w:szCs w:val="24"/>
+              </w:rPr>
+            </w:pPr>
+            <w:r>
+              <w:rPr>
+                <w:rFonts w:ascii="Times New Roman" w:eastAsiaTheme="minorEastAsia" w:hAnsi="Times New Roman" w:cs="Times New Roman"/>
+                <w:b/>
+                <w:bCs/>
+                <w:color w:val="000000"/>
+                <w:sz w:val="24"/>
+                <w:szCs w:val="24"/>
+              </w:rPr>
+              <w:t>Thiết kế</w:t>
+            </w:r>
+          </w:p>
+        </w:tc>
+      </w:tr>
+      <w:tr>
+        <w:tc>
+          <w:tcPr>
+            <w:tcW w:w="0" w:type="auto"/>
+            <w:hideMark/>
+          </w:tcPr>
+          <w:p>
+            <w:pPr>
+              <w:widowControl w:val="0"/>
+              <w:pBdr>
+                <w:top w:val="nil"/>
+                <w:left w:val="nil"/>
+                <w:bottom w:val="nil"/>
+                <w:right w:val="nil"/>
+                <w:between w:val="nil"/>
+              </w:pBdr>
+              <w:spacing w:before="185" w:line="285" w:lineRule="auto"/>
+              <w:ind w:firstLine="14"/>
+              <w:rPr>
+                <w:rFonts w:ascii="Times New Roman" w:eastAsiaTheme="minorEastAsia" w:hAnsi="Times New Roman" w:cs="Times New Roman"/>
+                <w:color w:val="000000"/>
+                <w:sz w:val="24"/>
+                <w:szCs w:val="24"/>
+              </w:rPr>
+            </w:pPr>
+            <w:r>
+              <w:rPr>
+                <w:rFonts w:ascii="Times New Roman" w:eastAsiaTheme="minorEastAsia" w:hAnsi="Times New Roman" w:cs="Times New Roman"/>
+                <w:b/>
+                <w:bCs/>
+                <w:color w:val="000000"/>
+                <w:sz w:val="24"/>
+                <w:szCs w:val="24"/>
+              </w:rPr>
+              <w:t>Mục đích</w:t>
+            </w:r>
+          </w:p>
+        </w:tc>
+        <w:tc>
+          <w:tcPr>
+            <w:tcW w:w="0" w:type="auto"/>
+            <w:hideMark/>
+          </w:tcPr>
+          <w:p>
+            <w:pPr>
+              <w:widowControl w:val="0"/>
+              <w:pBdr>
+                <w:top w:val="nil"/>
+                <w:left w:val="nil"/>
+                <w:bottom w:val="nil"/>
+                <w:right w:val="nil"/>
+                <w:between w:val="nil"/>
+              </w:pBdr>
+              <w:spacing w:before="185" w:line="285" w:lineRule="auto"/>
+              <w:ind w:left="35" w:hanging="21"/>
+              <w:rPr>
+                <w:rFonts w:ascii="Times New Roman" w:eastAsiaTheme="minorEastAsia" w:hAnsi="Times New Roman" w:cs="Times New Roman"/>
+                <w:color w:val="000000"/>
+                <w:sz w:val="24"/>
+                <w:szCs w:val="24"/>
+              </w:rPr>
+            </w:pPr>
+            <w:r>
+              <w:rPr>
+                <w:rFonts w:ascii="Times New Roman" w:eastAsiaTheme="minorEastAsia" w:hAnsi="Times New Roman" w:cs="Times New Roman"/>
+                <w:color w:val="000000"/>
+                <w:sz w:val="24"/>
+                <w:szCs w:val="24"/>
+              </w:rPr>
+              <w:t>Đăng ký bệnh nhân mới, quản lý đóng lệ phí năm, cấp Hồ sơ bệnh án và đặt/hủy lịch hẹn khám định kỳ cho bệnh nhân.</w:t>
+            </w:r>
+          </w:p>
+        </w:tc>
+      </w:tr>
+      <w:tr>
+        <w:tc>
+          <w:tcPr>
+            <w:tcW w:w="0" w:type="auto"/>
+            <w:hideMark/>
+          </w:tcPr>
+          <w:p>
+            <w:pPr>
+              <w:widowControl w:val="0"/>
+              <w:pBdr>
+                <w:top w:val="nil"/>
+                <w:left w:val="nil"/>
+                <w:bottom w:val="nil"/>
+                <w:right w:val="nil"/>
+                <w:between w:val="nil"/>
+              </w:pBdr>
+              <w:spacing w:before="185" w:line="285" w:lineRule="auto"/>
+              <w:ind w:firstLine="14"/>
+              <w:rPr>
+                <w:rFonts w:ascii="Times New Roman" w:eastAsiaTheme="minorEastAsia" w:hAnsi="Times New Roman" w:cs="Times New Roman"/>
+                <w:color w:val="000000"/>
+                <w:sz w:val="24"/>
+                <w:szCs w:val="24"/>
+              </w:rPr>
+            </w:pPr>
+            <w:r>
+              <w:rPr>
+                <w:rFonts w:ascii="Times New Roman" w:eastAsiaTheme="minorEastAsia" w:hAnsi="Times New Roman" w:cs="Times New Roman"/>
+                <w:b/>
+                <w:bCs/>
+                <w:color w:val="000000"/>
+                <w:sz w:val="24"/>
+                <w:szCs w:val="24"/>
+              </w:rPr>
+              <w:t>Đối tượng sử dụng</w:t>
+            </w:r>
+          </w:p>
+        </w:tc>
+        <w:tc>
+          <w:tcPr>
+            <w:tcW w:w="0" w:type="auto"/>
+            <w:hideMark/>
+          </w:tcPr>
+          <w:p>
+            <w:pPr>
+              <w:widowControl w:val="0"/>
+              <w:pBdr>
+                <w:top w:val="nil"/>
+                <w:left w:val="nil"/>
+                <w:bottom w:val="nil"/>
+                <w:right w:val="nil"/>
+                <w:between w:val="nil"/>
+              </w:pBdr>
+              <w:spacing w:before="185" w:line="285" w:lineRule="auto"/>
+              <w:ind w:left="35" w:hanging="21"/>
+              <w:rPr>
+                <w:rFonts w:ascii="Times New Roman" w:eastAsiaTheme="minorEastAsia" w:hAnsi="Times New Roman" w:cs="Times New Roman"/>
+                <w:color w:val="000000"/>
+                <w:sz w:val="24"/>
+                <w:szCs w:val="24"/>
+              </w:rPr>
+            </w:pPr>
+            <w:r>
+              <w:rPr>
+                <w:rFonts w:ascii="Times New Roman" w:eastAsiaTheme="minorEastAsia" w:hAnsi="Times New Roman" w:cs="Times New Roman"/>
+                <w:color w:val="000000"/>
+                <w:sz w:val="24"/>
+                <w:szCs w:val="24"/>
+              </w:rPr>
+              <w:t>Nhân viên tiếp nhận, Nhân viên lễ tân phòng khám.</w:t>
+            </w:r>
+          </w:p>
+        </w:tc>
+      </w:tr>
+      <w:tr>
+        <w:tc>
+          <w:tcPr>
+            <w:tcW w:w="0" w:type="auto"/>
+            <w:hideMark/>
+          </w:tcPr>
+          <w:p>
+            <w:pPr>
+              <w:widowControl w:val="0"/>
+              <w:pBdr>
+                <w:top w:val="nil"/>
+                <w:left w:val="nil"/>
+                <w:bottom w:val="nil"/>
+                <w:right w:val="nil"/>
+                <w:between w:val="nil"/>
+              </w:pBdr>
+              <w:spacing w:before="185" w:line="285" w:lineRule="auto"/>
+              <w:ind w:firstLine="14"/>
+              <w:rPr>
+                <w:rFonts w:ascii="Times New Roman" w:eastAsiaTheme="minorEastAsia" w:hAnsi="Times New Roman" w:cs="Times New Roman"/>
+                <w:color w:val="000000"/>
+                <w:sz w:val="24"/>
+                <w:szCs w:val="24"/>
+              </w:rPr>
+            </w:pPr>
+            <w:r>
+              <w:rPr>
+                <w:rFonts w:ascii="Times New Roman" w:eastAsiaTheme="minorEastAsia" w:hAnsi="Times New Roman" w:cs="Times New Roman"/>
+                <w:b/>
+                <w:bCs/>
+                <w:color w:val="000000"/>
+                <w:sz w:val="24"/>
+                <w:szCs w:val="24"/>
+              </w:rPr>
+              <w:t>Đọc/Ghi dữ liệu</w:t>
+            </w:r>
+          </w:p>
+        </w:tc>
+        <w:tc>
+          <w:tcPr>
+            <w:tcW w:w="0" w:type="auto"/>
+            <w:hideMark/>
+          </w:tcPr>
+          <w:p>
+            <w:pPr>
+              <w:widowControl w:val="0"/>
+              <w:pBdr>
+                <w:top w:val="nil"/>
+                <w:left w:val="nil"/>
+                <w:bottom w:val="nil"/>
+                <w:right w:val="nil"/>
+                <w:between w:val="nil"/>
+              </w:pBdr>
+              <w:spacing w:before="185" w:line="285" w:lineRule="auto"/>
+              <w:ind w:left="35" w:hanging="21"/>
+              <w:rPr>
+                <w:rFonts w:ascii="Times New Roman" w:eastAsiaTheme="minorEastAsia" w:hAnsi="Times New Roman" w:cs="Times New Roman"/>
+                <w:color w:val="000000"/>
+                <w:sz w:val="24"/>
+                <w:szCs w:val="24"/>
+              </w:rPr>
+            </w:pPr>
+            <w:r>
+              <w:rPr>
+                <w:rFonts w:ascii="Times New Roman" w:eastAsiaTheme="minorEastAsia" w:hAnsi="Times New Roman" w:cs="Times New Roman"/>
+                <w:color w:val="000000"/>
+                <w:sz w:val="24"/>
+                <w:szCs w:val="24"/>
+              </w:rPr>
+              <w:t xml:space="preserve">Truy vấn và cập nhật dữ liệu trực tiếp với các bảng PhieuDangKy, HoSoBenhAn, LichHenKham trong CSDL QuanLyHoSoBenhAn. </w:t>
+            </w:r>
+          </w:p>
+        </w:tc>
+      </w:tr>
+      <w:tr>
+        <w:tc>
+          <w:tcPr>
+            <w:tcW w:w="0" w:type="auto"/>
+            <w:hideMark/>
+          </w:tcPr>
+          <w:p>
+            <w:pPr>
+              <w:widowControl w:val="0"/>
+              <w:pBdr>
+                <w:top w:val="nil"/>
+                <w:left w:val="nil"/>
+                <w:bottom w:val="nil"/>
+                <w:right w:val="nil"/>
+                <w:between w:val="nil"/>
+              </w:pBdr>
+              <w:spacing w:before="185" w:line="285" w:lineRule="auto"/>
+              <w:ind w:firstLine="14"/>
+              <w:rPr>
+                <w:rFonts w:ascii="Times New Roman" w:eastAsiaTheme="minorEastAsia" w:hAnsi="Times New Roman" w:cs="Times New Roman"/>
+                <w:color w:val="000000"/>
+                <w:sz w:val="24"/>
+                <w:szCs w:val="24"/>
+              </w:rPr>
+            </w:pPr>
+            <w:r>
+              <w:rPr>
+                <w:rFonts w:ascii="Times New Roman" w:eastAsiaTheme="minorEastAsia" w:hAnsi="Times New Roman" w:cs="Times New Roman"/>
+                <w:b/>
+                <w:bCs/>
+                <w:color w:val="000000"/>
+                <w:sz w:val="24"/>
+                <w:szCs w:val="24"/>
+              </w:rPr>
+              <w:t>Input/Output</w:t>
+            </w:r>
+          </w:p>
+        </w:tc>
+        <w:tc>
+          <w:tcPr>
+            <w:tcW w:w="0" w:type="auto"/>
+            <w:hideMark/>
+          </w:tcPr>
+          <w:p>
+            <w:pPr>
+              <w:widowControl w:val="0"/>
+              <w:pBdr>
+                <w:top w:val="nil"/>
+                <w:left w:val="nil"/>
+                <w:bottom w:val="nil"/>
+                <w:right w:val="nil"/>
+                <w:between w:val="nil"/>
+              </w:pBdr>
+              <w:spacing w:before="185" w:line="285" w:lineRule="auto"/>
+              <w:ind w:left="35" w:hanging="21"/>
+              <w:rPr>
+                <w:rFonts w:ascii="Times New Roman" w:eastAsiaTheme="minorEastAsia" w:hAnsi="Times New Roman" w:cs="Times New Roman"/>
+                <w:color w:val="000000"/>
+                <w:sz w:val="24"/>
+                <w:szCs w:val="24"/>
+              </w:rPr>
+            </w:pPr>
+            <w:r>
+              <w:rPr>
+                <w:rFonts w:ascii="Times New Roman" w:eastAsiaTheme="minorEastAsia" w:hAnsi="Times New Roman" w:cs="Times New Roman"/>
+                <w:b/>
+                <w:bCs/>
+                <w:color w:val="000000"/>
+                <w:sz w:val="24"/>
+                <w:szCs w:val="24"/>
+              </w:rPr>
+              <w:t>Input</w:t>
+            </w:r>
+            <w:r>
+              <w:rPr>
+                <w:rFonts w:ascii="Times New Roman" w:eastAsiaTheme="minorEastAsia" w:hAnsi="Times New Roman" w:cs="Times New Roman"/>
+                <w:color w:val="000000"/>
+                <w:sz w:val="24"/>
+                <w:szCs w:val="24"/>
+              </w:rPr>
+              <w:t>: Thông tin bệnh nhân (Họ tên, SĐT, Địa chỉ, Ngày sinh, Ảnh 3x4, Lệ phí), thông tin lịch hẹn (Ngày giờ hẹn, Trạng thái).</w:t>
+            </w:r>
+          </w:p>
+          <w:p>
+            <w:pPr>
+              <w:widowControl w:val="0"/>
+              <w:pBdr>
+                <w:top w:val="nil"/>
+                <w:left w:val="nil"/>
+                <w:bottom w:val="nil"/>
+                <w:right w:val="nil"/>
+                <w:between w:val="nil"/>
+              </w:pBdr>
+              <w:spacing w:before="185" w:line="285" w:lineRule="auto"/>
+              <w:ind w:left="35" w:hanging="21"/>
+              <w:rPr>
+                <w:rFonts w:ascii="Times New Roman" w:eastAsiaTheme="minorEastAsia" w:hAnsi="Times New Roman" w:cs="Times New Roman"/>
+                <w:color w:val="000000"/>
+                <w:sz w:val="24"/>
+                <w:szCs w:val="24"/>
+              </w:rPr>
+            </w:pPr>
+            <w:r>
+              <w:rPr>
+                <w:rFonts w:ascii="Times New Roman" w:eastAsiaTheme="minorEastAsia" w:hAnsi="Times New Roman" w:cs="Times New Roman"/>
+                <w:color w:val="000000"/>
+                <w:sz w:val="24"/>
+                <w:szCs w:val="24"/>
+              </w:rPr>
+              <w:br/>
+            </w:r>
+          </w:p>
+          <w:p>
+            <w:pPr>
+              <w:widowControl w:val="0"/>
+              <w:pBdr>
+                <w:top w:val="nil"/>
+                <w:left w:val="nil"/>
+                <w:bottom w:val="nil"/>
+                <w:right w:val="nil"/>
+                <w:between w:val="nil"/>
+              </w:pBdr>
+              <w:spacing w:before="185" w:line="285" w:lineRule="auto"/>
+              <w:ind w:left="35" w:hanging="21"/>
+              <w:rPr>
+                <w:rFonts w:ascii="Times New Roman" w:eastAsiaTheme="minorEastAsia" w:hAnsi="Times New Roman" w:cs="Times New Roman"/>
+                <w:color w:val="000000"/>
+                <w:sz w:val="24"/>
+                <w:szCs w:val="24"/>
+              </w:rPr>
+            </w:pPr>
+            <w:r>
+              <w:rPr>
+                <w:rFonts w:ascii="Times New Roman" w:eastAsiaTheme="minorEastAsia" w:hAnsi="Times New Roman" w:cs="Times New Roman"/>
+                <w:b/>
+                <w:bCs/>
+                <w:color w:val="000000"/>
+                <w:sz w:val="24"/>
+                <w:szCs w:val="24"/>
+              </w:rPr>
+              <w:t>Output</w:t>
+            </w:r>
+            <w:r>
+              <w:rPr>
+                <w:rFonts w:ascii="Times New Roman" w:eastAsiaTheme="minorEastAsia" w:hAnsi="Times New Roman" w:cs="Times New Roman"/>
+                <w:color w:val="000000"/>
+                <w:sz w:val="24"/>
+                <w:szCs w:val="24"/>
+              </w:rPr>
+              <w:t>: Mã Hồ sơ bệnh án được cấp, thông tin lịch hẹn được lưu và danh sách hồ sơ/lịch hẹn hiển thị trên lưới.</w:t>
+            </w:r>
+          </w:p>
+        </w:tc>
+      </w:tr>
+      <w:tr>
+        <w:tc>
+          <w:tcPr>
+            <w:tcW w:w="0" w:type="auto"/>
+            <w:hideMark/>
+          </w:tcPr>
+          <w:p>
+            <w:pPr>
+              <w:widowControl w:val="0"/>
+              <w:pBdr>
+                <w:top w:val="nil"/>
+                <w:left w:val="nil"/>
+                <w:bottom w:val="nil"/>
+                <w:right w:val="nil"/>
+                <w:between w:val="nil"/>
+              </w:pBdr>
+              <w:spacing w:before="185" w:line="285" w:lineRule="auto"/>
+              <w:ind w:firstLine="14"/>
+              <w:rPr>
+                <w:rFonts w:ascii="Times New Roman" w:eastAsiaTheme="minorEastAsia" w:hAnsi="Times New Roman" w:cs="Times New Roman"/>
+                <w:color w:val="000000"/>
+                <w:sz w:val="24"/>
+                <w:szCs w:val="24"/>
+              </w:rPr>
+            </w:pPr>
+            <w:r>
+              <w:rPr>
+                <w:rFonts w:ascii="Times New Roman" w:eastAsiaTheme="minorEastAsia" w:hAnsi="Times New Roman" w:cs="Times New Roman"/>
+                <w:b/>
+                <w:bCs/>
+                <w:color w:val="000000"/>
+                <w:sz w:val="24"/>
+                <w:szCs w:val="24"/>
+              </w:rPr>
+              <w:t>Kịch bản/Validation</w:t>
+            </w:r>
+          </w:p>
+        </w:tc>
+        <w:tc>
+          <w:tcPr>
+            <w:tcW w:w="0" w:type="auto"/>
+            <w:hideMark/>
+          </w:tcPr>
+          <w:p>
+            <w:pPr>
+              <w:widowControl w:val="0"/>
+              <w:pBdr>
+                <w:top w:val="nil"/>
+                <w:left w:val="nil"/>
+                <w:bottom w:val="nil"/>
+                <w:right w:val="nil"/>
+                <w:between w:val="nil"/>
+              </w:pBdr>
+              <w:spacing w:before="185" w:line="285" w:lineRule="auto"/>
+              <w:ind w:left="35" w:hanging="21"/>
+              <w:rPr>
+                <w:rFonts w:ascii="Times New Roman" w:eastAsiaTheme="minorEastAsia" w:hAnsi="Times New Roman" w:cs="Times New Roman"/>
+                <w:color w:val="000000"/>
+                <w:sz w:val="24"/>
+                <w:szCs w:val="24"/>
+              </w:rPr>
+            </w:pPr>
+            <w:r>
+              <w:rPr>
+                <w:rFonts w:ascii="Times New Roman" w:eastAsiaTheme="minorEastAsia" w:hAnsi="Times New Roman" w:cs="Times New Roman"/>
+                <w:color w:val="000000"/>
+                <w:sz w:val="24"/>
+                <w:szCs w:val="24"/>
+              </w:rPr>
+              <w:t xml:space="preserve">Kiểm tra bắt buộc nhập Họ tên và SĐT; tự động sinh mã định danh duy nhất (maPhieuDK, maHoSo, maLichHen); xác nhận trước khi hủy lịch hẹn; không cho phép đặt lịch nếu Mã hồ sơ không tồn tại trong CSDL. </w:t>
+            </w:r>
+          </w:p>
+        </w:tc>
+      </w:tr>
+    </w:tbl>
+    <w:p>
+      <w:pPr>
+        <w:widowControl w:val="0"/>
+        <w:pBdr>
+          <w:top w:val="nil"/>
+          <w:left w:val="nil"/>
+          <w:bottom w:val="nil"/>
+          <w:right w:val="nil"/>
+          <w:between w:val="nil"/>
+        </w:pBdr>
+        <w:spacing w:before="185" w:line="285" w:lineRule="auto"/>
+        <w:ind w:left="517" w:hanging="503"/>
+        <w:rPr>
+          <w:rFonts w:ascii="Times New Roman" w:eastAsiaTheme="minorEastAsia" w:hAnsi="Times New Roman" w:cs="Times New Roman"/>
+          <w:color w:val="000000"/>
+          <w:sz w:val="24"/>
+          <w:szCs w:val="24"/>
+        </w:rPr>
+      </w:pPr>
+    </w:p>
+    <w:tbl>
+      <w:tblPr>
+        <w:tblStyle w:val="TableGrid"/>
+        <w:tblW w:w="0" w:type="auto"/>
+        <w:tblLook w:val="04A0" w:firstRow="1" w:lastRow="0" w:firstColumn="1" w:lastColumn="0" w:noHBand="0" w:noVBand="1"/>
+      </w:tblPr>
+      <w:tblGrid>
+        <w:gridCol w:w="2150"/>
+        <w:gridCol w:w="1803"/>
+        <w:gridCol w:w="5451"/>
+      </w:tblGrid>
+      <w:tr>
+        <w:tc>
+          <w:tcPr>
+            <w:tcW w:w="0" w:type="auto"/>
+            <w:hideMark/>
+          </w:tcPr>
+          <w:p>
+            <w:pPr>
+              <w:widowControl w:val="0"/>
+              <w:pBdr>
+                <w:top w:val="nil"/>
+                <w:left w:val="nil"/>
+                <w:bottom w:val="nil"/>
+                <w:right w:val="nil"/>
+                <w:between w:val="nil"/>
+              </w:pBdr>
+              <w:spacing w:before="185" w:line="285" w:lineRule="auto"/>
+              <w:ind w:left="517" w:hanging="503"/>
+              <w:jc w:val="center"/>
+              <w:rPr>
+                <w:rFonts w:ascii="Times New Roman" w:eastAsiaTheme="minorEastAsia" w:hAnsi="Times New Roman" w:cs="Times New Roman"/>
+                <w:b/>
+                <w:bCs/>
+                <w:color w:val="000000"/>
+                <w:sz w:val="24"/>
+                <w:szCs w:val="24"/>
+              </w:rPr>
+            </w:pPr>
+            <w:r>
+              <w:rPr>
+                <w:rFonts w:ascii="Times New Roman" w:eastAsiaTheme="minorEastAsia" w:hAnsi="Times New Roman" w:cs="Times New Roman"/>
+                <w:b/>
+                <w:bCs/>
+                <w:color w:val="000000"/>
+                <w:sz w:val="24"/>
+                <w:szCs w:val="24"/>
+              </w:rPr>
+              <w:t>(Name)</w:t>
+            </w:r>
+          </w:p>
+        </w:tc>
+        <w:tc>
+          <w:tcPr>
+            <w:tcW w:w="0" w:type="auto"/>
+            <w:hideMark/>
+          </w:tcPr>
+          <w:p>
+            <w:pPr>
+              <w:widowControl w:val="0"/>
+              <w:pBdr>
+                <w:top w:val="nil"/>
+                <w:left w:val="nil"/>
+                <w:bottom w:val="nil"/>
+                <w:right w:val="nil"/>
+                <w:between w:val="nil"/>
+              </w:pBdr>
+              <w:spacing w:before="185" w:line="285" w:lineRule="auto"/>
+              <w:ind w:left="517" w:hanging="503"/>
+              <w:jc w:val="center"/>
+              <w:rPr>
+                <w:rFonts w:ascii="Times New Roman" w:eastAsiaTheme="minorEastAsia" w:hAnsi="Times New Roman" w:cs="Times New Roman"/>
+                <w:b/>
+                <w:bCs/>
+                <w:color w:val="000000"/>
+                <w:sz w:val="24"/>
+                <w:szCs w:val="24"/>
+              </w:rPr>
+            </w:pPr>
+            <w:r>
+              <w:rPr>
+                <w:rFonts w:ascii="Times New Roman" w:eastAsiaTheme="minorEastAsia" w:hAnsi="Times New Roman" w:cs="Times New Roman"/>
+                <w:b/>
+                <w:bCs/>
+                <w:color w:val="000000"/>
+                <w:sz w:val="24"/>
+                <w:szCs w:val="24"/>
+              </w:rPr>
+              <w:t>Control</w:t>
+            </w:r>
+          </w:p>
+        </w:tc>
+        <w:tc>
+          <w:tcPr>
+            <w:tcW w:w="0" w:type="auto"/>
+            <w:hideMark/>
+          </w:tcPr>
+          <w:p>
+            <w:pPr>
+              <w:widowControl w:val="0"/>
+              <w:pBdr>
+                <w:top w:val="nil"/>
+                <w:left w:val="nil"/>
+                <w:bottom w:val="nil"/>
+                <w:right w:val="nil"/>
+                <w:between w:val="nil"/>
+              </w:pBdr>
+              <w:spacing w:before="185" w:line="285" w:lineRule="auto"/>
+              <w:ind w:left="517" w:hanging="503"/>
+              <w:jc w:val="center"/>
+              <w:rPr>
+                <w:rFonts w:ascii="Times New Roman" w:eastAsiaTheme="minorEastAsia" w:hAnsi="Times New Roman" w:cs="Times New Roman"/>
+                <w:b/>
+                <w:bCs/>
+                <w:color w:val="000000"/>
+                <w:sz w:val="24"/>
+                <w:szCs w:val="24"/>
+              </w:rPr>
+            </w:pPr>
+            <w:r>
+              <w:rPr>
+                <w:rFonts w:ascii="Times New Roman" w:eastAsiaTheme="minorEastAsia" w:hAnsi="Times New Roman" w:cs="Times New Roman"/>
+                <w:b/>
+                <w:bCs/>
+                <w:color w:val="000000"/>
+                <w:sz w:val="24"/>
+                <w:szCs w:val="24"/>
+              </w:rPr>
+              <w:t>Ý nghĩa</w:t>
+            </w:r>
+          </w:p>
+        </w:tc>
+      </w:tr>
+      <w:tr>
+        <w:tc>
+          <w:tcPr>
+            <w:tcW w:w="0" w:type="auto"/>
+            <w:hideMark/>
+          </w:tcPr>
+          <w:p>
+            <w:pPr>
+              <w:widowControl w:val="0"/>
+              <w:pBdr>
+                <w:top w:val="nil"/>
+                <w:left w:val="nil"/>
+                <w:bottom w:val="nil"/>
+                <w:right w:val="nil"/>
+                <w:between w:val="nil"/>
+              </w:pBdr>
+              <w:spacing w:before="185" w:line="285" w:lineRule="auto"/>
+              <w:ind w:left="517" w:hanging="503"/>
+              <w:rPr>
+                <w:rFonts w:ascii="Times New Roman" w:eastAsiaTheme="minorEastAsia" w:hAnsi="Times New Roman" w:cs="Times New Roman"/>
+                <w:color w:val="000000"/>
+                <w:sz w:val="24"/>
+                <w:szCs w:val="24"/>
+              </w:rPr>
+            </w:pPr>
+            <w:r>
+              <w:rPr>
+                <w:rFonts w:ascii="Times New Roman" w:eastAsiaTheme="minorEastAsia" w:hAnsi="Times New Roman" w:cs="Times New Roman"/>
+                <w:color w:val="000000"/>
+                <w:sz w:val="24"/>
+                <w:szCs w:val="24"/>
+              </w:rPr>
+              <w:t>pnlLeft</w:t>
+            </w:r>
+          </w:p>
+        </w:tc>
+        <w:tc>
+          <w:tcPr>
+            <w:tcW w:w="0" w:type="auto"/>
+            <w:hideMark/>
+          </w:tcPr>
+          <w:p>
+            <w:pPr>
+              <w:widowControl w:val="0"/>
+              <w:pBdr>
+                <w:top w:val="nil"/>
+                <w:left w:val="nil"/>
+                <w:bottom w:val="nil"/>
+                <w:right w:val="nil"/>
+                <w:between w:val="nil"/>
+              </w:pBdr>
+              <w:spacing w:before="185" w:line="285" w:lineRule="auto"/>
+              <w:ind w:left="517" w:hanging="503"/>
+              <w:rPr>
+                <w:rFonts w:ascii="Times New Roman" w:eastAsiaTheme="minorEastAsia" w:hAnsi="Times New Roman" w:cs="Times New Roman"/>
+                <w:color w:val="000000"/>
+                <w:sz w:val="24"/>
+                <w:szCs w:val="24"/>
+              </w:rPr>
+            </w:pPr>
+            <w:r>
+              <w:rPr>
+                <w:rFonts w:ascii="Times New Roman" w:eastAsiaTheme="minorEastAsia" w:hAnsi="Times New Roman" w:cs="Times New Roman"/>
+                <w:color w:val="000000"/>
+                <w:sz w:val="24"/>
+                <w:szCs w:val="24"/>
+              </w:rPr>
+              <w:t>Panel</w:t>
+            </w:r>
+          </w:p>
+        </w:tc>
+        <w:tc>
+          <w:tcPr>
+            <w:tcW w:w="0" w:type="auto"/>
+            <w:hideMark/>
+          </w:tcPr>
+          <w:p>
+            <w:pPr>
+              <w:widowControl w:val="0"/>
+              <w:pBdr>
+                <w:top w:val="nil"/>
+                <w:left w:val="nil"/>
+                <w:bottom w:val="nil"/>
+                <w:right w:val="nil"/>
+                <w:between w:val="nil"/>
+              </w:pBdr>
+              <w:spacing w:before="185" w:line="285" w:lineRule="auto"/>
+              <w:ind w:firstLine="14"/>
+              <w:rPr>
+                <w:rFonts w:ascii="Times New Roman" w:eastAsiaTheme="minorEastAsia" w:hAnsi="Times New Roman" w:cs="Times New Roman"/>
+                <w:color w:val="000000"/>
+                <w:sz w:val="24"/>
+                <w:szCs w:val="24"/>
+              </w:rPr>
+            </w:pPr>
+            <w:r>
+              <w:rPr>
+                <w:rFonts w:ascii="Times New Roman" w:eastAsiaTheme="minorEastAsia" w:hAnsi="Times New Roman" w:cs="Times New Roman"/>
+                <w:color w:val="000000"/>
+                <w:sz w:val="24"/>
+                <w:szCs w:val="24"/>
+              </w:rPr>
+              <w:t>Vùng chứa khối chức năng "Đăng ký Bệnh nhân mới".</w:t>
+            </w:r>
+          </w:p>
+        </w:tc>
+      </w:tr>
+      <w:tr>
+        <w:tc>
+          <w:tcPr>
+            <w:tcW w:w="0" w:type="auto"/>
+            <w:hideMark/>
+          </w:tcPr>
+          <w:p>
+            <w:pPr>
+              <w:widowControl w:val="0"/>
+              <w:pBdr>
+                <w:top w:val="nil"/>
+                <w:left w:val="nil"/>
+                <w:bottom w:val="nil"/>
+                <w:right w:val="nil"/>
+                <w:between w:val="nil"/>
+              </w:pBdr>
+              <w:spacing w:before="185" w:line="285" w:lineRule="auto"/>
+              <w:ind w:left="517" w:hanging="503"/>
+              <w:rPr>
+                <w:rFonts w:ascii="Times New Roman" w:eastAsiaTheme="minorEastAsia" w:hAnsi="Times New Roman" w:cs="Times New Roman"/>
+                <w:color w:val="000000"/>
+                <w:sz w:val="24"/>
+                <w:szCs w:val="24"/>
+              </w:rPr>
+            </w:pPr>
+            <w:r>
+              <w:rPr>
+                <w:rFonts w:ascii="Times New Roman" w:eastAsiaTheme="minorEastAsia" w:hAnsi="Times New Roman" w:cs="Times New Roman"/>
+                <w:color w:val="000000"/>
+                <w:sz w:val="24"/>
+                <w:szCs w:val="24"/>
+              </w:rPr>
+              <w:t>lblTitleLeft</w:t>
+            </w:r>
+          </w:p>
+        </w:tc>
+        <w:tc>
+          <w:tcPr>
+            <w:tcW w:w="0" w:type="auto"/>
+            <w:hideMark/>
+          </w:tcPr>
+          <w:p>
+            <w:pPr>
+              <w:widowControl w:val="0"/>
+              <w:pBdr>
+                <w:top w:val="nil"/>
+                <w:left w:val="nil"/>
+                <w:bottom w:val="nil"/>
+                <w:right w:val="nil"/>
+                <w:between w:val="nil"/>
+              </w:pBdr>
+              <w:spacing w:before="185" w:line="285" w:lineRule="auto"/>
+              <w:ind w:left="517" w:hanging="503"/>
+              <w:rPr>
+                <w:rFonts w:ascii="Times New Roman" w:eastAsiaTheme="minorEastAsia" w:hAnsi="Times New Roman" w:cs="Times New Roman"/>
+                <w:color w:val="000000"/>
+                <w:sz w:val="24"/>
+                <w:szCs w:val="24"/>
+              </w:rPr>
+            </w:pPr>
+            <w:r>
+              <w:rPr>
+                <w:rFonts w:ascii="Times New Roman" w:eastAsiaTheme="minorEastAsia" w:hAnsi="Times New Roman" w:cs="Times New Roman"/>
+                <w:color w:val="000000"/>
+                <w:sz w:val="24"/>
+                <w:szCs w:val="24"/>
+              </w:rPr>
+              <w:t>Label</w:t>
+            </w:r>
+          </w:p>
+        </w:tc>
+        <w:tc>
+          <w:tcPr>
+            <w:tcW w:w="0" w:type="auto"/>
+            <w:hideMark/>
+          </w:tcPr>
+          <w:p>
+            <w:pPr>
+              <w:widowControl w:val="0"/>
+              <w:pBdr>
+                <w:top w:val="nil"/>
+                <w:left w:val="nil"/>
+                <w:bottom w:val="nil"/>
+                <w:right w:val="nil"/>
+                <w:between w:val="nil"/>
+              </w:pBdr>
+              <w:spacing w:before="185" w:line="285" w:lineRule="auto"/>
+              <w:ind w:firstLine="14"/>
+              <w:rPr>
+                <w:rFonts w:ascii="Times New Roman" w:eastAsiaTheme="minorEastAsia" w:hAnsi="Times New Roman" w:cs="Times New Roman"/>
+                <w:color w:val="000000"/>
+                <w:sz w:val="24"/>
+                <w:szCs w:val="24"/>
+              </w:rPr>
+            </w:pPr>
+            <w:r>
+              <w:rPr>
+                <w:rFonts w:ascii="Times New Roman" w:eastAsiaTheme="minorEastAsia" w:hAnsi="Times New Roman" w:cs="Times New Roman"/>
+                <w:color w:val="000000"/>
+                <w:sz w:val="24"/>
+                <w:szCs w:val="24"/>
+              </w:rPr>
+              <w:t>Nhãn tiêu đề khối bên trái: "ĐĂNG KÝ BỆNH NHÂN MỚI".</w:t>
+            </w:r>
+          </w:p>
+        </w:tc>
+      </w:tr>
+      <w:tr>
+        <w:tc>
+          <w:tcPr>
+            <w:tcW w:w="0" w:type="auto"/>
+            <w:hideMark/>
+          </w:tcPr>
+          <w:p>
+            <w:pPr>
+              <w:widowControl w:val="0"/>
+              <w:pBdr>
+                <w:top w:val="nil"/>
+                <w:left w:val="nil"/>
+                <w:bottom w:val="nil"/>
+                <w:right w:val="nil"/>
+                <w:between w:val="nil"/>
+              </w:pBdr>
+              <w:spacing w:before="185" w:line="285" w:lineRule="auto"/>
+              <w:ind w:left="517" w:hanging="503"/>
+              <w:rPr>
+                <w:rFonts w:ascii="Times New Roman" w:eastAsiaTheme="minorEastAsia" w:hAnsi="Times New Roman" w:cs="Times New Roman"/>
+                <w:color w:val="000000"/>
+                <w:sz w:val="24"/>
+                <w:szCs w:val="24"/>
+              </w:rPr>
+            </w:pPr>
+            <w:r>
+              <w:rPr>
+                <w:rFonts w:ascii="Times New Roman" w:eastAsiaTheme="minorEastAsia" w:hAnsi="Times New Roman" w:cs="Times New Roman"/>
+                <w:color w:val="000000"/>
+                <w:sz w:val="24"/>
+                <w:szCs w:val="24"/>
+              </w:rPr>
+              <w:t>txtHoTen</w:t>
+            </w:r>
+          </w:p>
+        </w:tc>
+        <w:tc>
+          <w:tcPr>
+            <w:tcW w:w="0" w:type="auto"/>
+            <w:hideMark/>
+          </w:tcPr>
+          <w:p>
+            <w:pPr>
+              <w:widowControl w:val="0"/>
+              <w:pBdr>
+                <w:top w:val="nil"/>
+                <w:left w:val="nil"/>
+                <w:bottom w:val="nil"/>
+                <w:right w:val="nil"/>
+                <w:between w:val="nil"/>
+              </w:pBdr>
+              <w:spacing w:before="185" w:line="285" w:lineRule="auto"/>
+              <w:ind w:left="517" w:hanging="503"/>
+              <w:rPr>
+                <w:rFonts w:ascii="Times New Roman" w:eastAsiaTheme="minorEastAsia" w:hAnsi="Times New Roman" w:cs="Times New Roman"/>
+                <w:color w:val="000000"/>
+                <w:sz w:val="24"/>
+                <w:szCs w:val="24"/>
+              </w:rPr>
+            </w:pPr>
+            <w:r>
+              <w:rPr>
+                <w:rFonts w:ascii="Times New Roman" w:eastAsiaTheme="minorEastAsia" w:hAnsi="Times New Roman" w:cs="Times New Roman"/>
+                <w:color w:val="000000"/>
+                <w:sz w:val="24"/>
+                <w:szCs w:val="24"/>
+              </w:rPr>
+              <w:t>TextBox</w:t>
+            </w:r>
+          </w:p>
+        </w:tc>
+        <w:tc>
+          <w:tcPr>
+            <w:tcW w:w="0" w:type="auto"/>
+            <w:hideMark/>
+          </w:tcPr>
+          <w:p>
+            <w:pPr>
+              <w:widowControl w:val="0"/>
+              <w:pBdr>
+                <w:top w:val="nil"/>
+                <w:left w:val="nil"/>
+                <w:bottom w:val="nil"/>
+                <w:right w:val="nil"/>
+                <w:between w:val="nil"/>
+              </w:pBdr>
+              <w:spacing w:before="185" w:line="285" w:lineRule="auto"/>
+              <w:ind w:firstLine="14"/>
+              <w:rPr>
+                <w:rFonts w:ascii="Times New Roman" w:eastAsiaTheme="minorEastAsia" w:hAnsi="Times New Roman" w:cs="Times New Roman"/>
+                <w:color w:val="000000"/>
+                <w:sz w:val="24"/>
+                <w:szCs w:val="24"/>
+              </w:rPr>
+            </w:pPr>
+            <w:r>
+              <w:rPr>
+                <w:rFonts w:ascii="Times New Roman" w:eastAsiaTheme="minorEastAsia" w:hAnsi="Times New Roman" w:cs="Times New Roman"/>
+                <w:color w:val="000000"/>
+                <w:sz w:val="24"/>
+                <w:szCs w:val="24"/>
+              </w:rPr>
+              <w:t>Nhập Họ và tên bệnh nhân mới.</w:t>
+            </w:r>
+          </w:p>
+        </w:tc>
+      </w:tr>
+      <w:tr>
+        <w:tc>
+          <w:tcPr>
+            <w:tcW w:w="0" w:type="auto"/>
+            <w:hideMark/>
+          </w:tcPr>
+          <w:p>
+            <w:pPr>
+              <w:widowControl w:val="0"/>
+              <w:pBdr>
+                <w:top w:val="nil"/>
+                <w:left w:val="nil"/>
+                <w:bottom w:val="nil"/>
+                <w:right w:val="nil"/>
+                <w:between w:val="nil"/>
+              </w:pBdr>
+              <w:spacing w:before="185" w:line="285" w:lineRule="auto"/>
+              <w:ind w:left="517" w:hanging="503"/>
+              <w:rPr>
+                <w:rFonts w:ascii="Times New Roman" w:eastAsiaTheme="minorEastAsia" w:hAnsi="Times New Roman" w:cs="Times New Roman"/>
+                <w:color w:val="000000"/>
+                <w:sz w:val="24"/>
+                <w:szCs w:val="24"/>
+              </w:rPr>
+            </w:pPr>
+            <w:r>
+              <w:rPr>
+                <w:rFonts w:ascii="Times New Roman" w:eastAsiaTheme="minorEastAsia" w:hAnsi="Times New Roman" w:cs="Times New Roman"/>
+                <w:color w:val="000000"/>
+                <w:sz w:val="24"/>
+                <w:szCs w:val="24"/>
+              </w:rPr>
+              <w:lastRenderedPageBreak/>
+              <w:t>txtSoDienThoai</w:t>
+            </w:r>
+          </w:p>
+        </w:tc>
+        <w:tc>
+          <w:tcPr>
+            <w:tcW w:w="0" w:type="auto"/>
+            <w:hideMark/>
+          </w:tcPr>
+          <w:p>
+            <w:pPr>
+              <w:widowControl w:val="0"/>
+              <w:pBdr>
+                <w:top w:val="nil"/>
+                <w:left w:val="nil"/>
+                <w:bottom w:val="nil"/>
+                <w:right w:val="nil"/>
+                <w:between w:val="nil"/>
+              </w:pBdr>
+              <w:spacing w:before="185" w:line="285" w:lineRule="auto"/>
+              <w:ind w:left="517" w:hanging="503"/>
+              <w:rPr>
+                <w:rFonts w:ascii="Times New Roman" w:eastAsiaTheme="minorEastAsia" w:hAnsi="Times New Roman" w:cs="Times New Roman"/>
+                <w:color w:val="000000"/>
+                <w:sz w:val="24"/>
+                <w:szCs w:val="24"/>
+              </w:rPr>
+            </w:pPr>
+            <w:r>
+              <w:rPr>
+                <w:rFonts w:ascii="Times New Roman" w:eastAsiaTheme="minorEastAsia" w:hAnsi="Times New Roman" w:cs="Times New Roman"/>
+                <w:color w:val="000000"/>
+                <w:sz w:val="24"/>
+                <w:szCs w:val="24"/>
+              </w:rPr>
+              <w:t>TextBox</w:t>
+            </w:r>
+          </w:p>
+        </w:tc>
+        <w:tc>
+          <w:tcPr>
+            <w:tcW w:w="0" w:type="auto"/>
+            <w:hideMark/>
+          </w:tcPr>
+          <w:p>
+            <w:pPr>
+              <w:widowControl w:val="0"/>
+              <w:pBdr>
+                <w:top w:val="nil"/>
+                <w:left w:val="nil"/>
+                <w:bottom w:val="nil"/>
+                <w:right w:val="nil"/>
+                <w:between w:val="nil"/>
+              </w:pBdr>
+              <w:spacing w:before="185" w:line="285" w:lineRule="auto"/>
+              <w:ind w:firstLine="14"/>
+              <w:rPr>
+                <w:rFonts w:ascii="Times New Roman" w:eastAsiaTheme="minorEastAsia" w:hAnsi="Times New Roman" w:cs="Times New Roman"/>
+                <w:color w:val="000000"/>
+                <w:sz w:val="24"/>
+                <w:szCs w:val="24"/>
+              </w:rPr>
+            </w:pPr>
+            <w:r>
+              <w:rPr>
+                <w:rFonts w:ascii="Times New Roman" w:eastAsiaTheme="minorEastAsia" w:hAnsi="Times New Roman" w:cs="Times New Roman"/>
+                <w:color w:val="000000"/>
+                <w:sz w:val="24"/>
+                <w:szCs w:val="24"/>
+              </w:rPr>
+              <w:t>Nhập Số điện thoại liên lạc của bệnh nhân.</w:t>
+            </w:r>
+          </w:p>
+        </w:tc>
+      </w:tr>
+      <w:tr>
+        <w:tc>
+          <w:tcPr>
+            <w:tcW w:w="0" w:type="auto"/>
+            <w:hideMark/>
+          </w:tcPr>
+          <w:p>
+            <w:pPr>
+              <w:widowControl w:val="0"/>
+              <w:pBdr>
+                <w:top w:val="nil"/>
+                <w:left w:val="nil"/>
+                <w:bottom w:val="nil"/>
+                <w:right w:val="nil"/>
+                <w:between w:val="nil"/>
+              </w:pBdr>
+              <w:spacing w:before="185" w:line="285" w:lineRule="auto"/>
+              <w:ind w:left="517" w:hanging="503"/>
+              <w:rPr>
+                <w:rFonts w:ascii="Times New Roman" w:eastAsiaTheme="minorEastAsia" w:hAnsi="Times New Roman" w:cs="Times New Roman"/>
+                <w:color w:val="000000"/>
+                <w:sz w:val="24"/>
+                <w:szCs w:val="24"/>
+              </w:rPr>
+            </w:pPr>
+            <w:r>
+              <w:rPr>
+                <w:rFonts w:ascii="Times New Roman" w:eastAsiaTheme="minorEastAsia" w:hAnsi="Times New Roman" w:cs="Times New Roman"/>
+                <w:color w:val="000000"/>
+                <w:sz w:val="24"/>
+                <w:szCs w:val="24"/>
+              </w:rPr>
+              <w:t>txtDiaChi</w:t>
+            </w:r>
+          </w:p>
+        </w:tc>
+        <w:tc>
+          <w:tcPr>
+            <w:tcW w:w="0" w:type="auto"/>
+            <w:hideMark/>
+          </w:tcPr>
+          <w:p>
+            <w:pPr>
+              <w:widowControl w:val="0"/>
+              <w:pBdr>
+                <w:top w:val="nil"/>
+                <w:left w:val="nil"/>
+                <w:bottom w:val="nil"/>
+                <w:right w:val="nil"/>
+                <w:between w:val="nil"/>
+              </w:pBdr>
+              <w:spacing w:before="185" w:line="285" w:lineRule="auto"/>
+              <w:ind w:left="517" w:hanging="503"/>
+              <w:rPr>
+                <w:rFonts w:ascii="Times New Roman" w:eastAsiaTheme="minorEastAsia" w:hAnsi="Times New Roman" w:cs="Times New Roman"/>
+                <w:color w:val="000000"/>
+                <w:sz w:val="24"/>
+                <w:szCs w:val="24"/>
+              </w:rPr>
+            </w:pPr>
+            <w:r>
+              <w:rPr>
+                <w:rFonts w:ascii="Times New Roman" w:eastAsiaTheme="minorEastAsia" w:hAnsi="Times New Roman" w:cs="Times New Roman"/>
+                <w:color w:val="000000"/>
+                <w:sz w:val="24"/>
+                <w:szCs w:val="24"/>
+              </w:rPr>
+              <w:t>TextBox</w:t>
+            </w:r>
+          </w:p>
+        </w:tc>
+        <w:tc>
+          <w:tcPr>
+            <w:tcW w:w="0" w:type="auto"/>
+            <w:hideMark/>
+          </w:tcPr>
+          <w:p>
+            <w:pPr>
+              <w:widowControl w:val="0"/>
+              <w:pBdr>
+                <w:top w:val="nil"/>
+                <w:left w:val="nil"/>
+                <w:bottom w:val="nil"/>
+                <w:right w:val="nil"/>
+                <w:between w:val="nil"/>
+              </w:pBdr>
+              <w:spacing w:before="185" w:line="285" w:lineRule="auto"/>
+              <w:ind w:firstLine="14"/>
+              <w:rPr>
+                <w:rFonts w:ascii="Times New Roman" w:eastAsiaTheme="minorEastAsia" w:hAnsi="Times New Roman" w:cs="Times New Roman"/>
+                <w:color w:val="000000"/>
+                <w:sz w:val="24"/>
+                <w:szCs w:val="24"/>
+              </w:rPr>
+            </w:pPr>
+            <w:r>
+              <w:rPr>
+                <w:rFonts w:ascii="Times New Roman" w:eastAsiaTheme="minorEastAsia" w:hAnsi="Times New Roman" w:cs="Times New Roman"/>
+                <w:color w:val="000000"/>
+                <w:sz w:val="24"/>
+                <w:szCs w:val="24"/>
+              </w:rPr>
+              <w:t>Nhập Địa chỉ thường trú của bệnh nhân.</w:t>
+            </w:r>
+          </w:p>
+        </w:tc>
+      </w:tr>
+      <w:tr>
+        <w:tc>
+          <w:tcPr>
+            <w:tcW w:w="0" w:type="auto"/>
+            <w:hideMark/>
+          </w:tcPr>
+          <w:p>
+            <w:pPr>
+              <w:widowControl w:val="0"/>
+              <w:pBdr>
+                <w:top w:val="nil"/>
+                <w:left w:val="nil"/>
+                <w:bottom w:val="nil"/>
+                <w:right w:val="nil"/>
+                <w:between w:val="nil"/>
+              </w:pBdr>
+              <w:spacing w:before="185" w:line="285" w:lineRule="auto"/>
+              <w:ind w:left="517" w:hanging="503"/>
+              <w:rPr>
+                <w:rFonts w:ascii="Times New Roman" w:eastAsiaTheme="minorEastAsia" w:hAnsi="Times New Roman" w:cs="Times New Roman"/>
+                <w:color w:val="000000"/>
+                <w:sz w:val="24"/>
+                <w:szCs w:val="24"/>
+              </w:rPr>
+            </w:pPr>
+            <w:r>
+              <w:rPr>
+                <w:rFonts w:ascii="Times New Roman" w:eastAsiaTheme="minorEastAsia" w:hAnsi="Times New Roman" w:cs="Times New Roman"/>
+                <w:color w:val="000000"/>
+                <w:sz w:val="24"/>
+                <w:szCs w:val="24"/>
+              </w:rPr>
+              <w:t>dtpNgaySinh</w:t>
+            </w:r>
+          </w:p>
+        </w:tc>
+        <w:tc>
+          <w:tcPr>
+            <w:tcW w:w="0" w:type="auto"/>
+            <w:hideMark/>
+          </w:tcPr>
+          <w:p>
+            <w:pPr>
+              <w:widowControl w:val="0"/>
+              <w:pBdr>
+                <w:top w:val="nil"/>
+                <w:left w:val="nil"/>
+                <w:bottom w:val="nil"/>
+                <w:right w:val="nil"/>
+                <w:between w:val="nil"/>
+              </w:pBdr>
+              <w:spacing w:before="185" w:line="285" w:lineRule="auto"/>
+              <w:ind w:left="517" w:hanging="503"/>
+              <w:rPr>
+                <w:rFonts w:ascii="Times New Roman" w:eastAsiaTheme="minorEastAsia" w:hAnsi="Times New Roman" w:cs="Times New Roman"/>
+                <w:color w:val="000000"/>
+                <w:sz w:val="24"/>
+                <w:szCs w:val="24"/>
+              </w:rPr>
+            </w:pPr>
+            <w:r>
+              <w:rPr>
+                <w:rFonts w:ascii="Times New Roman" w:eastAsiaTheme="minorEastAsia" w:hAnsi="Times New Roman" w:cs="Times New Roman"/>
+                <w:color w:val="000000"/>
+                <w:sz w:val="24"/>
+                <w:szCs w:val="24"/>
+              </w:rPr>
+              <w:t>DateTimePicker</w:t>
+            </w:r>
+          </w:p>
+        </w:tc>
+        <w:tc>
+          <w:tcPr>
+            <w:tcW w:w="0" w:type="auto"/>
+            <w:hideMark/>
+          </w:tcPr>
+          <w:p>
+            <w:pPr>
+              <w:widowControl w:val="0"/>
+              <w:pBdr>
+                <w:top w:val="nil"/>
+                <w:left w:val="nil"/>
+                <w:bottom w:val="nil"/>
+                <w:right w:val="nil"/>
+                <w:between w:val="nil"/>
+              </w:pBdr>
+              <w:spacing w:before="185" w:line="285" w:lineRule="auto"/>
+              <w:ind w:firstLine="14"/>
+              <w:rPr>
+                <w:rFonts w:ascii="Times New Roman" w:eastAsiaTheme="minorEastAsia" w:hAnsi="Times New Roman" w:cs="Times New Roman"/>
+                <w:color w:val="000000"/>
+                <w:sz w:val="24"/>
+                <w:szCs w:val="24"/>
+              </w:rPr>
+            </w:pPr>
+            <w:r>
+              <w:rPr>
+                <w:rFonts w:ascii="Times New Roman" w:eastAsiaTheme="minorEastAsia" w:hAnsi="Times New Roman" w:cs="Times New Roman"/>
+                <w:color w:val="000000"/>
+                <w:sz w:val="24"/>
+                <w:szCs w:val="24"/>
+              </w:rPr>
+              <w:t>Chọn Ngày tháng năm sinh của bệnh nhân.</w:t>
+            </w:r>
+          </w:p>
+        </w:tc>
+      </w:tr>
+      <w:tr>
+        <w:tc>
+          <w:tcPr>
+            <w:tcW w:w="0" w:type="auto"/>
+            <w:hideMark/>
+          </w:tcPr>
+          <w:p>
+            <w:pPr>
+              <w:widowControl w:val="0"/>
+              <w:pBdr>
+                <w:top w:val="nil"/>
+                <w:left w:val="nil"/>
+                <w:bottom w:val="nil"/>
+                <w:right w:val="nil"/>
+                <w:between w:val="nil"/>
+              </w:pBdr>
+              <w:spacing w:before="185" w:line="285" w:lineRule="auto"/>
+              <w:ind w:left="517" w:hanging="503"/>
+              <w:rPr>
+                <w:rFonts w:ascii="Times New Roman" w:eastAsiaTheme="minorEastAsia" w:hAnsi="Times New Roman" w:cs="Times New Roman"/>
+                <w:color w:val="000000"/>
+                <w:sz w:val="24"/>
+                <w:szCs w:val="24"/>
+              </w:rPr>
+            </w:pPr>
+            <w:r>
+              <w:rPr>
+                <w:rFonts w:ascii="Times New Roman" w:eastAsiaTheme="minorEastAsia" w:hAnsi="Times New Roman" w:cs="Times New Roman"/>
+                <w:color w:val="000000"/>
+                <w:sz w:val="24"/>
+                <w:szCs w:val="24"/>
+              </w:rPr>
+              <w:t>chkDongLePhiNam</w:t>
+            </w:r>
+          </w:p>
+        </w:tc>
+        <w:tc>
+          <w:tcPr>
+            <w:tcW w:w="0" w:type="auto"/>
+            <w:hideMark/>
+          </w:tcPr>
+          <w:p>
+            <w:pPr>
+              <w:widowControl w:val="0"/>
+              <w:pBdr>
+                <w:top w:val="nil"/>
+                <w:left w:val="nil"/>
+                <w:bottom w:val="nil"/>
+                <w:right w:val="nil"/>
+                <w:between w:val="nil"/>
+              </w:pBdr>
+              <w:spacing w:before="185" w:line="285" w:lineRule="auto"/>
+              <w:ind w:left="517" w:hanging="503"/>
+              <w:rPr>
+                <w:rFonts w:ascii="Times New Roman" w:eastAsiaTheme="minorEastAsia" w:hAnsi="Times New Roman" w:cs="Times New Roman"/>
+                <w:color w:val="000000"/>
+                <w:sz w:val="24"/>
+                <w:szCs w:val="24"/>
+              </w:rPr>
+            </w:pPr>
+            <w:r>
+              <w:rPr>
+                <w:rFonts w:ascii="Times New Roman" w:eastAsiaTheme="minorEastAsia" w:hAnsi="Times New Roman" w:cs="Times New Roman"/>
+                <w:color w:val="000000"/>
+                <w:sz w:val="24"/>
+                <w:szCs w:val="24"/>
+              </w:rPr>
+              <w:t>CheckBox</w:t>
+            </w:r>
+          </w:p>
+        </w:tc>
+        <w:tc>
+          <w:tcPr>
+            <w:tcW w:w="0" w:type="auto"/>
+            <w:hideMark/>
+          </w:tcPr>
+          <w:p>
+            <w:pPr>
+              <w:widowControl w:val="0"/>
+              <w:pBdr>
+                <w:top w:val="nil"/>
+                <w:left w:val="nil"/>
+                <w:bottom w:val="nil"/>
+                <w:right w:val="nil"/>
+                <w:between w:val="nil"/>
+              </w:pBdr>
+              <w:spacing w:before="185" w:line="285" w:lineRule="auto"/>
+              <w:ind w:firstLine="14"/>
+              <w:rPr>
+                <w:rFonts w:ascii="Times New Roman" w:eastAsiaTheme="minorEastAsia" w:hAnsi="Times New Roman" w:cs="Times New Roman"/>
+                <w:color w:val="000000"/>
+                <w:sz w:val="24"/>
+                <w:szCs w:val="24"/>
+              </w:rPr>
+            </w:pPr>
+            <w:r>
+              <w:rPr>
+                <w:rFonts w:ascii="Times New Roman" w:eastAsiaTheme="minorEastAsia" w:hAnsi="Times New Roman" w:cs="Times New Roman"/>
+                <w:color w:val="000000"/>
+                <w:sz w:val="24"/>
+                <w:szCs w:val="24"/>
+              </w:rPr>
+              <w:t>Đánh dấu trạng thái bệnh nhân đã đóng lệ phí khám hàng năm (1/0).</w:t>
+            </w:r>
+          </w:p>
+        </w:tc>
+      </w:tr>
+      <w:tr>
+        <w:tc>
+          <w:tcPr>
+            <w:tcW w:w="0" w:type="auto"/>
+            <w:hideMark/>
+          </w:tcPr>
+          <w:p>
+            <w:pPr>
+              <w:widowControl w:val="0"/>
+              <w:pBdr>
+                <w:top w:val="nil"/>
+                <w:left w:val="nil"/>
+                <w:bottom w:val="nil"/>
+                <w:right w:val="nil"/>
+                <w:between w:val="nil"/>
+              </w:pBdr>
+              <w:spacing w:before="185" w:line="285" w:lineRule="auto"/>
+              <w:ind w:left="517" w:hanging="503"/>
+              <w:rPr>
+                <w:rFonts w:ascii="Times New Roman" w:eastAsiaTheme="minorEastAsia" w:hAnsi="Times New Roman" w:cs="Times New Roman"/>
+                <w:color w:val="000000"/>
+                <w:sz w:val="24"/>
+                <w:szCs w:val="24"/>
+              </w:rPr>
+            </w:pPr>
+            <w:r>
+              <w:rPr>
+                <w:rFonts w:ascii="Times New Roman" w:eastAsiaTheme="minorEastAsia" w:hAnsi="Times New Roman" w:cs="Times New Roman"/>
+                <w:color w:val="000000"/>
+                <w:sz w:val="24"/>
+                <w:szCs w:val="24"/>
+              </w:rPr>
+              <w:t>picAnh3x4</w:t>
+            </w:r>
+          </w:p>
+        </w:tc>
+        <w:tc>
+          <w:tcPr>
+            <w:tcW w:w="0" w:type="auto"/>
+            <w:hideMark/>
+          </w:tcPr>
+          <w:p>
+            <w:pPr>
+              <w:widowControl w:val="0"/>
+              <w:pBdr>
+                <w:top w:val="nil"/>
+                <w:left w:val="nil"/>
+                <w:bottom w:val="nil"/>
+                <w:right w:val="nil"/>
+                <w:between w:val="nil"/>
+              </w:pBdr>
+              <w:spacing w:before="185" w:line="285" w:lineRule="auto"/>
+              <w:ind w:left="517" w:hanging="503"/>
+              <w:rPr>
+                <w:rFonts w:ascii="Times New Roman" w:eastAsiaTheme="minorEastAsia" w:hAnsi="Times New Roman" w:cs="Times New Roman"/>
+                <w:color w:val="000000"/>
+                <w:sz w:val="24"/>
+                <w:szCs w:val="24"/>
+              </w:rPr>
+            </w:pPr>
+            <w:r>
+              <w:rPr>
+                <w:rFonts w:ascii="Times New Roman" w:eastAsiaTheme="minorEastAsia" w:hAnsi="Times New Roman" w:cs="Times New Roman"/>
+                <w:color w:val="000000"/>
+                <w:sz w:val="24"/>
+                <w:szCs w:val="24"/>
+              </w:rPr>
+              <w:t>PictureBox</w:t>
+            </w:r>
+          </w:p>
+        </w:tc>
+        <w:tc>
+          <w:tcPr>
+            <w:tcW w:w="0" w:type="auto"/>
+            <w:hideMark/>
+          </w:tcPr>
+          <w:p>
+            <w:pPr>
+              <w:widowControl w:val="0"/>
+              <w:pBdr>
+                <w:top w:val="nil"/>
+                <w:left w:val="nil"/>
+                <w:bottom w:val="nil"/>
+                <w:right w:val="nil"/>
+                <w:between w:val="nil"/>
+              </w:pBdr>
+              <w:spacing w:before="185" w:line="285" w:lineRule="auto"/>
+              <w:ind w:firstLine="14"/>
+              <w:rPr>
+                <w:rFonts w:ascii="Times New Roman" w:eastAsiaTheme="minorEastAsia" w:hAnsi="Times New Roman" w:cs="Times New Roman"/>
+                <w:color w:val="000000"/>
+                <w:sz w:val="24"/>
+                <w:szCs w:val="24"/>
+              </w:rPr>
+            </w:pPr>
+            <w:r>
+              <w:rPr>
+                <w:rFonts w:ascii="Times New Roman" w:eastAsiaTheme="minorEastAsia" w:hAnsi="Times New Roman" w:cs="Times New Roman"/>
+                <w:color w:val="000000"/>
+                <w:sz w:val="24"/>
+                <w:szCs w:val="24"/>
+              </w:rPr>
+              <w:t>Hiển thị ảnh chân dung 3x4 của bệnh nhân.</w:t>
+            </w:r>
+          </w:p>
+        </w:tc>
+      </w:tr>
+      <w:tr>
+        <w:tc>
+          <w:tcPr>
+            <w:tcW w:w="0" w:type="auto"/>
+            <w:hideMark/>
+          </w:tcPr>
+          <w:p>
+            <w:pPr>
+              <w:widowControl w:val="0"/>
+              <w:pBdr>
+                <w:top w:val="nil"/>
+                <w:left w:val="nil"/>
+                <w:bottom w:val="nil"/>
+                <w:right w:val="nil"/>
+                <w:between w:val="nil"/>
+              </w:pBdr>
+              <w:spacing w:before="185" w:line="285" w:lineRule="auto"/>
+              <w:ind w:left="517" w:hanging="503"/>
+              <w:rPr>
+                <w:rFonts w:ascii="Times New Roman" w:eastAsiaTheme="minorEastAsia" w:hAnsi="Times New Roman" w:cs="Times New Roman"/>
+                <w:color w:val="000000"/>
+                <w:sz w:val="24"/>
+                <w:szCs w:val="24"/>
+              </w:rPr>
+            </w:pPr>
+            <w:r>
+              <w:rPr>
+                <w:rFonts w:ascii="Times New Roman" w:eastAsiaTheme="minorEastAsia" w:hAnsi="Times New Roman" w:cs="Times New Roman"/>
+                <w:color w:val="000000"/>
+                <w:sz w:val="24"/>
+                <w:szCs w:val="24"/>
+              </w:rPr>
+              <w:t>btnChonAnh</w:t>
+            </w:r>
+          </w:p>
+        </w:tc>
+        <w:tc>
+          <w:tcPr>
+            <w:tcW w:w="0" w:type="auto"/>
+            <w:hideMark/>
+          </w:tcPr>
+          <w:p>
+            <w:pPr>
+              <w:widowControl w:val="0"/>
+              <w:pBdr>
+                <w:top w:val="nil"/>
+                <w:left w:val="nil"/>
+                <w:bottom w:val="nil"/>
+                <w:right w:val="nil"/>
+                <w:between w:val="nil"/>
+              </w:pBdr>
+              <w:spacing w:before="185" w:line="285" w:lineRule="auto"/>
+              <w:ind w:left="517" w:hanging="503"/>
+              <w:rPr>
+                <w:rFonts w:ascii="Times New Roman" w:eastAsiaTheme="minorEastAsia" w:hAnsi="Times New Roman" w:cs="Times New Roman"/>
+                <w:color w:val="000000"/>
+                <w:sz w:val="24"/>
+                <w:szCs w:val="24"/>
+              </w:rPr>
+            </w:pPr>
+            <w:r>
+              <w:rPr>
+                <w:rFonts w:ascii="Times New Roman" w:eastAsiaTheme="minorEastAsia" w:hAnsi="Times New Roman" w:cs="Times New Roman"/>
+                <w:color w:val="000000"/>
+                <w:sz w:val="24"/>
+                <w:szCs w:val="24"/>
+              </w:rPr>
+              <w:t>Button</w:t>
+            </w:r>
+          </w:p>
+        </w:tc>
+        <w:tc>
+          <w:tcPr>
+            <w:tcW w:w="0" w:type="auto"/>
+            <w:hideMark/>
+          </w:tcPr>
+          <w:p>
+            <w:pPr>
+              <w:widowControl w:val="0"/>
+              <w:pBdr>
+                <w:top w:val="nil"/>
+                <w:left w:val="nil"/>
+                <w:bottom w:val="nil"/>
+                <w:right w:val="nil"/>
+                <w:between w:val="nil"/>
+              </w:pBdr>
+              <w:spacing w:before="185" w:line="285" w:lineRule="auto"/>
+              <w:ind w:firstLine="14"/>
+              <w:rPr>
+                <w:rFonts w:ascii="Times New Roman" w:eastAsiaTheme="minorEastAsia" w:hAnsi="Times New Roman" w:cs="Times New Roman"/>
+                <w:color w:val="000000"/>
+                <w:sz w:val="24"/>
+                <w:szCs w:val="24"/>
+              </w:rPr>
+            </w:pPr>
+            <w:r>
+              <w:rPr>
+                <w:rFonts w:ascii="Times New Roman" w:eastAsiaTheme="minorEastAsia" w:hAnsi="Times New Roman" w:cs="Times New Roman"/>
+                <w:color w:val="000000"/>
+                <w:sz w:val="24"/>
+                <w:szCs w:val="24"/>
+              </w:rPr>
+              <w:t>Mở tệp duyệt hình ảnh từ máy tính để tải lên picAnh3x4.</w:t>
+            </w:r>
+          </w:p>
+        </w:tc>
+      </w:tr>
+      <w:tr>
+        <w:tc>
+          <w:tcPr>
+            <w:tcW w:w="0" w:type="auto"/>
+            <w:hideMark/>
+          </w:tcPr>
+          <w:p>
+            <w:pPr>
+              <w:widowControl w:val="0"/>
+              <w:pBdr>
+                <w:top w:val="nil"/>
+                <w:left w:val="nil"/>
+                <w:bottom w:val="nil"/>
+                <w:right w:val="nil"/>
+                <w:between w:val="nil"/>
+              </w:pBdr>
+              <w:spacing w:before="185" w:line="285" w:lineRule="auto"/>
+              <w:ind w:left="517" w:hanging="503"/>
+              <w:rPr>
+                <w:rFonts w:ascii="Times New Roman" w:eastAsiaTheme="minorEastAsia" w:hAnsi="Times New Roman" w:cs="Times New Roman"/>
+                <w:color w:val="000000"/>
+                <w:sz w:val="24"/>
+                <w:szCs w:val="24"/>
+              </w:rPr>
+            </w:pPr>
+            <w:r>
+              <w:rPr>
+                <w:rFonts w:ascii="Times New Roman" w:eastAsiaTheme="minorEastAsia" w:hAnsi="Times New Roman" w:cs="Times New Roman"/>
+                <w:color w:val="000000"/>
+                <w:sz w:val="24"/>
+                <w:szCs w:val="24"/>
+              </w:rPr>
+              <w:t>btnTaoHoSo</w:t>
+            </w:r>
+          </w:p>
+        </w:tc>
+        <w:tc>
+          <w:tcPr>
+            <w:tcW w:w="0" w:type="auto"/>
+            <w:hideMark/>
+          </w:tcPr>
+          <w:p>
+            <w:pPr>
+              <w:widowControl w:val="0"/>
+              <w:pBdr>
+                <w:top w:val="nil"/>
+                <w:left w:val="nil"/>
+                <w:bottom w:val="nil"/>
+                <w:right w:val="nil"/>
+                <w:between w:val="nil"/>
+              </w:pBdr>
+              <w:spacing w:before="185" w:line="285" w:lineRule="auto"/>
+              <w:ind w:left="517" w:hanging="503"/>
+              <w:rPr>
+                <w:rFonts w:ascii="Times New Roman" w:eastAsiaTheme="minorEastAsia" w:hAnsi="Times New Roman" w:cs="Times New Roman"/>
+                <w:color w:val="000000"/>
+                <w:sz w:val="24"/>
+                <w:szCs w:val="24"/>
+              </w:rPr>
+            </w:pPr>
+            <w:r>
+              <w:rPr>
+                <w:rFonts w:ascii="Times New Roman" w:eastAsiaTheme="minorEastAsia" w:hAnsi="Times New Roman" w:cs="Times New Roman"/>
+                <w:color w:val="000000"/>
+                <w:sz w:val="24"/>
+                <w:szCs w:val="24"/>
+              </w:rPr>
+              <w:t>Button</w:t>
+            </w:r>
+          </w:p>
+        </w:tc>
+        <w:tc>
+          <w:tcPr>
+            <w:tcW w:w="0" w:type="auto"/>
+            <w:hideMark/>
+          </w:tcPr>
+          <w:p>
+            <w:pPr>
+              <w:widowControl w:val="0"/>
+              <w:pBdr>
+                <w:top w:val="nil"/>
+                <w:left w:val="nil"/>
+                <w:bottom w:val="nil"/>
+                <w:right w:val="nil"/>
+                <w:between w:val="nil"/>
+              </w:pBdr>
+              <w:spacing w:before="185" w:line="285" w:lineRule="auto"/>
+              <w:ind w:firstLine="14"/>
+              <w:rPr>
+                <w:rFonts w:ascii="Times New Roman" w:eastAsiaTheme="minorEastAsia" w:hAnsi="Times New Roman" w:cs="Times New Roman"/>
+                <w:color w:val="000000"/>
+                <w:sz w:val="24"/>
+                <w:szCs w:val="24"/>
+              </w:rPr>
+            </w:pPr>
+            <w:r>
+              <w:rPr>
+                <w:rFonts w:ascii="Times New Roman" w:eastAsiaTheme="minorEastAsia" w:hAnsi="Times New Roman" w:cs="Times New Roman"/>
+                <w:color w:val="000000"/>
+                <w:sz w:val="24"/>
+                <w:szCs w:val="24"/>
+              </w:rPr>
+              <w:t xml:space="preserve">Thực thi lưu PhieuDangKy và cấp mới HoSoBenhAn vào CSDL. </w:t>
+            </w:r>
+          </w:p>
+        </w:tc>
+      </w:tr>
+      <w:tr>
+        <w:tc>
+          <w:tcPr>
+            <w:tcW w:w="0" w:type="auto"/>
+            <w:hideMark/>
+          </w:tcPr>
+          <w:p>
+            <w:pPr>
+              <w:widowControl w:val="0"/>
+              <w:pBdr>
+                <w:top w:val="nil"/>
+                <w:left w:val="nil"/>
+                <w:bottom w:val="nil"/>
+                <w:right w:val="nil"/>
+                <w:between w:val="nil"/>
+              </w:pBdr>
+              <w:spacing w:before="185" w:line="285" w:lineRule="auto"/>
+              <w:ind w:left="517" w:hanging="503"/>
+              <w:rPr>
+                <w:rFonts w:ascii="Times New Roman" w:eastAsiaTheme="minorEastAsia" w:hAnsi="Times New Roman" w:cs="Times New Roman"/>
+                <w:color w:val="000000"/>
+                <w:sz w:val="24"/>
+                <w:szCs w:val="24"/>
+              </w:rPr>
+            </w:pPr>
+            <w:r>
+              <w:rPr>
+                <w:rFonts w:ascii="Times New Roman" w:eastAsiaTheme="minorEastAsia" w:hAnsi="Times New Roman" w:cs="Times New Roman"/>
+                <w:color w:val="000000"/>
+                <w:sz w:val="24"/>
+                <w:szCs w:val="24"/>
+              </w:rPr>
+              <w:t>pnlRight</w:t>
+            </w:r>
+          </w:p>
+        </w:tc>
+        <w:tc>
+          <w:tcPr>
+            <w:tcW w:w="0" w:type="auto"/>
+            <w:hideMark/>
+          </w:tcPr>
+          <w:p>
+            <w:pPr>
+              <w:widowControl w:val="0"/>
+              <w:pBdr>
+                <w:top w:val="nil"/>
+                <w:left w:val="nil"/>
+                <w:bottom w:val="nil"/>
+                <w:right w:val="nil"/>
+                <w:between w:val="nil"/>
+              </w:pBdr>
+              <w:spacing w:before="185" w:line="285" w:lineRule="auto"/>
+              <w:ind w:left="517" w:hanging="503"/>
+              <w:rPr>
+                <w:rFonts w:ascii="Times New Roman" w:eastAsiaTheme="minorEastAsia" w:hAnsi="Times New Roman" w:cs="Times New Roman"/>
+                <w:color w:val="000000"/>
+                <w:sz w:val="24"/>
+                <w:szCs w:val="24"/>
+              </w:rPr>
+            </w:pPr>
+            <w:r>
+              <w:rPr>
+                <w:rFonts w:ascii="Times New Roman" w:eastAsiaTheme="minorEastAsia" w:hAnsi="Times New Roman" w:cs="Times New Roman"/>
+                <w:color w:val="000000"/>
+                <w:sz w:val="24"/>
+                <w:szCs w:val="24"/>
+              </w:rPr>
+              <w:t>Panel</w:t>
+            </w:r>
+          </w:p>
+        </w:tc>
+        <w:tc>
+          <w:tcPr>
+            <w:tcW w:w="0" w:type="auto"/>
+            <w:hideMark/>
+          </w:tcPr>
+          <w:p>
+            <w:pPr>
+              <w:widowControl w:val="0"/>
+              <w:pBdr>
+                <w:top w:val="nil"/>
+                <w:left w:val="nil"/>
+                <w:bottom w:val="nil"/>
+                <w:right w:val="nil"/>
+                <w:between w:val="nil"/>
+              </w:pBdr>
+              <w:spacing w:before="185" w:line="285" w:lineRule="auto"/>
+              <w:ind w:firstLine="14"/>
+              <w:rPr>
+                <w:rFonts w:ascii="Times New Roman" w:eastAsiaTheme="minorEastAsia" w:hAnsi="Times New Roman" w:cs="Times New Roman"/>
+                <w:color w:val="000000"/>
+                <w:sz w:val="24"/>
+                <w:szCs w:val="24"/>
+              </w:rPr>
+            </w:pPr>
+            <w:r>
+              <w:rPr>
+                <w:rFonts w:ascii="Times New Roman" w:eastAsiaTheme="minorEastAsia" w:hAnsi="Times New Roman" w:cs="Times New Roman"/>
+                <w:color w:val="000000"/>
+                <w:sz w:val="24"/>
+                <w:szCs w:val="24"/>
+              </w:rPr>
+              <w:t>Vùng chứa khối chức năng "Đặt Lịch Hẹn Khám Định Kỳ".</w:t>
+            </w:r>
+          </w:p>
+        </w:tc>
+      </w:tr>
+      <w:tr>
+        <w:tc>
+          <w:tcPr>
+            <w:tcW w:w="0" w:type="auto"/>
+            <w:hideMark/>
+          </w:tcPr>
+          <w:p>
+            <w:pPr>
+              <w:widowControl w:val="0"/>
+              <w:pBdr>
+                <w:top w:val="nil"/>
+                <w:left w:val="nil"/>
+                <w:bottom w:val="nil"/>
+                <w:right w:val="nil"/>
+                <w:between w:val="nil"/>
+              </w:pBdr>
+              <w:spacing w:before="185" w:line="285" w:lineRule="auto"/>
+              <w:ind w:left="517" w:hanging="503"/>
+              <w:rPr>
+                <w:rFonts w:ascii="Times New Roman" w:eastAsiaTheme="minorEastAsia" w:hAnsi="Times New Roman" w:cs="Times New Roman"/>
+                <w:color w:val="000000"/>
+                <w:sz w:val="24"/>
+                <w:szCs w:val="24"/>
+              </w:rPr>
+            </w:pPr>
+            <w:r>
+              <w:rPr>
+                <w:rFonts w:ascii="Times New Roman" w:eastAsiaTheme="minorEastAsia" w:hAnsi="Times New Roman" w:cs="Times New Roman"/>
+                <w:color w:val="000000"/>
+                <w:sz w:val="24"/>
+                <w:szCs w:val="24"/>
+              </w:rPr>
+              <w:t>lblTitleRight</w:t>
+            </w:r>
+          </w:p>
+        </w:tc>
+        <w:tc>
+          <w:tcPr>
+            <w:tcW w:w="0" w:type="auto"/>
+            <w:hideMark/>
+          </w:tcPr>
+          <w:p>
+            <w:pPr>
+              <w:widowControl w:val="0"/>
+              <w:pBdr>
+                <w:top w:val="nil"/>
+                <w:left w:val="nil"/>
+                <w:bottom w:val="nil"/>
+                <w:right w:val="nil"/>
+                <w:between w:val="nil"/>
+              </w:pBdr>
+              <w:spacing w:before="185" w:line="285" w:lineRule="auto"/>
+              <w:ind w:left="517" w:hanging="503"/>
+              <w:rPr>
+                <w:rFonts w:ascii="Times New Roman" w:eastAsiaTheme="minorEastAsia" w:hAnsi="Times New Roman" w:cs="Times New Roman"/>
+                <w:color w:val="000000"/>
+                <w:sz w:val="24"/>
+                <w:szCs w:val="24"/>
+              </w:rPr>
+            </w:pPr>
+            <w:r>
+              <w:rPr>
+                <w:rFonts w:ascii="Times New Roman" w:eastAsiaTheme="minorEastAsia" w:hAnsi="Times New Roman" w:cs="Times New Roman"/>
+                <w:color w:val="000000"/>
+                <w:sz w:val="24"/>
+                <w:szCs w:val="24"/>
+              </w:rPr>
+              <w:t>Label</w:t>
+            </w:r>
+          </w:p>
+        </w:tc>
+        <w:tc>
+          <w:tcPr>
+            <w:tcW w:w="0" w:type="auto"/>
+            <w:hideMark/>
+          </w:tcPr>
+          <w:p>
+            <w:pPr>
+              <w:widowControl w:val="0"/>
+              <w:pBdr>
+                <w:top w:val="nil"/>
+                <w:left w:val="nil"/>
+                <w:bottom w:val="nil"/>
+                <w:right w:val="nil"/>
+                <w:between w:val="nil"/>
+              </w:pBdr>
+              <w:spacing w:before="185" w:line="285" w:lineRule="auto"/>
+              <w:ind w:firstLine="14"/>
+              <w:rPr>
+                <w:rFonts w:ascii="Times New Roman" w:eastAsiaTheme="minorEastAsia" w:hAnsi="Times New Roman" w:cs="Times New Roman"/>
+                <w:color w:val="000000"/>
+                <w:sz w:val="24"/>
+                <w:szCs w:val="24"/>
+              </w:rPr>
+            </w:pPr>
+            <w:r>
+              <w:rPr>
+                <w:rFonts w:ascii="Times New Roman" w:eastAsiaTheme="minorEastAsia" w:hAnsi="Times New Roman" w:cs="Times New Roman"/>
+                <w:color w:val="000000"/>
+                <w:sz w:val="24"/>
+                <w:szCs w:val="24"/>
+              </w:rPr>
+              <w:t>Nhãn tiêu đề khối bên phải: "ĐẶT LỊCH HẸN KHÁM ĐỊNH KỲ".</w:t>
+            </w:r>
+          </w:p>
+        </w:tc>
+      </w:tr>
+      <w:tr>
+        <w:tc>
+          <w:tcPr>
+            <w:tcW w:w="0" w:type="auto"/>
+            <w:hideMark/>
+          </w:tcPr>
+          <w:p>
+            <w:pPr>
+              <w:widowControl w:val="0"/>
+              <w:pBdr>
+                <w:top w:val="nil"/>
+                <w:left w:val="nil"/>
+                <w:bottom w:val="nil"/>
+                <w:right w:val="nil"/>
+                <w:between w:val="nil"/>
+              </w:pBdr>
+              <w:spacing w:before="185" w:line="285" w:lineRule="auto"/>
+              <w:ind w:left="517" w:hanging="503"/>
+              <w:rPr>
+                <w:rFonts w:ascii="Times New Roman" w:eastAsiaTheme="minorEastAsia" w:hAnsi="Times New Roman" w:cs="Times New Roman"/>
+                <w:color w:val="000000"/>
+                <w:sz w:val="24"/>
+                <w:szCs w:val="24"/>
+              </w:rPr>
+            </w:pPr>
+            <w:r>
+              <w:rPr>
+                <w:rFonts w:ascii="Times New Roman" w:eastAsiaTheme="minorEastAsia" w:hAnsi="Times New Roman" w:cs="Times New Roman"/>
+                <w:color w:val="000000"/>
+                <w:sz w:val="24"/>
+                <w:szCs w:val="24"/>
+              </w:rPr>
+              <w:t>txtMaHoSo</w:t>
+            </w:r>
+          </w:p>
+        </w:tc>
+        <w:tc>
+          <w:tcPr>
+            <w:tcW w:w="0" w:type="auto"/>
+            <w:hideMark/>
+          </w:tcPr>
+          <w:p>
+            <w:pPr>
+              <w:widowControl w:val="0"/>
+              <w:pBdr>
+                <w:top w:val="nil"/>
+                <w:left w:val="nil"/>
+                <w:bottom w:val="nil"/>
+                <w:right w:val="nil"/>
+                <w:between w:val="nil"/>
+              </w:pBdr>
+              <w:spacing w:before="185" w:line="285" w:lineRule="auto"/>
+              <w:ind w:left="517" w:hanging="503"/>
+              <w:rPr>
+                <w:rFonts w:ascii="Times New Roman" w:eastAsiaTheme="minorEastAsia" w:hAnsi="Times New Roman" w:cs="Times New Roman"/>
+                <w:color w:val="000000"/>
+                <w:sz w:val="24"/>
+                <w:szCs w:val="24"/>
+              </w:rPr>
+            </w:pPr>
+            <w:r>
+              <w:rPr>
+                <w:rFonts w:ascii="Times New Roman" w:eastAsiaTheme="minorEastAsia" w:hAnsi="Times New Roman" w:cs="Times New Roman"/>
+                <w:color w:val="000000"/>
+                <w:sz w:val="24"/>
+                <w:szCs w:val="24"/>
+              </w:rPr>
+              <w:t>TextBox</w:t>
+            </w:r>
+          </w:p>
+        </w:tc>
+        <w:tc>
+          <w:tcPr>
+            <w:tcW w:w="0" w:type="auto"/>
+            <w:hideMark/>
+          </w:tcPr>
+          <w:p>
+            <w:pPr>
+              <w:widowControl w:val="0"/>
+              <w:pBdr>
+                <w:top w:val="nil"/>
+                <w:left w:val="nil"/>
+                <w:bottom w:val="nil"/>
+                <w:right w:val="nil"/>
+                <w:between w:val="nil"/>
+              </w:pBdr>
+              <w:spacing w:before="185" w:line="285" w:lineRule="auto"/>
+              <w:ind w:firstLine="14"/>
+              <w:rPr>
+                <w:rFonts w:ascii="Times New Roman" w:eastAsiaTheme="minorEastAsia" w:hAnsi="Times New Roman" w:cs="Times New Roman"/>
+                <w:color w:val="000000"/>
+                <w:sz w:val="24"/>
+                <w:szCs w:val="24"/>
+              </w:rPr>
+            </w:pPr>
+            <w:r>
+              <w:rPr>
+                <w:rFonts w:ascii="Times New Roman" w:eastAsiaTheme="minorEastAsia" w:hAnsi="Times New Roman" w:cs="Times New Roman"/>
+                <w:color w:val="000000"/>
+                <w:sz w:val="24"/>
+                <w:szCs w:val="24"/>
+              </w:rPr>
+              <w:t xml:space="preserve">Nhập hoặc chọn Mã Hồ Sơ Bệnh Án cần đặt lịch hẹn. </w:t>
+            </w:r>
+          </w:p>
+        </w:tc>
+      </w:tr>
+      <w:tr>
+        <w:tc>
+          <w:tcPr>
+            <w:tcW w:w="0" w:type="auto"/>
+            <w:hideMark/>
+          </w:tcPr>
+          <w:p>
+            <w:pPr>
+              <w:widowControl w:val="0"/>
+              <w:pBdr>
+                <w:top w:val="nil"/>
+                <w:left w:val="nil"/>
+                <w:bottom w:val="nil"/>
+                <w:right w:val="nil"/>
+                <w:between w:val="nil"/>
+              </w:pBdr>
+              <w:spacing w:before="185" w:line="285" w:lineRule="auto"/>
+              <w:ind w:left="517" w:hanging="503"/>
+              <w:rPr>
+                <w:rFonts w:ascii="Times New Roman" w:eastAsiaTheme="minorEastAsia" w:hAnsi="Times New Roman" w:cs="Times New Roman"/>
+                <w:color w:val="000000"/>
+                <w:sz w:val="24"/>
+                <w:szCs w:val="24"/>
+              </w:rPr>
+            </w:pPr>
+            <w:r>
+              <w:rPr>
+                <w:rFonts w:ascii="Times New Roman" w:eastAsiaTheme="minorEastAsia" w:hAnsi="Times New Roman" w:cs="Times New Roman"/>
+                <w:color w:val="000000"/>
+                <w:sz w:val="24"/>
+                <w:szCs w:val="24"/>
+              </w:rPr>
+              <w:t>dtpNgayGioHen</w:t>
+            </w:r>
+          </w:p>
+        </w:tc>
+        <w:tc>
+          <w:tcPr>
+            <w:tcW w:w="0" w:type="auto"/>
+            <w:hideMark/>
+          </w:tcPr>
+          <w:p>
+            <w:pPr>
+              <w:widowControl w:val="0"/>
+              <w:pBdr>
+                <w:top w:val="nil"/>
+                <w:left w:val="nil"/>
+                <w:bottom w:val="nil"/>
+                <w:right w:val="nil"/>
+                <w:between w:val="nil"/>
+              </w:pBdr>
+              <w:spacing w:before="185" w:line="285" w:lineRule="auto"/>
+              <w:ind w:left="517" w:hanging="503"/>
+              <w:rPr>
+                <w:rFonts w:ascii="Times New Roman" w:eastAsiaTheme="minorEastAsia" w:hAnsi="Times New Roman" w:cs="Times New Roman"/>
+                <w:color w:val="000000"/>
+                <w:sz w:val="24"/>
+                <w:szCs w:val="24"/>
+              </w:rPr>
+            </w:pPr>
+            <w:r>
+              <w:rPr>
+                <w:rFonts w:ascii="Times New Roman" w:eastAsiaTheme="minorEastAsia" w:hAnsi="Times New Roman" w:cs="Times New Roman"/>
+                <w:color w:val="000000"/>
+                <w:sz w:val="24"/>
+                <w:szCs w:val="24"/>
+              </w:rPr>
+              <w:t>DateTimePicker</w:t>
+            </w:r>
+          </w:p>
+        </w:tc>
+        <w:tc>
+          <w:tcPr>
+            <w:tcW w:w="0" w:type="auto"/>
+            <w:hideMark/>
+          </w:tcPr>
+          <w:p>
+            <w:pPr>
+              <w:widowControl w:val="0"/>
+              <w:pBdr>
+                <w:top w:val="nil"/>
+                <w:left w:val="nil"/>
+                <w:bottom w:val="nil"/>
+                <w:right w:val="nil"/>
+                <w:between w:val="nil"/>
+              </w:pBdr>
+              <w:spacing w:before="185" w:line="285" w:lineRule="auto"/>
+              <w:ind w:firstLine="14"/>
+              <w:rPr>
+                <w:rFonts w:ascii="Times New Roman" w:eastAsiaTheme="minorEastAsia" w:hAnsi="Times New Roman" w:cs="Times New Roman"/>
+                <w:color w:val="000000"/>
+                <w:sz w:val="24"/>
+                <w:szCs w:val="24"/>
+              </w:rPr>
+            </w:pPr>
+            <w:r>
+              <w:rPr>
+                <w:rFonts w:ascii="Times New Roman" w:eastAsiaTheme="minorEastAsia" w:hAnsi="Times New Roman" w:cs="Times New Roman"/>
+                <w:color w:val="000000"/>
+                <w:sz w:val="24"/>
+                <w:szCs w:val="24"/>
+              </w:rPr>
+              <w:t>Chọn Ngày và Giờ hẹn khám bệnh.</w:t>
+            </w:r>
+          </w:p>
+        </w:tc>
+      </w:tr>
+      <w:tr>
+        <w:tc>
+          <w:tcPr>
+            <w:tcW w:w="0" w:type="auto"/>
+            <w:hideMark/>
+          </w:tcPr>
+          <w:p>
+            <w:pPr>
+              <w:widowControl w:val="0"/>
+              <w:pBdr>
+                <w:top w:val="nil"/>
+                <w:left w:val="nil"/>
+                <w:bottom w:val="nil"/>
+                <w:right w:val="nil"/>
+                <w:between w:val="nil"/>
+              </w:pBdr>
+              <w:spacing w:before="185" w:line="285" w:lineRule="auto"/>
+              <w:ind w:left="517" w:hanging="503"/>
+              <w:rPr>
+                <w:rFonts w:ascii="Times New Roman" w:eastAsiaTheme="minorEastAsia" w:hAnsi="Times New Roman" w:cs="Times New Roman"/>
+                <w:color w:val="000000"/>
+                <w:sz w:val="24"/>
+                <w:szCs w:val="24"/>
+              </w:rPr>
+            </w:pPr>
+            <w:r>
+              <w:rPr>
+                <w:rFonts w:ascii="Times New Roman" w:eastAsiaTheme="minorEastAsia" w:hAnsi="Times New Roman" w:cs="Times New Roman"/>
+                <w:color w:val="000000"/>
+                <w:sz w:val="24"/>
+                <w:szCs w:val="24"/>
+              </w:rPr>
+              <w:t>cboTrangThai</w:t>
+            </w:r>
+          </w:p>
+        </w:tc>
+        <w:tc>
+          <w:tcPr>
+            <w:tcW w:w="0" w:type="auto"/>
+            <w:hideMark/>
+          </w:tcPr>
+          <w:p>
+            <w:pPr>
+              <w:widowControl w:val="0"/>
+              <w:pBdr>
+                <w:top w:val="nil"/>
+                <w:left w:val="nil"/>
+                <w:bottom w:val="nil"/>
+                <w:right w:val="nil"/>
+                <w:between w:val="nil"/>
+              </w:pBdr>
+              <w:spacing w:before="185" w:line="285" w:lineRule="auto"/>
+              <w:ind w:left="517" w:hanging="503"/>
+              <w:rPr>
+                <w:rFonts w:ascii="Times New Roman" w:eastAsiaTheme="minorEastAsia" w:hAnsi="Times New Roman" w:cs="Times New Roman"/>
+                <w:color w:val="000000"/>
+                <w:sz w:val="24"/>
+                <w:szCs w:val="24"/>
+              </w:rPr>
+            </w:pPr>
+            <w:r>
+              <w:rPr>
+                <w:rFonts w:ascii="Times New Roman" w:eastAsiaTheme="minorEastAsia" w:hAnsi="Times New Roman" w:cs="Times New Roman"/>
+                <w:color w:val="000000"/>
+                <w:sz w:val="24"/>
+                <w:szCs w:val="24"/>
+              </w:rPr>
+              <w:t>ComboBox</w:t>
+            </w:r>
+          </w:p>
+        </w:tc>
+        <w:tc>
+          <w:tcPr>
+            <w:tcW w:w="0" w:type="auto"/>
+            <w:hideMark/>
+          </w:tcPr>
+          <w:p>
+            <w:pPr>
+              <w:widowControl w:val="0"/>
+              <w:pBdr>
+                <w:top w:val="nil"/>
+                <w:left w:val="nil"/>
+                <w:bottom w:val="nil"/>
+                <w:right w:val="nil"/>
+                <w:between w:val="nil"/>
+              </w:pBdr>
+              <w:spacing w:before="185" w:line="285" w:lineRule="auto"/>
+              <w:ind w:firstLine="14"/>
+              <w:rPr>
+                <w:rFonts w:ascii="Times New Roman" w:eastAsiaTheme="minorEastAsia" w:hAnsi="Times New Roman" w:cs="Times New Roman"/>
+                <w:color w:val="000000"/>
+                <w:sz w:val="24"/>
+                <w:szCs w:val="24"/>
+              </w:rPr>
+            </w:pPr>
+            <w:r>
+              <w:rPr>
+                <w:rFonts w:ascii="Times New Roman" w:eastAsiaTheme="minorEastAsia" w:hAnsi="Times New Roman" w:cs="Times New Roman"/>
+                <w:color w:val="000000"/>
+                <w:sz w:val="24"/>
+                <w:szCs w:val="24"/>
+              </w:rPr>
+              <w:t xml:space="preserve">Chọn Trạng thái lịch hẹn (Đã xác nhận, Đã khám, Đã hủy). </w:t>
+            </w:r>
+          </w:p>
+        </w:tc>
+      </w:tr>
+      <w:tr>
+        <w:tc>
+          <w:tcPr>
+            <w:tcW w:w="0" w:type="auto"/>
+            <w:hideMark/>
+          </w:tcPr>
+          <w:p>
+            <w:pPr>
+              <w:widowControl w:val="0"/>
+              <w:pBdr>
+                <w:top w:val="nil"/>
+                <w:left w:val="nil"/>
+                <w:bottom w:val="nil"/>
+                <w:right w:val="nil"/>
+                <w:between w:val="nil"/>
+              </w:pBdr>
+              <w:spacing w:before="185" w:line="285" w:lineRule="auto"/>
+              <w:ind w:left="517" w:hanging="503"/>
+              <w:rPr>
+                <w:rFonts w:ascii="Times New Roman" w:eastAsiaTheme="minorEastAsia" w:hAnsi="Times New Roman" w:cs="Times New Roman"/>
+                <w:color w:val="000000"/>
+                <w:sz w:val="24"/>
+                <w:szCs w:val="24"/>
+              </w:rPr>
+            </w:pPr>
+            <w:r>
+              <w:rPr>
+                <w:rFonts w:ascii="Times New Roman" w:eastAsiaTheme="minorEastAsia" w:hAnsi="Times New Roman" w:cs="Times New Roman"/>
+                <w:color w:val="000000"/>
+                <w:sz w:val="24"/>
+                <w:szCs w:val="24"/>
+              </w:rPr>
+              <w:t>btnDatLich</w:t>
+            </w:r>
+          </w:p>
+        </w:tc>
+        <w:tc>
+          <w:tcPr>
+            <w:tcW w:w="0" w:type="auto"/>
+            <w:hideMark/>
+          </w:tcPr>
+          <w:p>
+            <w:pPr>
+              <w:widowControl w:val="0"/>
+              <w:pBdr>
+                <w:top w:val="nil"/>
+                <w:left w:val="nil"/>
+                <w:bottom w:val="nil"/>
+                <w:right w:val="nil"/>
+                <w:between w:val="nil"/>
+              </w:pBdr>
+              <w:spacing w:before="185" w:line="285" w:lineRule="auto"/>
+              <w:ind w:left="517" w:hanging="503"/>
+              <w:rPr>
+                <w:rFonts w:ascii="Times New Roman" w:eastAsiaTheme="minorEastAsia" w:hAnsi="Times New Roman" w:cs="Times New Roman"/>
+                <w:color w:val="000000"/>
+                <w:sz w:val="24"/>
+                <w:szCs w:val="24"/>
+              </w:rPr>
+            </w:pPr>
+            <w:r>
+              <w:rPr>
+                <w:rFonts w:ascii="Times New Roman" w:eastAsiaTheme="minorEastAsia" w:hAnsi="Times New Roman" w:cs="Times New Roman"/>
+                <w:color w:val="000000"/>
+                <w:sz w:val="24"/>
+                <w:szCs w:val="24"/>
+              </w:rPr>
+              <w:t>Button</w:t>
+            </w:r>
+          </w:p>
+        </w:tc>
+        <w:tc>
+          <w:tcPr>
+            <w:tcW w:w="0" w:type="auto"/>
+            <w:hideMark/>
+          </w:tcPr>
+          <w:p>
+            <w:pPr>
+              <w:widowControl w:val="0"/>
+              <w:pBdr>
+                <w:top w:val="nil"/>
+                <w:left w:val="nil"/>
+                <w:bottom w:val="nil"/>
+                <w:right w:val="nil"/>
+                <w:between w:val="nil"/>
+              </w:pBdr>
+              <w:spacing w:before="185" w:line="285" w:lineRule="auto"/>
+              <w:ind w:firstLine="14"/>
+              <w:rPr>
+                <w:rFonts w:ascii="Times New Roman" w:eastAsiaTheme="minorEastAsia" w:hAnsi="Times New Roman" w:cs="Times New Roman"/>
+                <w:color w:val="000000"/>
+                <w:sz w:val="24"/>
+                <w:szCs w:val="24"/>
+              </w:rPr>
+            </w:pPr>
+            <w:r>
+              <w:rPr>
+                <w:rFonts w:ascii="Times New Roman" w:eastAsiaTheme="minorEastAsia" w:hAnsi="Times New Roman" w:cs="Times New Roman"/>
+                <w:color w:val="000000"/>
+                <w:sz w:val="24"/>
+                <w:szCs w:val="24"/>
+              </w:rPr>
+              <w:t xml:space="preserve">Thực thi thêm mới/lưu lịch hẹn vào bảng LichHenKham. </w:t>
+            </w:r>
+          </w:p>
+        </w:tc>
+      </w:tr>
+      <w:tr>
+        <w:tc>
+          <w:tcPr>
+            <w:tcW w:w="0" w:type="auto"/>
+            <w:hideMark/>
+          </w:tcPr>
+          <w:p>
+            <w:pPr>
+              <w:widowControl w:val="0"/>
+              <w:pBdr>
+                <w:top w:val="nil"/>
+                <w:left w:val="nil"/>
+                <w:bottom w:val="nil"/>
+                <w:right w:val="nil"/>
+                <w:between w:val="nil"/>
+              </w:pBdr>
+              <w:spacing w:before="185" w:line="285" w:lineRule="auto"/>
+              <w:ind w:left="517" w:hanging="503"/>
+              <w:rPr>
+                <w:rFonts w:ascii="Times New Roman" w:eastAsiaTheme="minorEastAsia" w:hAnsi="Times New Roman" w:cs="Times New Roman"/>
+                <w:color w:val="000000"/>
+                <w:sz w:val="24"/>
+                <w:szCs w:val="24"/>
+              </w:rPr>
+            </w:pPr>
+            <w:r>
+              <w:rPr>
+                <w:rFonts w:ascii="Times New Roman" w:eastAsiaTheme="minorEastAsia" w:hAnsi="Times New Roman" w:cs="Times New Roman"/>
+                <w:color w:val="000000"/>
+                <w:sz w:val="24"/>
+                <w:szCs w:val="24"/>
+              </w:rPr>
+              <w:t>btnHuyLich</w:t>
+            </w:r>
+          </w:p>
+        </w:tc>
+        <w:tc>
+          <w:tcPr>
+            <w:tcW w:w="0" w:type="auto"/>
+            <w:hideMark/>
+          </w:tcPr>
+          <w:p>
+            <w:pPr>
+              <w:widowControl w:val="0"/>
+              <w:pBdr>
+                <w:top w:val="nil"/>
+                <w:left w:val="nil"/>
+                <w:bottom w:val="nil"/>
+                <w:right w:val="nil"/>
+                <w:between w:val="nil"/>
+              </w:pBdr>
+              <w:spacing w:before="185" w:line="285" w:lineRule="auto"/>
+              <w:ind w:left="517" w:hanging="503"/>
+              <w:rPr>
+                <w:rFonts w:ascii="Times New Roman" w:eastAsiaTheme="minorEastAsia" w:hAnsi="Times New Roman" w:cs="Times New Roman"/>
+                <w:color w:val="000000"/>
+                <w:sz w:val="24"/>
+                <w:szCs w:val="24"/>
+              </w:rPr>
+            </w:pPr>
+            <w:r>
+              <w:rPr>
+                <w:rFonts w:ascii="Times New Roman" w:eastAsiaTheme="minorEastAsia" w:hAnsi="Times New Roman" w:cs="Times New Roman"/>
+                <w:color w:val="000000"/>
+                <w:sz w:val="24"/>
+                <w:szCs w:val="24"/>
+              </w:rPr>
+              <w:t>Button</w:t>
+            </w:r>
+          </w:p>
+        </w:tc>
+        <w:tc>
+          <w:tcPr>
+            <w:tcW w:w="0" w:type="auto"/>
+            <w:hideMark/>
+          </w:tcPr>
+          <w:p>
+            <w:pPr>
+              <w:widowControl w:val="0"/>
+              <w:pBdr>
+                <w:top w:val="nil"/>
+                <w:left w:val="nil"/>
+                <w:bottom w:val="nil"/>
+                <w:right w:val="nil"/>
+                <w:between w:val="nil"/>
+              </w:pBdr>
+              <w:spacing w:before="185" w:line="285" w:lineRule="auto"/>
+              <w:ind w:firstLine="14"/>
+              <w:rPr>
+                <w:rFonts w:ascii="Times New Roman" w:eastAsiaTheme="minorEastAsia" w:hAnsi="Times New Roman" w:cs="Times New Roman"/>
+                <w:color w:val="000000"/>
+                <w:sz w:val="24"/>
+                <w:szCs w:val="24"/>
+              </w:rPr>
+            </w:pPr>
+            <w:r>
+              <w:rPr>
+                <w:rFonts w:ascii="Times New Roman" w:eastAsiaTheme="minorEastAsia" w:hAnsi="Times New Roman" w:cs="Times New Roman"/>
+                <w:color w:val="000000"/>
+                <w:sz w:val="24"/>
+                <w:szCs w:val="24"/>
+              </w:rPr>
+              <w:t xml:space="preserve">Cập nhật trạng thái lịch hẹn thành "Đã hủy". </w:t>
+            </w:r>
+          </w:p>
+        </w:tc>
+      </w:tr>
+      <w:tr>
+        <w:tc>
+          <w:tcPr>
+            <w:tcW w:w="0" w:type="auto"/>
+            <w:hideMark/>
+          </w:tcPr>
+          <w:p>
+            <w:pPr>
+              <w:widowControl w:val="0"/>
+              <w:pBdr>
+                <w:top w:val="nil"/>
+                <w:left w:val="nil"/>
+                <w:bottom w:val="nil"/>
+                <w:right w:val="nil"/>
+                <w:between w:val="nil"/>
+              </w:pBdr>
+              <w:spacing w:before="185" w:line="285" w:lineRule="auto"/>
+              <w:ind w:left="517" w:hanging="503"/>
+              <w:rPr>
+                <w:rFonts w:ascii="Times New Roman" w:eastAsiaTheme="minorEastAsia" w:hAnsi="Times New Roman" w:cs="Times New Roman"/>
+                <w:color w:val="000000"/>
+                <w:sz w:val="24"/>
+                <w:szCs w:val="24"/>
+              </w:rPr>
+            </w:pPr>
+            <w:r>
+              <w:rPr>
+                <w:rFonts w:ascii="Times New Roman" w:eastAsiaTheme="minorEastAsia" w:hAnsi="Times New Roman" w:cs="Times New Roman"/>
+                <w:color w:val="000000"/>
+                <w:sz w:val="24"/>
+                <w:szCs w:val="24"/>
+              </w:rPr>
+              <w:t>pnlBottom</w:t>
+            </w:r>
+          </w:p>
+        </w:tc>
+        <w:tc>
+          <w:tcPr>
+            <w:tcW w:w="0" w:type="auto"/>
+            <w:hideMark/>
+          </w:tcPr>
+          <w:p>
+            <w:pPr>
+              <w:widowControl w:val="0"/>
+              <w:pBdr>
+                <w:top w:val="nil"/>
+                <w:left w:val="nil"/>
+                <w:bottom w:val="nil"/>
+                <w:right w:val="nil"/>
+                <w:between w:val="nil"/>
+              </w:pBdr>
+              <w:spacing w:before="185" w:line="285" w:lineRule="auto"/>
+              <w:ind w:left="517" w:hanging="503"/>
+              <w:rPr>
+                <w:rFonts w:ascii="Times New Roman" w:eastAsiaTheme="minorEastAsia" w:hAnsi="Times New Roman" w:cs="Times New Roman"/>
+                <w:color w:val="000000"/>
+                <w:sz w:val="24"/>
+                <w:szCs w:val="24"/>
+              </w:rPr>
+            </w:pPr>
+            <w:r>
+              <w:rPr>
+                <w:rFonts w:ascii="Times New Roman" w:eastAsiaTheme="minorEastAsia" w:hAnsi="Times New Roman" w:cs="Times New Roman"/>
+                <w:color w:val="000000"/>
+                <w:sz w:val="24"/>
+                <w:szCs w:val="24"/>
+              </w:rPr>
+              <w:t>Panel</w:t>
+            </w:r>
+          </w:p>
+        </w:tc>
+        <w:tc>
+          <w:tcPr>
+            <w:tcW w:w="0" w:type="auto"/>
+            <w:hideMark/>
+          </w:tcPr>
+          <w:p>
+            <w:pPr>
+              <w:widowControl w:val="0"/>
+              <w:pBdr>
+                <w:top w:val="nil"/>
+                <w:left w:val="nil"/>
+                <w:bottom w:val="nil"/>
+                <w:right w:val="nil"/>
+                <w:between w:val="nil"/>
+              </w:pBdr>
+              <w:spacing w:before="185" w:line="285" w:lineRule="auto"/>
+              <w:ind w:firstLine="14"/>
+              <w:rPr>
+                <w:rFonts w:ascii="Times New Roman" w:eastAsiaTheme="minorEastAsia" w:hAnsi="Times New Roman" w:cs="Times New Roman"/>
+                <w:color w:val="000000"/>
+                <w:sz w:val="24"/>
+                <w:szCs w:val="24"/>
+              </w:rPr>
+            </w:pPr>
+            <w:r>
+              <w:rPr>
+                <w:rFonts w:ascii="Times New Roman" w:eastAsiaTheme="minorEastAsia" w:hAnsi="Times New Roman" w:cs="Times New Roman"/>
+                <w:color w:val="000000"/>
+                <w:sz w:val="24"/>
+                <w:szCs w:val="24"/>
+              </w:rPr>
+              <w:t>Vùng chứa danh sách dữ liệu lịch sử ở mép dưới Form.</w:t>
+            </w:r>
+          </w:p>
+        </w:tc>
+      </w:tr>
+      <w:tr>
+        <w:tc>
+          <w:tcPr>
+            <w:tcW w:w="0" w:type="auto"/>
+            <w:hideMark/>
+          </w:tcPr>
+          <w:p>
+            <w:pPr>
+              <w:widowControl w:val="0"/>
+              <w:pBdr>
+                <w:top w:val="nil"/>
+                <w:left w:val="nil"/>
+                <w:bottom w:val="nil"/>
+                <w:right w:val="nil"/>
+                <w:between w:val="nil"/>
+              </w:pBdr>
+              <w:spacing w:before="185" w:line="285" w:lineRule="auto"/>
+              <w:ind w:left="517" w:hanging="503"/>
+              <w:rPr>
+                <w:rFonts w:ascii="Times New Roman" w:eastAsiaTheme="minorEastAsia" w:hAnsi="Times New Roman" w:cs="Times New Roman"/>
+                <w:color w:val="000000"/>
+                <w:sz w:val="24"/>
+                <w:szCs w:val="24"/>
+              </w:rPr>
+            </w:pPr>
+            <w:r>
+              <w:rPr>
+                <w:rFonts w:ascii="Times New Roman" w:eastAsiaTheme="minorEastAsia" w:hAnsi="Times New Roman" w:cs="Times New Roman"/>
+                <w:color w:val="000000"/>
+                <w:sz w:val="24"/>
+                <w:szCs w:val="24"/>
+              </w:rPr>
+              <w:t>dgvDanhSach</w:t>
+            </w:r>
+          </w:p>
+        </w:tc>
+        <w:tc>
+          <w:tcPr>
+            <w:tcW w:w="0" w:type="auto"/>
+            <w:hideMark/>
+          </w:tcPr>
+          <w:p>
+            <w:pPr>
+              <w:widowControl w:val="0"/>
+              <w:pBdr>
+                <w:top w:val="nil"/>
+                <w:left w:val="nil"/>
+                <w:bottom w:val="nil"/>
+                <w:right w:val="nil"/>
+                <w:between w:val="nil"/>
+              </w:pBdr>
+              <w:spacing w:before="185" w:line="285" w:lineRule="auto"/>
+              <w:ind w:left="517" w:hanging="503"/>
+              <w:rPr>
+                <w:rFonts w:ascii="Times New Roman" w:eastAsiaTheme="minorEastAsia" w:hAnsi="Times New Roman" w:cs="Times New Roman"/>
+                <w:color w:val="000000"/>
+                <w:sz w:val="24"/>
+                <w:szCs w:val="24"/>
+              </w:rPr>
+            </w:pPr>
+            <w:r>
+              <w:rPr>
+                <w:rFonts w:ascii="Times New Roman" w:eastAsiaTheme="minorEastAsia" w:hAnsi="Times New Roman" w:cs="Times New Roman"/>
+                <w:color w:val="000000"/>
+                <w:sz w:val="24"/>
+                <w:szCs w:val="24"/>
+              </w:rPr>
+              <w:t>DataGridView</w:t>
+            </w:r>
+          </w:p>
+        </w:tc>
+        <w:tc>
+          <w:tcPr>
+            <w:tcW w:w="0" w:type="auto"/>
+            <w:hideMark/>
+          </w:tcPr>
+          <w:p>
+            <w:pPr>
+              <w:widowControl w:val="0"/>
+              <w:pBdr>
+                <w:top w:val="nil"/>
+                <w:left w:val="nil"/>
+                <w:bottom w:val="nil"/>
+                <w:right w:val="nil"/>
+                <w:between w:val="nil"/>
+              </w:pBdr>
+              <w:spacing w:before="185" w:line="285" w:lineRule="auto"/>
+              <w:ind w:firstLine="14"/>
+              <w:rPr>
+                <w:rFonts w:ascii="Times New Roman" w:eastAsiaTheme="minorEastAsia" w:hAnsi="Times New Roman" w:cs="Times New Roman"/>
+                <w:color w:val="000000"/>
+                <w:sz w:val="24"/>
+                <w:szCs w:val="24"/>
+              </w:rPr>
+            </w:pPr>
+            <w:r>
+              <w:rPr>
+                <w:rFonts w:ascii="Times New Roman" w:eastAsiaTheme="minorEastAsia" w:hAnsi="Times New Roman" w:cs="Times New Roman"/>
+                <w:color w:val="000000"/>
+                <w:sz w:val="24"/>
+                <w:szCs w:val="24"/>
+              </w:rPr>
+              <w:t>Lưới hiển thị danh sách tổng hợp bệnh nhân, hồ sơ bệnh án và lịch hẹn khám gần nhất.</w:t>
+            </w:r>
+          </w:p>
+        </w:tc>
+      </w:tr>
+    </w:tbl>
+    <w:p>
+      <w:pPr>
+        <w:widowControl w:val="0"/>
+        <w:pBdr>
+          <w:top w:val="nil"/>
+          <w:left w:val="nil"/>
+          <w:bottom w:val="nil"/>
+          <w:right w:val="nil"/>
+          <w:between w:val="nil"/>
+        </w:pBdr>
+        <w:spacing w:before="185" w:line="285" w:lineRule="auto"/>
+        <w:ind w:left="517" w:hanging="503"/>
+        <w:rPr>
+          <w:rFonts w:ascii="Times New Roman" w:eastAsiaTheme="minorEastAsia" w:hAnsi="Times New Roman" w:cs="Times New Roman"/>
+          <w:b/>
+          <w:bCs/>
+          <w:color w:val="000000"/>
+          <w:sz w:val="24"/>
+          <w:szCs w:val="24"/>
+          <w:lang w:val="vi-VN"/>
+        </w:rPr>
+      </w:pPr>
+    </w:p>
     <w:sectPr>
       <w:pgSz w:w="11900" w:h="16820"/>
       <w:pgMar w:top="1115" w:right="1073" w:bottom="744" w:left="1413" w:header="0" w:footer="720" w:gutter="0"/>
@@ -10972,6 +15920,151 @@
 <file path=word/numbering.xml><?xml version="1.0" encoding="utf-8"?>
 <w:numbering xmlns:wpc="http://schemas.microsoft.com/office/word/2010/wordprocessingCanvas" xmlns:cx="http://schemas.microsoft.com/office/drawing/2014/chartex" xmlns:cx1="http://schemas.microsoft.com/office/drawing/2015/9/8/chartex" xmlns:cx2="http://schemas.microsoft.com/office/drawing/2015/10/21/chartex" xmlns:cx3="http://schemas.microsoft.com/office/drawing/2016/5/9/chartex" xmlns:cx4="http://schemas.microsoft.com/office/drawing/2016/5/10/chartex" xmlns:cx5="http://schemas.microsoft.com/office/drawing/2016/5/11/chartex" xmlns:cx6="http://schemas.microsoft.com/office/drawing/2016/5/12/chartex" xmlns:cx7="http://schemas.microsoft.com/office/drawing/2016/5/13/chartex" xmlns:cx8="http://schemas.microsoft.com/office/drawing/2016/5/14/chartex" xmlns:mc="http://schemas.openxmlformats.org/markup-compatibility/2006" xmlns:aink="http://schemas.microsoft.com/office/drawing/2016/ink" xmlns:am3d="http://schemas.microsoft.com/office/drawing/2017/model3d" xmlns:o="urn:schemas-microsoft-com:office:office" xmlns:oel="http://schemas.microsoft.com/office/2019/extlst" xmlns:r="http://schemas.openxmlformats.org/officeDocument/2006/relationships" xmlns:m="http://schemas.openxmlformats.org/officeDocument/2006/math" xmlns:v="urn:schemas-microsoft-com:vml" xmlns:wp14="http://schemas.microsoft.com/office/word/2010/wordprocessingDrawing" xmlns:wp="http://schemas.openxmlformats.org/drawingml/2006/wordprocessingDrawing" xmlns:w10="urn:schemas-microsoft-com:office:word" xmlns:w="http://schemas.openxmlformats.org/wordprocessingml/2006/main" xmlns:w14="http://schemas.microsoft.com/office/word/2010/wordml" xmlns:w15="http://schemas.microsoft.com/office/word/2012/wordml" xmlns:w16cex="http://schemas.microsoft.com/office/word/2018/wordml/cex" xmlns:w16cid="http://schemas.microsoft.com/office/word/2016/wordml/cid" xmlns:w16="http://schemas.microsoft.com/office/word/2018/wordml" xmlns:w16du="http://schemas.microsoft.com/office/word/2023/wordml/word16du" xmlns:w16sdtdh="http://schemas.microsoft.com/office/word/2020/wordml/sdtdatahash" xmlns:w16sdtfl="http://schemas.microsoft.com/office/word/2024/wordml/sdtformatlock" xmlns:w16se="http://schemas.microsoft.com/office/word/2015/wordml/symex" xmlns:wpg="http://schemas.microsoft.com/office/word/2010/wordprocessingGroup" xmlns:wpi="http://schemas.microsoft.com/office/word/2010/wordprocessingInk" xmlns:wne="http://schemas.microsoft.com/office/word/2006/wordml" xmlns:wps="http://schemas.microsoft.com/office/word/2010/wordprocessingShape" mc:Ignorable="w14 w15 w16se w16cid w16 w16cex w16sdtdh w16sdtfl w16du wp14">
   <w:abstractNum w:abstractNumId="0" w15:restartNumberingAfterBreak="0">
+    <w:nsid w:val="07376DA2"/>
+    <w:multiLevelType w:val="multilevel"/>
+    <w:tmpl w:val="6B68E22C"/>
+    <w:lvl w:ilvl="0">
+      <w:start w:val="1"/>
+      <w:numFmt w:val="bullet"/>
+      <w:lvlText w:val=""/>
+      <w:lvlJc w:val="left"/>
+      <w:pPr>
+        <w:tabs>
+          <w:tab w:val="num" w:pos="720"/>
+        </w:tabs>
+        <w:ind w:left="720" w:hanging="360"/>
+      </w:pPr>
+      <w:rPr>
+        <w:rFonts w:ascii="Symbol" w:hAnsi="Symbol" w:hint="default"/>
+        <w:sz w:val="20"/>
+      </w:rPr>
+    </w:lvl>
+    <w:lvl w:ilvl="1">
+      <w:start w:val="1"/>
+      <w:numFmt w:val="bullet"/>
+      <w:lvlText w:val="o"/>
+      <w:lvlJc w:val="left"/>
+      <w:pPr>
+        <w:tabs>
+          <w:tab w:val="num" w:pos="1440"/>
+        </w:tabs>
+        <w:ind w:left="1440" w:hanging="360"/>
+      </w:pPr>
+      <w:rPr>
+        <w:rFonts w:ascii="Courier New" w:hAnsi="Courier New" w:hint="default"/>
+        <w:sz w:val="20"/>
+      </w:rPr>
+    </w:lvl>
+    <w:lvl w:ilvl="2">
+      <w:start w:val="1"/>
+      <w:numFmt w:val="decimal"/>
+      <w:lvlText w:val="%3."/>
+      <w:lvlJc w:val="left"/>
+      <w:pPr>
+        <w:tabs>
+          <w:tab w:val="num" w:pos="2160"/>
+        </w:tabs>
+        <w:ind w:left="2160" w:hanging="360"/>
+      </w:pPr>
+    </w:lvl>
+    <w:lvl w:ilvl="3" w:tentative="1">
+      <w:start w:val="1"/>
+      <w:numFmt w:val="bullet"/>
+      <w:lvlText w:val=""/>
+      <w:lvlJc w:val="left"/>
+      <w:pPr>
+        <w:tabs>
+          <w:tab w:val="num" w:pos="2880"/>
+        </w:tabs>
+        <w:ind w:left="2880" w:hanging="360"/>
+      </w:pPr>
+      <w:rPr>
+        <w:rFonts w:ascii="Wingdings" w:hAnsi="Wingdings" w:hint="default"/>
+        <w:sz w:val="20"/>
+      </w:rPr>
+    </w:lvl>
+    <w:lvl w:ilvl="4" w:tentative="1">
+      <w:start w:val="1"/>
+      <w:numFmt w:val="bullet"/>
+      <w:lvlText w:val=""/>
+      <w:lvlJc w:val="left"/>
+      <w:pPr>
+        <w:tabs>
+          <w:tab w:val="num" w:pos="3600"/>
+        </w:tabs>
+        <w:ind w:left="3600" w:hanging="360"/>
+      </w:pPr>
+      <w:rPr>
+        <w:rFonts w:ascii="Wingdings" w:hAnsi="Wingdings" w:hint="default"/>
+        <w:sz w:val="20"/>
+      </w:rPr>
+    </w:lvl>
+    <w:lvl w:ilvl="5" w:tentative="1">
+      <w:start w:val="1"/>
+      <w:numFmt w:val="bullet"/>
+      <w:lvlText w:val=""/>
+      <w:lvlJc w:val="left"/>
+      <w:pPr>
+        <w:tabs>
+          <w:tab w:val="num" w:pos="4320"/>
+        </w:tabs>
+        <w:ind w:left="4320" w:hanging="360"/>
+      </w:pPr>
+      <w:rPr>
+        <w:rFonts w:ascii="Wingdings" w:hAnsi="Wingdings" w:hint="default"/>
+        <w:sz w:val="20"/>
+      </w:rPr>
+    </w:lvl>
+    <w:lvl w:ilvl="6" w:tentative="1">
+      <w:start w:val="1"/>
+      <w:numFmt w:val="bullet"/>
+      <w:lvlText w:val=""/>
+      <w:lvlJc w:val="left"/>
+      <w:pPr>
+        <w:tabs>
+          <w:tab w:val="num" w:pos="5040"/>
+        </w:tabs>
+        <w:ind w:left="5040" w:hanging="360"/>
+      </w:pPr>
+      <w:rPr>
+        <w:rFonts w:ascii="Wingdings" w:hAnsi="Wingdings" w:hint="default"/>
+        <w:sz w:val="20"/>
+      </w:rPr>
+    </w:lvl>
+    <w:lvl w:ilvl="7" w:tentative="1">
+      <w:start w:val="1"/>
+      <w:numFmt w:val="bullet"/>
+      <w:lvlText w:val=""/>
+      <w:lvlJc w:val="left"/>
+      <w:pPr>
+        <w:tabs>
+          <w:tab w:val="num" w:pos="5760"/>
+        </w:tabs>
+        <w:ind w:left="5760" w:hanging="360"/>
+      </w:pPr>
+      <w:rPr>
+        <w:rFonts w:ascii="Wingdings" w:hAnsi="Wingdings" w:hint="default"/>
+        <w:sz w:val="20"/>
+      </w:rPr>
+    </w:lvl>
+    <w:lvl w:ilvl="8" w:tentative="1">
+      <w:start w:val="1"/>
+      <w:numFmt w:val="bullet"/>
+      <w:lvlText w:val=""/>
+      <w:lvlJc w:val="left"/>
+      <w:pPr>
+        <w:tabs>
+          <w:tab w:val="num" w:pos="6480"/>
+        </w:tabs>
+        <w:ind w:left="6480" w:hanging="360"/>
+      </w:pPr>
+      <w:rPr>
+        <w:rFonts w:ascii="Wingdings" w:hAnsi="Wingdings" w:hint="default"/>
+        <w:sz w:val="20"/>
+      </w:rPr>
+    </w:lvl>
+  </w:abstractNum>
+  <w:abstractNum w:abstractNumId="1" w15:restartNumberingAfterBreak="0">
     <w:nsid w:val="077674F5"/>
     <w:multiLevelType w:val="multilevel"/>
     <w:tmpl w:val="6DEA4614"/>
@@ -11120,7 +16213,7 @@
       </w:rPr>
     </w:lvl>
   </w:abstractNum>
-  <w:abstractNum w:abstractNumId="1" w15:restartNumberingAfterBreak="0">
+  <w:abstractNum w:abstractNumId="2" w15:restartNumberingAfterBreak="0">
     <w:nsid w:val="08EE4766"/>
     <w:multiLevelType w:val="multilevel"/>
     <w:tmpl w:val="CB867B88"/>
@@ -11269,7 +16362,7 @@
       </w:rPr>
     </w:lvl>
   </w:abstractNum>
-  <w:abstractNum w:abstractNumId="2" w15:restartNumberingAfterBreak="0">
+  <w:abstractNum w:abstractNumId="3" w15:restartNumberingAfterBreak="0">
     <w:nsid w:val="0A9E09B8"/>
     <w:multiLevelType w:val="multilevel"/>
     <w:tmpl w:val="F0BCFDB8"/>
@@ -11418,7 +16511,156 @@
       </w:rPr>
     </w:lvl>
   </w:abstractNum>
-  <w:abstractNum w:abstractNumId="3" w15:restartNumberingAfterBreak="0">
+  <w:abstractNum w:abstractNumId="4" w15:restartNumberingAfterBreak="0">
+    <w:nsid w:val="12724DD0"/>
+    <w:multiLevelType w:val="multilevel"/>
+    <w:tmpl w:val="D10E8C24"/>
+    <w:lvl w:ilvl="0">
+      <w:start w:val="1"/>
+      <w:numFmt w:val="bullet"/>
+      <w:lvlText w:val=""/>
+      <w:lvlJc w:val="left"/>
+      <w:pPr>
+        <w:tabs>
+          <w:tab w:val="num" w:pos="720"/>
+        </w:tabs>
+        <w:ind w:left="720" w:hanging="360"/>
+      </w:pPr>
+      <w:rPr>
+        <w:rFonts w:ascii="Symbol" w:hAnsi="Symbol" w:hint="default"/>
+        <w:sz w:val="20"/>
+      </w:rPr>
+    </w:lvl>
+    <w:lvl w:ilvl="1">
+      <w:start w:val="1"/>
+      <w:numFmt w:val="bullet"/>
+      <w:lvlText w:val="o"/>
+      <w:lvlJc w:val="left"/>
+      <w:pPr>
+        <w:tabs>
+          <w:tab w:val="num" w:pos="1440"/>
+        </w:tabs>
+        <w:ind w:left="1440" w:hanging="360"/>
+      </w:pPr>
+      <w:rPr>
+        <w:rFonts w:ascii="Courier New" w:hAnsi="Courier New" w:hint="default"/>
+        <w:sz w:val="20"/>
+      </w:rPr>
+    </w:lvl>
+    <w:lvl w:ilvl="2">
+      <w:start w:val="1"/>
+      <w:numFmt w:val="bullet"/>
+      <w:lvlText w:val=""/>
+      <w:lvlJc w:val="left"/>
+      <w:pPr>
+        <w:tabs>
+          <w:tab w:val="num" w:pos="2160"/>
+        </w:tabs>
+        <w:ind w:left="2160" w:hanging="360"/>
+      </w:pPr>
+      <w:rPr>
+        <w:rFonts w:ascii="Wingdings" w:hAnsi="Wingdings" w:hint="default"/>
+        <w:sz w:val="20"/>
+      </w:rPr>
+    </w:lvl>
+    <w:lvl w:ilvl="3" w:tentative="1">
+      <w:start w:val="1"/>
+      <w:numFmt w:val="bullet"/>
+      <w:lvlText w:val=""/>
+      <w:lvlJc w:val="left"/>
+      <w:pPr>
+        <w:tabs>
+          <w:tab w:val="num" w:pos="2880"/>
+        </w:tabs>
+        <w:ind w:left="2880" w:hanging="360"/>
+      </w:pPr>
+      <w:rPr>
+        <w:rFonts w:ascii="Wingdings" w:hAnsi="Wingdings" w:hint="default"/>
+        <w:sz w:val="20"/>
+      </w:rPr>
+    </w:lvl>
+    <w:lvl w:ilvl="4" w:tentative="1">
+      <w:start w:val="1"/>
+      <w:numFmt w:val="bullet"/>
+      <w:lvlText w:val=""/>
+      <w:lvlJc w:val="left"/>
+      <w:pPr>
+        <w:tabs>
+          <w:tab w:val="num" w:pos="3600"/>
+        </w:tabs>
+        <w:ind w:left="3600" w:hanging="360"/>
+      </w:pPr>
+      <w:rPr>
+        <w:rFonts w:ascii="Wingdings" w:hAnsi="Wingdings" w:hint="default"/>
+        <w:sz w:val="20"/>
+      </w:rPr>
+    </w:lvl>
+    <w:lvl w:ilvl="5" w:tentative="1">
+      <w:start w:val="1"/>
+      <w:numFmt w:val="bullet"/>
+      <w:lvlText w:val=""/>
+      <w:lvlJc w:val="left"/>
+      <w:pPr>
+        <w:tabs>
+          <w:tab w:val="num" w:pos="4320"/>
+        </w:tabs>
+        <w:ind w:left="4320" w:hanging="360"/>
+      </w:pPr>
+      <w:rPr>
+        <w:rFonts w:ascii="Wingdings" w:hAnsi="Wingdings" w:hint="default"/>
+        <w:sz w:val="20"/>
+      </w:rPr>
+    </w:lvl>
+    <w:lvl w:ilvl="6" w:tentative="1">
+      <w:start w:val="1"/>
+      <w:numFmt w:val="bullet"/>
+      <w:lvlText w:val=""/>
+      <w:lvlJc w:val="left"/>
+      <w:pPr>
+        <w:tabs>
+          <w:tab w:val="num" w:pos="5040"/>
+        </w:tabs>
+        <w:ind w:left="5040" w:hanging="360"/>
+      </w:pPr>
+      <w:rPr>
+        <w:rFonts w:ascii="Wingdings" w:hAnsi="Wingdings" w:hint="default"/>
+        <w:sz w:val="20"/>
+      </w:rPr>
+    </w:lvl>
+    <w:lvl w:ilvl="7" w:tentative="1">
+      <w:start w:val="1"/>
+      <w:numFmt w:val="bullet"/>
+      <w:lvlText w:val=""/>
+      <w:lvlJc w:val="left"/>
+      <w:pPr>
+        <w:tabs>
+          <w:tab w:val="num" w:pos="5760"/>
+        </w:tabs>
+        <w:ind w:left="5760" w:hanging="360"/>
+      </w:pPr>
+      <w:rPr>
+        <w:rFonts w:ascii="Wingdings" w:hAnsi="Wingdings" w:hint="default"/>
+        <w:sz w:val="20"/>
+      </w:rPr>
+    </w:lvl>
+    <w:lvl w:ilvl="8" w:tentative="1">
+      <w:start w:val="1"/>
+      <w:numFmt w:val="bullet"/>
+      <w:lvlText w:val=""/>
+      <w:lvlJc w:val="left"/>
+      <w:pPr>
+        <w:tabs>
+          <w:tab w:val="num" w:pos="6480"/>
+        </w:tabs>
+        <w:ind w:left="6480" w:hanging="360"/>
+      </w:pPr>
+      <w:rPr>
+        <w:rFonts w:ascii="Wingdings" w:hAnsi="Wingdings" w:hint="default"/>
+        <w:sz w:val="20"/>
+      </w:rPr>
+    </w:lvl>
+  </w:abstractNum>
+  <w:abstractNum w:abstractNumId="5" w15:restartNumberingAfterBreak="0">
     <w:nsid w:val="19A91653"/>
     <w:multiLevelType w:val="multilevel"/>
     <w:tmpl w:val="2A9858E4"/>
@@ -11567,7 +16809,305 @@
       </w:rPr>
     </w:lvl>
   </w:abstractNum>
-  <w:abstractNum w:abstractNumId="4" w15:restartNumberingAfterBreak="0">
+  <w:abstractNum w:abstractNumId="6" w15:restartNumberingAfterBreak="0">
+    <w:nsid w:val="28614FF8"/>
+    <w:multiLevelType w:val="multilevel"/>
+    <w:tmpl w:val="26862468"/>
+    <w:lvl w:ilvl="0">
+      <w:start w:val="1"/>
+      <w:numFmt w:val="bullet"/>
+      <w:lvlText w:val=""/>
+      <w:lvlJc w:val="left"/>
+      <w:pPr>
+        <w:tabs>
+          <w:tab w:val="num" w:pos="720"/>
+        </w:tabs>
+        <w:ind w:left="720" w:hanging="360"/>
+      </w:pPr>
+      <w:rPr>
+        <w:rFonts w:ascii="Symbol" w:hAnsi="Symbol" w:hint="default"/>
+        <w:sz w:val="20"/>
+      </w:rPr>
+    </w:lvl>
+    <w:lvl w:ilvl="1">
+      <w:start w:val="1"/>
+      <w:numFmt w:val="bullet"/>
+      <w:lvlText w:val="o"/>
+      <w:lvlJc w:val="left"/>
+      <w:pPr>
+        <w:tabs>
+          <w:tab w:val="num" w:pos="1440"/>
+        </w:tabs>
+        <w:ind w:left="1440" w:hanging="360"/>
+      </w:pPr>
+      <w:rPr>
+        <w:rFonts w:ascii="Courier New" w:hAnsi="Courier New" w:hint="default"/>
+        <w:sz w:val="20"/>
+      </w:rPr>
+    </w:lvl>
+    <w:lvl w:ilvl="2">
+      <w:start w:val="1"/>
+      <w:numFmt w:val="bullet"/>
+      <w:lvlText w:val=""/>
+      <w:lvlJc w:val="left"/>
+      <w:pPr>
+        <w:tabs>
+          <w:tab w:val="num" w:pos="2160"/>
+        </w:tabs>
+        <w:ind w:left="2160" w:hanging="360"/>
+      </w:pPr>
+      <w:rPr>
+        <w:rFonts w:ascii="Wingdings" w:hAnsi="Wingdings" w:hint="default"/>
+        <w:sz w:val="20"/>
+      </w:rPr>
+    </w:lvl>
+    <w:lvl w:ilvl="3" w:tentative="1">
+      <w:start w:val="1"/>
+      <w:numFmt w:val="bullet"/>
+      <w:lvlText w:val=""/>
+      <w:lvlJc w:val="left"/>
+      <w:pPr>
+        <w:tabs>
+          <w:tab w:val="num" w:pos="2880"/>
+        </w:tabs>
+        <w:ind w:left="2880" w:hanging="360"/>
+      </w:pPr>
+      <w:rPr>
+        <w:rFonts w:ascii="Wingdings" w:hAnsi="Wingdings" w:hint="default"/>
+        <w:sz w:val="20"/>
+      </w:rPr>
+    </w:lvl>
+    <w:lvl w:ilvl="4" w:tentative="1">
+      <w:start w:val="1"/>
+      <w:numFmt w:val="bullet"/>
+      <w:lvlText w:val=""/>
+      <w:lvlJc w:val="left"/>
+      <w:pPr>
+        <w:tabs>
+          <w:tab w:val="num" w:pos="3600"/>
+        </w:tabs>
+        <w:ind w:left="3600" w:hanging="360"/>
+      </w:pPr>
+      <w:rPr>
+        <w:rFonts w:ascii="Wingdings" w:hAnsi="Wingdings" w:hint="default"/>
+        <w:sz w:val="20"/>
+      </w:rPr>
+    </w:lvl>
+    <w:lvl w:ilvl="5" w:tentative="1">
+      <w:start w:val="1"/>
+      <w:numFmt w:val="bullet"/>
+      <w:lvlText w:val=""/>
+      <w:lvlJc w:val="left"/>
+      <w:pPr>
+        <w:tabs>
+          <w:tab w:val="num" w:pos="4320"/>
+        </w:tabs>
+        <w:ind w:left="4320" w:hanging="360"/>
+      </w:pPr>
+      <w:rPr>
+        <w:rFonts w:ascii="Wingdings" w:hAnsi="Wingdings" w:hint="default"/>
+        <w:sz w:val="20"/>
+      </w:rPr>
+    </w:lvl>
+    <w:lvl w:ilvl="6" w:tentative="1">
+      <w:start w:val="1"/>
+      <w:numFmt w:val="bullet"/>
+      <w:lvlText w:val=""/>
+      <w:lvlJc w:val="left"/>
+      <w:pPr>
+        <w:tabs>
+          <w:tab w:val="num" w:pos="5040"/>
+        </w:tabs>
+        <w:ind w:left="5040" w:hanging="360"/>
+      </w:pPr>
+      <w:rPr>
+        <w:rFonts w:ascii="Wingdings" w:hAnsi="Wingdings" w:hint="default"/>
+        <w:sz w:val="20"/>
+      </w:rPr>
+    </w:lvl>
+    <w:lvl w:ilvl="7" w:tentative="1">
+      <w:start w:val="1"/>
+      <w:numFmt w:val="bullet"/>
+      <w:lvlText w:val=""/>
+      <w:lvlJc w:val="left"/>
+      <w:pPr>
+        <w:tabs>
+          <w:tab w:val="num" w:pos="5760"/>
+        </w:tabs>
+        <w:ind w:left="5760" w:hanging="360"/>
+      </w:pPr>
+      <w:rPr>
+        <w:rFonts w:ascii="Wingdings" w:hAnsi="Wingdings" w:hint="default"/>
+        <w:sz w:val="20"/>
+      </w:rPr>
+    </w:lvl>
+    <w:lvl w:ilvl="8" w:tentative="1">
+      <w:start w:val="1"/>
+      <w:numFmt w:val="bullet"/>
+      <w:lvlText w:val=""/>
+      <w:lvlJc w:val="left"/>
+      <w:pPr>
+        <w:tabs>
+          <w:tab w:val="num" w:pos="6480"/>
+        </w:tabs>
+        <w:ind w:left="6480" w:hanging="360"/>
+      </w:pPr>
+      <w:rPr>
+        <w:rFonts w:ascii="Wingdings" w:hAnsi="Wingdings" w:hint="default"/>
+        <w:sz w:val="20"/>
+      </w:rPr>
+    </w:lvl>
+  </w:abstractNum>
+  <w:abstractNum w:abstractNumId="7" w15:restartNumberingAfterBreak="0">
+    <w:nsid w:val="2AD157CB"/>
+    <w:multiLevelType w:val="multilevel"/>
+    <w:tmpl w:val="C446677E"/>
+    <w:lvl w:ilvl="0">
+      <w:start w:val="1"/>
+      <w:numFmt w:val="bullet"/>
+      <w:lvlText w:val=""/>
+      <w:lvlJc w:val="left"/>
+      <w:pPr>
+        <w:tabs>
+          <w:tab w:val="num" w:pos="720"/>
+        </w:tabs>
+        <w:ind w:left="720" w:hanging="360"/>
+      </w:pPr>
+      <w:rPr>
+        <w:rFonts w:ascii="Symbol" w:hAnsi="Symbol" w:hint="default"/>
+        <w:sz w:val="20"/>
+      </w:rPr>
+    </w:lvl>
+    <w:lvl w:ilvl="1">
+      <w:start w:val="1"/>
+      <w:numFmt w:val="bullet"/>
+      <w:lvlText w:val="o"/>
+      <w:lvlJc w:val="left"/>
+      <w:pPr>
+        <w:tabs>
+          <w:tab w:val="num" w:pos="1440"/>
+        </w:tabs>
+        <w:ind w:left="1440" w:hanging="360"/>
+      </w:pPr>
+      <w:rPr>
+        <w:rFonts w:ascii="Courier New" w:hAnsi="Courier New" w:hint="default"/>
+        <w:sz w:val="20"/>
+      </w:rPr>
+    </w:lvl>
+    <w:lvl w:ilvl="2">
+      <w:start w:val="1"/>
+      <w:numFmt w:val="bullet"/>
+      <w:lvlText w:val=""/>
+      <w:lvlJc w:val="left"/>
+      <w:pPr>
+        <w:tabs>
+          <w:tab w:val="num" w:pos="2160"/>
+        </w:tabs>
+        <w:ind w:left="2160" w:hanging="360"/>
+      </w:pPr>
+      <w:rPr>
+        <w:rFonts w:ascii="Wingdings" w:hAnsi="Wingdings" w:hint="default"/>
+        <w:sz w:val="20"/>
+      </w:rPr>
+    </w:lvl>
+    <w:lvl w:ilvl="3" w:tentative="1">
+      <w:start w:val="1"/>
+      <w:numFmt w:val="bullet"/>
+      <w:lvlText w:val=""/>
+      <w:lvlJc w:val="left"/>
+      <w:pPr>
+        <w:tabs>
+          <w:tab w:val="num" w:pos="2880"/>
+        </w:tabs>
+        <w:ind w:left="2880" w:hanging="360"/>
+      </w:pPr>
+      <w:rPr>
+        <w:rFonts w:ascii="Wingdings" w:hAnsi="Wingdings" w:hint="default"/>
+        <w:sz w:val="20"/>
+      </w:rPr>
+    </w:lvl>
+    <w:lvl w:ilvl="4" w:tentative="1">
+      <w:start w:val="1"/>
+      <w:numFmt w:val="bullet"/>
+      <w:lvlText w:val=""/>
+      <w:lvlJc w:val="left"/>
+      <w:pPr>
+        <w:tabs>
+          <w:tab w:val="num" w:pos="3600"/>
+        </w:tabs>
+        <w:ind w:left="3600" w:hanging="360"/>
+      </w:pPr>
+      <w:rPr>
+        <w:rFonts w:ascii="Wingdings" w:hAnsi="Wingdings" w:hint="default"/>
+        <w:sz w:val="20"/>
+      </w:rPr>
+    </w:lvl>
+    <w:lvl w:ilvl="5" w:tentative="1">
+      <w:start w:val="1"/>
+      <w:numFmt w:val="bullet"/>
+      <w:lvlText w:val=""/>
+      <w:lvlJc w:val="left"/>
+      <w:pPr>
+        <w:tabs>
+          <w:tab w:val="num" w:pos="4320"/>
+        </w:tabs>
+        <w:ind w:left="4320" w:hanging="360"/>
+      </w:pPr>
+      <w:rPr>
+        <w:rFonts w:ascii="Wingdings" w:hAnsi="Wingdings" w:hint="default"/>
+        <w:sz w:val="20"/>
+      </w:rPr>
+    </w:lvl>
+    <w:lvl w:ilvl="6" w:tentative="1">
+      <w:start w:val="1"/>
+      <w:numFmt w:val="bullet"/>
+      <w:lvlText w:val=""/>
+      <w:lvlJc w:val="left"/>
+      <w:pPr>
+        <w:tabs>
+          <w:tab w:val="num" w:pos="5040"/>
+        </w:tabs>
+        <w:ind w:left="5040" w:hanging="360"/>
+      </w:pPr>
+      <w:rPr>
+        <w:rFonts w:ascii="Wingdings" w:hAnsi="Wingdings" w:hint="default"/>
+        <w:sz w:val="20"/>
+      </w:rPr>
+    </w:lvl>
+    <w:lvl w:ilvl="7" w:tentative="1">
+      <w:start w:val="1"/>
+      <w:numFmt w:val="bullet"/>
+      <w:lvlText w:val=""/>
+      <w:lvlJc w:val="left"/>
+      <w:pPr>
+        <w:tabs>
+          <w:tab w:val="num" w:pos="5760"/>
+        </w:tabs>
+        <w:ind w:left="5760" w:hanging="360"/>
+      </w:pPr>
+      <w:rPr>
+        <w:rFonts w:ascii="Wingdings" w:hAnsi="Wingdings" w:hint="default"/>
+        <w:sz w:val="20"/>
+      </w:rPr>
+    </w:lvl>
+    <w:lvl w:ilvl="8" w:tentative="1">
+      <w:start w:val="1"/>
+      <w:numFmt w:val="bullet"/>
+      <w:lvlText w:val=""/>
+      <w:lvlJc w:val="left"/>
+      <w:pPr>
+        <w:tabs>
+          <w:tab w:val="num" w:pos="6480"/>
+        </w:tabs>
+        <w:ind w:left="6480" w:hanging="360"/>
+      </w:pPr>
+      <w:rPr>
+        <w:rFonts w:ascii="Wingdings" w:hAnsi="Wingdings" w:hint="default"/>
+        <w:sz w:val="20"/>
+      </w:rPr>
+    </w:lvl>
+  </w:abstractNum>
+  <w:abstractNum w:abstractNumId="8" w15:restartNumberingAfterBreak="0">
     <w:nsid w:val="30584D6A"/>
     <w:multiLevelType w:val="multilevel"/>
     <w:tmpl w:val="43BE3BFE"/>
@@ -11716,7 +17256,7 @@
       </w:rPr>
     </w:lvl>
   </w:abstractNum>
-  <w:abstractNum w:abstractNumId="5" w15:restartNumberingAfterBreak="0">
+  <w:abstractNum w:abstractNumId="9" w15:restartNumberingAfterBreak="0">
     <w:nsid w:val="37740AC9"/>
     <w:multiLevelType w:val="multilevel"/>
     <w:tmpl w:val="D952C83E"/>
@@ -11865,7 +17405,7 @@
       </w:rPr>
     </w:lvl>
   </w:abstractNum>
-  <w:abstractNum w:abstractNumId="6" w15:restartNumberingAfterBreak="0">
+  <w:abstractNum w:abstractNumId="10" w15:restartNumberingAfterBreak="0">
     <w:nsid w:val="3AE47C4C"/>
     <w:multiLevelType w:val="multilevel"/>
     <w:tmpl w:val="607275D0"/>
@@ -12014,7 +17554,7 @@
       </w:rPr>
     </w:lvl>
   </w:abstractNum>
-  <w:abstractNum w:abstractNumId="7" w15:restartNumberingAfterBreak="0">
+  <w:abstractNum w:abstractNumId="11" w15:restartNumberingAfterBreak="0">
     <w:nsid w:val="4883104E"/>
     <w:multiLevelType w:val="multilevel"/>
     <w:tmpl w:val="53C2B566"/>
@@ -12163,7 +17703,7 @@
       </w:rPr>
     </w:lvl>
   </w:abstractNum>
-  <w:abstractNum w:abstractNumId="8" w15:restartNumberingAfterBreak="0">
+  <w:abstractNum w:abstractNumId="12" w15:restartNumberingAfterBreak="0">
     <w:nsid w:val="492A11DB"/>
     <w:multiLevelType w:val="hybridMultilevel"/>
     <w:tmpl w:val="B2A4EE38"/>
@@ -12253,7 +17793,7 @@
       </w:pPr>
     </w:lvl>
   </w:abstractNum>
-  <w:abstractNum w:abstractNumId="9" w15:restartNumberingAfterBreak="0">
+  <w:abstractNum w:abstractNumId="13" w15:restartNumberingAfterBreak="0">
     <w:nsid w:val="4F181677"/>
     <w:multiLevelType w:val="multilevel"/>
     <w:tmpl w:val="0E4A7D2C"/>
@@ -12402,7 +17942,7 @@
       </w:rPr>
     </w:lvl>
   </w:abstractNum>
-  <w:abstractNum w:abstractNumId="10" w15:restartNumberingAfterBreak="0">
+  <w:abstractNum w:abstractNumId="14" w15:restartNumberingAfterBreak="0">
     <w:nsid w:val="51057257"/>
     <w:multiLevelType w:val="multilevel"/>
     <w:tmpl w:val="6DF48A10"/>
@@ -12551,7 +18091,156 @@
       </w:rPr>
     </w:lvl>
   </w:abstractNum>
-  <w:abstractNum w:abstractNumId="11" w15:restartNumberingAfterBreak="0">
+  <w:abstractNum w:abstractNumId="15" w15:restartNumberingAfterBreak="0">
+    <w:nsid w:val="56914367"/>
+    <w:multiLevelType w:val="multilevel"/>
+    <w:tmpl w:val="EF285BA8"/>
+    <w:lvl w:ilvl="0">
+      <w:start w:val="1"/>
+      <w:numFmt w:val="bullet"/>
+      <w:lvlText w:val=""/>
+      <w:lvlJc w:val="left"/>
+      <w:pPr>
+        <w:tabs>
+          <w:tab w:val="num" w:pos="720"/>
+        </w:tabs>
+        <w:ind w:left="720" w:hanging="360"/>
+      </w:pPr>
+      <w:rPr>
+        <w:rFonts w:ascii="Symbol" w:hAnsi="Symbol" w:hint="default"/>
+        <w:sz w:val="20"/>
+      </w:rPr>
+    </w:lvl>
+    <w:lvl w:ilvl="1">
+      <w:start w:val="1"/>
+      <w:numFmt w:val="bullet"/>
+      <w:lvlText w:val="o"/>
+      <w:lvlJc w:val="left"/>
+      <w:pPr>
+        <w:tabs>
+          <w:tab w:val="num" w:pos="1440"/>
+        </w:tabs>
+        <w:ind w:left="1440" w:hanging="360"/>
+      </w:pPr>
+      <w:rPr>
+        <w:rFonts w:ascii="Courier New" w:hAnsi="Courier New" w:hint="default"/>
+        <w:sz w:val="20"/>
+      </w:rPr>
+    </w:lvl>
+    <w:lvl w:ilvl="2">
+      <w:start w:val="1"/>
+      <w:numFmt w:val="bullet"/>
+      <w:lvlText w:val=""/>
+      <w:lvlJc w:val="left"/>
+      <w:pPr>
+        <w:tabs>
+          <w:tab w:val="num" w:pos="2160"/>
+        </w:tabs>
+        <w:ind w:left="2160" w:hanging="360"/>
+      </w:pPr>
+      <w:rPr>
+        <w:rFonts w:ascii="Wingdings" w:hAnsi="Wingdings" w:hint="default"/>
+        <w:sz w:val="20"/>
+      </w:rPr>
+    </w:lvl>
+    <w:lvl w:ilvl="3">
+      <w:start w:val="1"/>
+      <w:numFmt w:val="bullet"/>
+      <w:lvlText w:val=""/>
+      <w:lvlJc w:val="left"/>
+      <w:pPr>
+        <w:tabs>
+          <w:tab w:val="num" w:pos="2880"/>
+        </w:tabs>
+        <w:ind w:left="2880" w:hanging="360"/>
+      </w:pPr>
+      <w:rPr>
+        <w:rFonts w:ascii="Wingdings" w:hAnsi="Wingdings" w:hint="default"/>
+        <w:sz w:val="20"/>
+      </w:rPr>
+    </w:lvl>
+    <w:lvl w:ilvl="4" w:tentative="1">
+      <w:start w:val="1"/>
+      <w:numFmt w:val="bullet"/>
+      <w:lvlText w:val=""/>
+      <w:lvlJc w:val="left"/>
+      <w:pPr>
+        <w:tabs>
+          <w:tab w:val="num" w:pos="3600"/>
+        </w:tabs>
+        <w:ind w:left="3600" w:hanging="360"/>
+      </w:pPr>
+      <w:rPr>
+        <w:rFonts w:ascii="Wingdings" w:hAnsi="Wingdings" w:hint="default"/>
+        <w:sz w:val="20"/>
+      </w:rPr>
+    </w:lvl>
+    <w:lvl w:ilvl="5" w:tentative="1">
+      <w:start w:val="1"/>
+      <w:numFmt w:val="bullet"/>
+      <w:lvlText w:val=""/>
+      <w:lvlJc w:val="left"/>
+      <w:pPr>
+        <w:tabs>
+          <w:tab w:val="num" w:pos="4320"/>
+        </w:tabs>
+        <w:ind w:left="4320" w:hanging="360"/>
+      </w:pPr>
+      <w:rPr>
+        <w:rFonts w:ascii="Wingdings" w:hAnsi="Wingdings" w:hint="default"/>
+        <w:sz w:val="20"/>
+      </w:rPr>
+    </w:lvl>
+    <w:lvl w:ilvl="6" w:tentative="1">
+      <w:start w:val="1"/>
+      <w:numFmt w:val="bullet"/>
+      <w:lvlText w:val=""/>
+      <w:lvlJc w:val="left"/>
+      <w:pPr>
+        <w:tabs>
+          <w:tab w:val="num" w:pos="5040"/>
+        </w:tabs>
+        <w:ind w:left="5040" w:hanging="360"/>
+      </w:pPr>
+      <w:rPr>
+        <w:rFonts w:ascii="Wingdings" w:hAnsi="Wingdings" w:hint="default"/>
+        <w:sz w:val="20"/>
+      </w:rPr>
+    </w:lvl>
+    <w:lvl w:ilvl="7" w:tentative="1">
+      <w:start w:val="1"/>
+      <w:numFmt w:val="bullet"/>
+      <w:lvlText w:val=""/>
+      <w:lvlJc w:val="left"/>
+      <w:pPr>
+        <w:tabs>
+          <w:tab w:val="num" w:pos="5760"/>
+        </w:tabs>
+        <w:ind w:left="5760" w:hanging="360"/>
+      </w:pPr>
+      <w:rPr>
+        <w:rFonts w:ascii="Wingdings" w:hAnsi="Wingdings" w:hint="default"/>
+        <w:sz w:val="20"/>
+      </w:rPr>
+    </w:lvl>
+    <w:lvl w:ilvl="8" w:tentative="1">
+      <w:start w:val="1"/>
+      <w:numFmt w:val="bullet"/>
+      <w:lvlText w:val=""/>
+      <w:lvlJc w:val="left"/>
+      <w:pPr>
+        <w:tabs>
+          <w:tab w:val="num" w:pos="6480"/>
+        </w:tabs>
+        <w:ind w:left="6480" w:hanging="360"/>
+      </w:pPr>
+      <w:rPr>
+        <w:rFonts w:ascii="Wingdings" w:hAnsi="Wingdings" w:hint="default"/>
+        <w:sz w:val="20"/>
+      </w:rPr>
+    </w:lvl>
+  </w:abstractNum>
+  <w:abstractNum w:abstractNumId="16" w15:restartNumberingAfterBreak="0">
     <w:nsid w:val="574C391D"/>
     <w:multiLevelType w:val="multilevel"/>
     <w:tmpl w:val="90B60CFC"/>
@@ -12700,7 +18389,7 @@
       </w:rPr>
     </w:lvl>
   </w:abstractNum>
-  <w:abstractNum w:abstractNumId="12" w15:restartNumberingAfterBreak="0">
+  <w:abstractNum w:abstractNumId="17" w15:restartNumberingAfterBreak="0">
     <w:nsid w:val="5B983000"/>
     <w:multiLevelType w:val="multilevel"/>
     <w:tmpl w:val="3FE22090"/>
@@ -12849,7 +18538,7 @@
       </w:rPr>
     </w:lvl>
   </w:abstractNum>
-  <w:abstractNum w:abstractNumId="13" w15:restartNumberingAfterBreak="0">
+  <w:abstractNum w:abstractNumId="18" w15:restartNumberingAfterBreak="0">
     <w:nsid w:val="5E90796B"/>
     <w:multiLevelType w:val="multilevel"/>
     <w:tmpl w:val="B56C7074"/>
@@ -12998,7 +18687,7 @@
       </w:rPr>
     </w:lvl>
   </w:abstractNum>
-  <w:abstractNum w:abstractNumId="14" w15:restartNumberingAfterBreak="0">
+  <w:abstractNum w:abstractNumId="19" w15:restartNumberingAfterBreak="0">
     <w:nsid w:val="62797A30"/>
     <w:multiLevelType w:val="multilevel"/>
     <w:tmpl w:val="BDE46BAA"/>
@@ -13147,7 +18836,7 @@
       </w:rPr>
     </w:lvl>
   </w:abstractNum>
-  <w:abstractNum w:abstractNumId="15" w15:restartNumberingAfterBreak="0">
+  <w:abstractNum w:abstractNumId="20" w15:restartNumberingAfterBreak="0">
     <w:nsid w:val="64C64CCF"/>
     <w:multiLevelType w:val="multilevel"/>
     <w:tmpl w:val="ED300250"/>
@@ -13296,7 +18985,7 @@
       </w:rPr>
     </w:lvl>
   </w:abstractNum>
-  <w:abstractNum w:abstractNumId="16" w15:restartNumberingAfterBreak="0">
+  <w:abstractNum w:abstractNumId="21" w15:restartNumberingAfterBreak="0">
     <w:nsid w:val="6CDA41A4"/>
     <w:multiLevelType w:val="multilevel"/>
     <w:tmpl w:val="E7BA56F8"/>
@@ -13445,7 +19134,7 @@
       </w:rPr>
     </w:lvl>
   </w:abstractNum>
-  <w:abstractNum w:abstractNumId="17" w15:restartNumberingAfterBreak="0">
+  <w:abstractNum w:abstractNumId="22" w15:restartNumberingAfterBreak="0">
     <w:nsid w:val="6FF6724B"/>
     <w:multiLevelType w:val="multilevel"/>
     <w:tmpl w:val="0B726548"/>
@@ -13594,7 +19283,7 @@
       </w:rPr>
     </w:lvl>
   </w:abstractNum>
-  <w:abstractNum w:abstractNumId="18" w15:restartNumberingAfterBreak="0">
+  <w:abstractNum w:abstractNumId="23" w15:restartNumberingAfterBreak="0">
     <w:nsid w:val="788D0AD3"/>
     <w:multiLevelType w:val="multilevel"/>
     <w:tmpl w:val="BF68AE1C"/>
@@ -13743,7 +19432,7 @@
       </w:rPr>
     </w:lvl>
   </w:abstractNum>
-  <w:abstractNum w:abstractNumId="19" w15:restartNumberingAfterBreak="0">
+  <w:abstractNum w:abstractNumId="24" w15:restartNumberingAfterBreak="0">
     <w:nsid w:val="7BE24ED3"/>
     <w:multiLevelType w:val="multilevel"/>
     <w:tmpl w:val="5BAE9404"/>
@@ -13856,7 +19545,7 @@
       </w:pPr>
     </w:lvl>
   </w:abstractNum>
-  <w:abstractNum w:abstractNumId="20" w15:restartNumberingAfterBreak="0">
+  <w:abstractNum w:abstractNumId="25" w15:restartNumberingAfterBreak="0">
     <w:nsid w:val="7EF97C71"/>
     <w:multiLevelType w:val="multilevel"/>
     <w:tmpl w:val="A5E4C3A2"/>
@@ -14006,66 +19695,81 @@
     </w:lvl>
   </w:abstractNum>
   <w:num w:numId="1" w16cid:durableId="129589667">
+    <w:abstractNumId w:val="14"/>
+  </w:num>
+  <w:num w:numId="2" w16cid:durableId="68817187">
+    <w:abstractNumId w:val="20"/>
+  </w:num>
+  <w:num w:numId="3" w16cid:durableId="968901565">
+    <w:abstractNumId w:val="12"/>
+  </w:num>
+  <w:num w:numId="4" w16cid:durableId="198014462">
+    <w:abstractNumId w:val="23"/>
+  </w:num>
+  <w:num w:numId="5" w16cid:durableId="996883222">
+    <w:abstractNumId w:val="18"/>
+  </w:num>
+  <w:num w:numId="6" w16cid:durableId="1918900751">
+    <w:abstractNumId w:val="21"/>
+  </w:num>
+  <w:num w:numId="7" w16cid:durableId="1413548444">
+    <w:abstractNumId w:val="17"/>
+  </w:num>
+  <w:num w:numId="8" w16cid:durableId="1691182210">
+    <w:abstractNumId w:val="19"/>
+  </w:num>
+  <w:num w:numId="9" w16cid:durableId="1377318608">
+    <w:abstractNumId w:val="5"/>
+  </w:num>
+  <w:num w:numId="10" w16cid:durableId="1873496705">
+    <w:abstractNumId w:val="1"/>
+  </w:num>
+  <w:num w:numId="11" w16cid:durableId="1876775338">
+    <w:abstractNumId w:val="22"/>
+  </w:num>
+  <w:num w:numId="12" w16cid:durableId="1123158932">
+    <w:abstractNumId w:val="9"/>
+  </w:num>
+  <w:num w:numId="13" w16cid:durableId="805974302">
+    <w:abstractNumId w:val="16"/>
+  </w:num>
+  <w:num w:numId="14" w16cid:durableId="522327648">
+    <w:abstractNumId w:val="3"/>
+  </w:num>
+  <w:num w:numId="15" w16cid:durableId="2020228893">
+    <w:abstractNumId w:val="24"/>
+  </w:num>
+  <w:num w:numId="16" w16cid:durableId="1084912526">
+    <w:abstractNumId w:val="11"/>
+  </w:num>
+  <w:num w:numId="17" w16cid:durableId="1066034193">
+    <w:abstractNumId w:val="13"/>
+  </w:num>
+  <w:num w:numId="18" w16cid:durableId="1638797440">
+    <w:abstractNumId w:val="25"/>
+  </w:num>
+  <w:num w:numId="19" w16cid:durableId="330570773">
     <w:abstractNumId w:val="10"/>
   </w:num>
-  <w:num w:numId="2" w16cid:durableId="68817187">
+  <w:num w:numId="20" w16cid:durableId="1268738419">
+    <w:abstractNumId w:val="2"/>
+  </w:num>
+  <w:num w:numId="21" w16cid:durableId="2126345972">
+    <w:abstractNumId w:val="8"/>
+  </w:num>
+  <w:num w:numId="22" w16cid:durableId="981302911">
+    <w:abstractNumId w:val="0"/>
+  </w:num>
+  <w:num w:numId="23" w16cid:durableId="449252257">
+    <w:abstractNumId w:val="6"/>
+  </w:num>
+  <w:num w:numId="24" w16cid:durableId="1256129576">
     <w:abstractNumId w:val="15"/>
   </w:num>
-  <w:num w:numId="3" w16cid:durableId="968901565">
-    <w:abstractNumId w:val="8"/>
-  </w:num>
-  <w:num w:numId="4" w16cid:durableId="198014462">
-    <w:abstractNumId w:val="18"/>
-  </w:num>
-  <w:num w:numId="5" w16cid:durableId="996883222">
-    <w:abstractNumId w:val="13"/>
-  </w:num>
-  <w:num w:numId="6" w16cid:durableId="1918900751">
-    <w:abstractNumId w:val="16"/>
-  </w:num>
-  <w:num w:numId="7" w16cid:durableId="1413548444">
-    <w:abstractNumId w:val="12"/>
-  </w:num>
-  <w:num w:numId="8" w16cid:durableId="1691182210">
-    <w:abstractNumId w:val="14"/>
-  </w:num>
-  <w:num w:numId="9" w16cid:durableId="1377318608">
-    <w:abstractNumId w:val="3"/>
-  </w:num>
-  <w:num w:numId="10" w16cid:durableId="1873496705">
-    <w:abstractNumId w:val="0"/>
-  </w:num>
-  <w:num w:numId="11" w16cid:durableId="1876775338">
-    <w:abstractNumId w:val="17"/>
-  </w:num>
-  <w:num w:numId="12" w16cid:durableId="1123158932">
-    <w:abstractNumId w:val="5"/>
-  </w:num>
-  <w:num w:numId="13" w16cid:durableId="805974302">
-    <w:abstractNumId w:val="11"/>
-  </w:num>
-  <w:num w:numId="14" w16cid:durableId="522327648">
-    <w:abstractNumId w:val="2"/>
-  </w:num>
-  <w:num w:numId="15" w16cid:durableId="2020228893">
-    <w:abstractNumId w:val="19"/>
-  </w:num>
-  <w:num w:numId="16" w16cid:durableId="1084912526">
+  <w:num w:numId="25" w16cid:durableId="1654723965">
     <w:abstractNumId w:val="7"/>
   </w:num>
-  <w:num w:numId="17" w16cid:durableId="1066034193">
-    <w:abstractNumId w:val="9"/>
-  </w:num>
-  <w:num w:numId="18" w16cid:durableId="1638797440">
-    <w:abstractNumId w:val="20"/>
-  </w:num>
-  <w:num w:numId="19" w16cid:durableId="330570773">
-    <w:abstractNumId w:val="6"/>
-  </w:num>
-  <w:num w:numId="20" w16cid:durableId="1268738419">
-    <w:abstractNumId w:val="1"/>
-  </w:num>
-  <w:num w:numId="21" w16cid:durableId="2126345972">
+  <w:num w:numId="26" w16cid:durableId="1636369421">
     <w:abstractNumId w:val="4"/>
   </w:num>
 </w:numbering>
